--- a/GlobalCompass_Trademark_Application_3.docx
+++ b/GlobalCompass_Trademark_Application_3.docx
@@ -163,8 +163,19 @@
           <w:color w:val="0D1F4A"/>
           <w:lang w:val="en-US"/>
         </w:rPr>
-        <w:t>Applicant: Susselt</w:t>
-      </w:r>
+        <w:t xml:space="preserve">Applicant: </w:t>
+      </w:r>
+      <w:proofErr w:type="spellStart"/>
+      <w:r>
+        <w:rPr>
+          <w:i/>
+          <w:iCs/>
+          <w:color w:val="0D1F4A"/>
+          <w:lang w:val="en-US"/>
+        </w:rPr>
+        <w:t>Susselt</w:t>
+      </w:r>
+      <w:proofErr w:type="spellEnd"/>
     </w:p>
     <w:p>
       <w:pPr>
@@ -244,7 +255,39 @@
           <w:color w:val="0D1F4A"/>
           <w:lang w:val="en-US"/>
         </w:rPr>
-        <w:t>This document has been prepared to assist Susselt in filing trademark applications for the GlobalCompass brand. It contains all the information needed to file in the UAE and internationally.</w:t>
+        <w:t xml:space="preserve">This document has been prepared to assist </w:t>
+      </w:r>
+      <w:proofErr w:type="spellStart"/>
+      <w:r>
+        <w:rPr>
+          <w:color w:val="0D1F4A"/>
+          <w:lang w:val="en-US"/>
+        </w:rPr>
+        <w:t>Susselt</w:t>
+      </w:r>
+      <w:proofErr w:type="spellEnd"/>
+      <w:r>
+        <w:rPr>
+          <w:color w:val="0D1F4A"/>
+          <w:lang w:val="en-US"/>
+        </w:rPr>
+        <w:t xml:space="preserve"> in filing trademark applications for the </w:t>
+      </w:r>
+      <w:proofErr w:type="spellStart"/>
+      <w:r>
+        <w:rPr>
+          <w:color w:val="0D1F4A"/>
+          <w:lang w:val="en-US"/>
+        </w:rPr>
+        <w:t>GlobalCompass</w:t>
+      </w:r>
+      <w:proofErr w:type="spellEnd"/>
+      <w:r>
+        <w:rPr>
+          <w:color w:val="0D1F4A"/>
+          <w:lang w:val="en-US"/>
+        </w:rPr>
+        <w:t xml:space="preserve"> brand. It contains all the information needed to file in the UAE and internationally.</w:t>
       </w:r>
     </w:p>
     <w:p>
@@ -394,7 +437,39 @@
           <w:color w:val="0D1F4A"/>
           <w:lang w:val="en-US"/>
         </w:rPr>
-        <w:t>A wholly original brand name created by Susselt in 2025. No prior trademark exists for GlobalCompass in the education services category in the UAE or internationally.</w:t>
+        <w:t xml:space="preserve">A wholly original brand name created by </w:t>
+      </w:r>
+      <w:proofErr w:type="spellStart"/>
+      <w:r>
+        <w:rPr>
+          <w:color w:val="0D1F4A"/>
+          <w:lang w:val="en-US"/>
+        </w:rPr>
+        <w:t>Susselt</w:t>
+      </w:r>
+      <w:proofErr w:type="spellEnd"/>
+      <w:r>
+        <w:rPr>
+          <w:color w:val="0D1F4A"/>
+          <w:lang w:val="en-US"/>
+        </w:rPr>
+        <w:t xml:space="preserve"> in 2025. No prior trademark exists for </w:t>
+      </w:r>
+      <w:proofErr w:type="spellStart"/>
+      <w:r>
+        <w:rPr>
+          <w:color w:val="0D1F4A"/>
+          <w:lang w:val="en-US"/>
+        </w:rPr>
+        <w:t>GlobalCompass</w:t>
+      </w:r>
+      <w:proofErr w:type="spellEnd"/>
+      <w:r>
+        <w:rPr>
+          <w:color w:val="0D1F4A"/>
+          <w:lang w:val="en-US"/>
+        </w:rPr>
+        <w:t xml:space="preserve"> in the education services category in the UAE or internationally.</w:t>
       </w:r>
     </w:p>
     <w:p>
@@ -432,7 +507,23 @@
           <w:color w:val="0D1F4A"/>
           <w:lang w:val="en-US"/>
         </w:rPr>
-        <w:t>The specific visual treatment of the GlobalCompass name:</w:t>
+        <w:t xml:space="preserve">The specific visual treatment of the </w:t>
+      </w:r>
+      <w:proofErr w:type="spellStart"/>
+      <w:r>
+        <w:rPr>
+          <w:color w:val="0D1F4A"/>
+          <w:lang w:val="en-US"/>
+        </w:rPr>
+        <w:t>GlobalCompass</w:t>
+      </w:r>
+      <w:proofErr w:type="spellEnd"/>
+      <w:r>
+        <w:rPr>
+          <w:color w:val="0D1F4A"/>
+          <w:lang w:val="en-US"/>
+        </w:rPr>
+        <w:t xml:space="preserve"> name:</w:t>
       </w:r>
     </w:p>
     <w:p>
@@ -508,8 +599,58 @@
         <w:rPr>
           <w:color w:val="0D1F4A"/>
         </w:rPr>
-        <w:t>Montserrat typeface — customised letterform treatment</w:t>
-      </w:r>
+        <w:t xml:space="preserve">Montserrat </w:t>
+      </w:r>
+      <w:proofErr w:type="spellStart"/>
+      <w:r>
+        <w:rPr>
+          <w:color w:val="0D1F4A"/>
+        </w:rPr>
+        <w:t>typeface</w:t>
+      </w:r>
+      <w:proofErr w:type="spellEnd"/>
+      <w:r>
+        <w:rPr>
+          <w:color w:val="0D1F4A"/>
+        </w:rPr>
+        <w:t xml:space="preserve"> — </w:t>
+      </w:r>
+      <w:proofErr w:type="spellStart"/>
+      <w:r>
+        <w:rPr>
+          <w:color w:val="0D1F4A"/>
+        </w:rPr>
+        <w:t>customised</w:t>
+      </w:r>
+      <w:proofErr w:type="spellEnd"/>
+      <w:r>
+        <w:rPr>
+          <w:color w:val="0D1F4A"/>
+        </w:rPr>
+        <w:t xml:space="preserve"> </w:t>
+      </w:r>
+      <w:proofErr w:type="spellStart"/>
+      <w:r>
+        <w:rPr>
+          <w:color w:val="0D1F4A"/>
+        </w:rPr>
+        <w:t>letterform</w:t>
+      </w:r>
+      <w:proofErr w:type="spellEnd"/>
+      <w:r>
+        <w:rPr>
+          <w:color w:val="0D1F4A"/>
+        </w:rPr>
+        <w:t xml:space="preserve"> </w:t>
+      </w:r>
+      <w:proofErr w:type="spellStart"/>
+      <w:r>
+        <w:rPr>
+          <w:color w:val="0D1F4A"/>
+        </w:rPr>
+        <w:t>treatment</w:t>
+      </w:r>
+      <w:proofErr w:type="spellEnd"/>
     </w:p>
     <w:p>
       <w:pPr>
@@ -524,8 +665,16 @@
         <w:rPr>
           <w:color w:val="0D1F4A"/>
         </w:rPr>
-        <w:t>1.3 The Logo Icon</w:t>
-      </w:r>
+        <w:t xml:space="preserve">1.3 The Logo </w:t>
+      </w:r>
+      <w:proofErr w:type="spellStart"/>
+      <w:r>
+        <w:rPr>
+          <w:color w:val="0D1F4A"/>
+        </w:rPr>
+        <w:t>Icon</w:t>
+      </w:r>
+      <w:proofErr w:type="spellEnd"/>
     </w:p>
     <w:p>
       <w:pPr>
@@ -539,7 +688,23 @@
           <w:color w:val="0D1F4A"/>
           <w:lang w:val="en-US"/>
         </w:rPr>
-        <w:t>The GlobalCompass globe-with-needle icon:</w:t>
+        <w:t xml:space="preserve">The </w:t>
+      </w:r>
+      <w:proofErr w:type="spellStart"/>
+      <w:r>
+        <w:rPr>
+          <w:color w:val="0D1F4A"/>
+          <w:lang w:val="en-US"/>
+        </w:rPr>
+        <w:t>GlobalCompass</w:t>
+      </w:r>
+      <w:proofErr w:type="spellEnd"/>
+      <w:r>
+        <w:rPr>
+          <w:color w:val="0D1F4A"/>
+          <w:lang w:val="en-US"/>
+        </w:rPr>
+        <w:t xml:space="preserve"> globe-with-needle icon:</w:t>
       </w:r>
     </w:p>
     <w:p>
@@ -619,8 +784,17 @@
           <w:color w:val="0D1F4A"/>
           <w:lang w:val="en-US"/>
         </w:rPr>
-        <w:t>Original SVG design created exclusively for GlobalCompass</w:t>
-      </w:r>
+        <w:t xml:space="preserve">Original SVG design created exclusively for </w:t>
+      </w:r>
+      <w:proofErr w:type="spellStart"/>
+      <w:r>
+        <w:rPr>
+          <w:color w:val="0D1F4A"/>
+          <w:lang w:val="en-US"/>
+        </w:rPr>
+        <w:t>GlobalCompass</w:t>
+      </w:r>
+      <w:proofErr w:type="spellEnd"/>
     </w:p>
     <w:p>
       <w:pPr>
@@ -678,7 +852,23 @@
           <w:color w:val="0D1F4A"/>
           <w:lang w:val="en-US"/>
         </w:rPr>
-        <w:t>An original phrase created exclusively for GlobalCompass. No prior use of this exact phrase in the education services industry has been identified.</w:t>
+        <w:t xml:space="preserve">An original phrase created exclusively for </w:t>
+      </w:r>
+      <w:proofErr w:type="spellStart"/>
+      <w:r>
+        <w:rPr>
+          <w:color w:val="0D1F4A"/>
+          <w:lang w:val="en-US"/>
+        </w:rPr>
+        <w:t>GlobalCompass</w:t>
+      </w:r>
+      <w:proofErr w:type="spellEnd"/>
+      <w:r>
+        <w:rPr>
+          <w:color w:val="0D1F4A"/>
+          <w:lang w:val="en-US"/>
+        </w:rPr>
+        <w:t>. No prior use of this exact phrase in the education services industry has been identified.</w:t>
       </w:r>
     </w:p>
     <w:p>
@@ -716,7 +906,23 @@
           <w:color w:val="0D1F4A"/>
           <w:lang w:val="en-US"/>
         </w:rPr>
-        <w:t>The Backwards Career Simulator — a world-first educational tool that maps a student's career dream backwards to specific subject choices, hidden university requirements and workload analysis. This concept was created and first implemented by Susselt in June 2026.</w:t>
+        <w:t xml:space="preserve">The Backwards Career Simulator — a world-first educational tool that maps a student's career dream backwards to specific subject choices, hidden university requirements and workload analysis. This concept was created and first implemented by </w:t>
+      </w:r>
+      <w:proofErr w:type="spellStart"/>
+      <w:r>
+        <w:rPr>
+          <w:color w:val="0D1F4A"/>
+          <w:lang w:val="en-US"/>
+        </w:rPr>
+        <w:t>Susselt</w:t>
+      </w:r>
+      <w:proofErr w:type="spellEnd"/>
+      <w:r>
+        <w:rPr>
+          <w:color w:val="0D1F4A"/>
+          <w:lang w:val="en-US"/>
+        </w:rPr>
+        <w:t xml:space="preserve"> in June 2026.</w:t>
       </w:r>
     </w:p>
     <w:p>
@@ -756,11 +962,103 @@
         </w:rPr>
         <w:t xml:space="preserve">Trademarks are registered under international Nice Classification classes. </w:t>
       </w:r>
-      <w:r>
-        <w:rPr>
-          <w:color w:val="0D1F4A"/>
-        </w:rPr>
-        <w:t>GlobalCompass should be registered under the following classes:</w:t>
+      <w:proofErr w:type="spellStart"/>
+      <w:r>
+        <w:rPr>
+          <w:color w:val="0D1F4A"/>
+        </w:rPr>
+        <w:t>GlobalCompass</w:t>
+      </w:r>
+      <w:proofErr w:type="spellEnd"/>
+      <w:r>
+        <w:rPr>
+          <w:color w:val="0D1F4A"/>
+        </w:rPr>
+        <w:t xml:space="preserve"> </w:t>
+      </w:r>
+      <w:proofErr w:type="spellStart"/>
+      <w:r>
+        <w:rPr>
+          <w:color w:val="0D1F4A"/>
+        </w:rPr>
+        <w:t>should</w:t>
+      </w:r>
+      <w:proofErr w:type="spellEnd"/>
+      <w:r>
+        <w:rPr>
+          <w:color w:val="0D1F4A"/>
+        </w:rPr>
+        <w:t xml:space="preserve"> be </w:t>
+      </w:r>
+      <w:proofErr w:type="spellStart"/>
+      <w:r>
+        <w:rPr>
+          <w:color w:val="0D1F4A"/>
+        </w:rPr>
+        <w:t>registered</w:t>
+      </w:r>
+      <w:proofErr w:type="spellEnd"/>
+      <w:r>
+        <w:rPr>
+          <w:color w:val="0D1F4A"/>
+        </w:rPr>
+        <w:t xml:space="preserve"> </w:t>
+      </w:r>
+      <w:proofErr w:type="spellStart"/>
+      <w:r>
+        <w:rPr>
+          <w:color w:val="0D1F4A"/>
+        </w:rPr>
+        <w:t>under</w:t>
+      </w:r>
+      <w:proofErr w:type="spellEnd"/>
+      <w:r>
+        <w:rPr>
+          <w:color w:val="0D1F4A"/>
+        </w:rPr>
+        <w:t xml:space="preserve"> </w:t>
+      </w:r>
+      <w:proofErr w:type="spellStart"/>
+      <w:r>
+        <w:rPr>
+          <w:color w:val="0D1F4A"/>
+        </w:rPr>
+        <w:t>the</w:t>
+      </w:r>
+      <w:proofErr w:type="spellEnd"/>
+      <w:r>
+        <w:rPr>
+          <w:color w:val="0D1F4A"/>
+        </w:rPr>
+        <w:t xml:space="preserve"> </w:t>
+      </w:r>
+      <w:proofErr w:type="spellStart"/>
+      <w:r>
+        <w:rPr>
+          <w:color w:val="0D1F4A"/>
+        </w:rPr>
+        <w:t>following</w:t>
+      </w:r>
+      <w:proofErr w:type="spellEnd"/>
+      <w:r>
+        <w:rPr>
+          <w:color w:val="0D1F4A"/>
+        </w:rPr>
+        <w:t xml:space="preserve"> </w:t>
+      </w:r>
+      <w:proofErr w:type="spellStart"/>
+      <w:r>
+        <w:rPr>
+          <w:color w:val="0D1F4A"/>
+        </w:rPr>
+        <w:t>classes</w:t>
+      </w:r>
+      <w:proofErr w:type="spellEnd"/>
+      <w:r>
+        <w:rPr>
+          <w:color w:val="0D1F4A"/>
+        </w:rPr>
+        <w:t>:</w:t>
       </w:r>
     </w:p>
     <w:p>
@@ -792,12 +1090,6 @@
         <w:gridCol w:w="2340"/>
       </w:tblGrid>
       <w:tr>
-        <w:tblPrEx>
-          <w:tblCellMar>
-            <w:top w:w="0" w:type="dxa"/>
-            <w:bottom w:w="0" w:type="dxa"/>
-          </w:tblCellMar>
-        </w:tblPrEx>
         <w:trPr>
           <w:tblHeader/>
         </w:trPr>
@@ -849,6 +1141,7 @@
             </w:tcMar>
           </w:tcPr>
           <w:p>
+            <w:proofErr w:type="spellStart"/>
             <w:r>
               <w:rPr>
                 <w:b/>
@@ -859,6 +1152,7 @@
               </w:rPr>
               <w:t>Category</w:t>
             </w:r>
+            <w:proofErr w:type="spellEnd"/>
           </w:p>
         </w:tc>
         <w:tc>
@@ -879,6 +1173,7 @@
             </w:tcMar>
           </w:tcPr>
           <w:p>
+            <w:proofErr w:type="spellStart"/>
             <w:r>
               <w:rPr>
                 <w:b/>
@@ -889,6 +1184,7 @@
               </w:rPr>
               <w:t>Description</w:t>
             </w:r>
+            <w:proofErr w:type="spellEnd"/>
           </w:p>
         </w:tc>
         <w:tc>
@@ -909,6 +1205,7 @@
             </w:tcMar>
           </w:tcPr>
           <w:p>
+            <w:proofErr w:type="spellStart"/>
             <w:r>
               <w:rPr>
                 <w:b/>
@@ -919,16 +1216,11 @@
               </w:rPr>
               <w:t>Priority</w:t>
             </w:r>
+            <w:proofErr w:type="spellEnd"/>
           </w:p>
         </w:tc>
       </w:tr>
       <w:tr>
-        <w:tblPrEx>
-          <w:tblCellMar>
-            <w:top w:w="0" w:type="dxa"/>
-            <w:bottom w:w="0" w:type="dxa"/>
-          </w:tblCellMar>
-        </w:tblPrEx>
         <w:tc>
           <w:tcPr>
             <w:tcW w:w="936" w:type="dxa"/>
@@ -975,13 +1267,23 @@
             </w:tcMar>
           </w:tcPr>
           <w:p>
-            <w:r>
-              <w:rPr>
-                <w:color w:val="0D1F4A"/>
-                <w:sz w:val="20"/>
-                <w:szCs w:val="20"/>
-              </w:rPr>
-              <w:t>Education &amp; Training</w:t>
+            <w:proofErr w:type="spellStart"/>
+            <w:r>
+              <w:rPr>
+                <w:color w:val="0D1F4A"/>
+                <w:sz w:val="20"/>
+                <w:szCs w:val="20"/>
+              </w:rPr>
+              <w:t>Education</w:t>
+            </w:r>
+            <w:proofErr w:type="spellEnd"/>
+            <w:r>
+              <w:rPr>
+                <w:color w:val="0D1F4A"/>
+                <w:sz w:val="20"/>
+                <w:szCs w:val="20"/>
+              </w:rPr>
+              <w:t xml:space="preserve"> &amp; Training</w:t>
             </w:r>
           </w:p>
         </w:tc>
@@ -1043,18 +1345,22 @@
                 <w:sz w:val="20"/>
                 <w:szCs w:val="20"/>
               </w:rPr>
-              <w:t>HIGH — File first</w:t>
-            </w:r>
+              <w:t xml:space="preserve">HIGH — File </w:t>
+            </w:r>
+            <w:proofErr w:type="spellStart"/>
+            <w:r>
+              <w:rPr>
+                <w:color w:val="0D1F4A"/>
+                <w:sz w:val="20"/>
+                <w:szCs w:val="20"/>
+              </w:rPr>
+              <w:t>first</w:t>
+            </w:r>
+            <w:proofErr w:type="spellEnd"/>
           </w:p>
         </w:tc>
       </w:tr>
       <w:tr>
-        <w:tblPrEx>
-          <w:tblCellMar>
-            <w:top w:w="0" w:type="dxa"/>
-            <w:bottom w:w="0" w:type="dxa"/>
-          </w:tblCellMar>
-        </w:tblPrEx>
         <w:tc>
           <w:tcPr>
             <w:tcW w:w="936" w:type="dxa"/>
@@ -1101,14 +1407,34 @@
             </w:tcMar>
           </w:tcPr>
           <w:p>
-            <w:r>
-              <w:rPr>
-                <w:color w:val="0D1F4A"/>
-                <w:sz w:val="20"/>
-                <w:szCs w:val="20"/>
-              </w:rPr>
-              <w:t>Technology Services</w:t>
-            </w:r>
+            <w:proofErr w:type="spellStart"/>
+            <w:r>
+              <w:rPr>
+                <w:color w:val="0D1F4A"/>
+                <w:sz w:val="20"/>
+                <w:szCs w:val="20"/>
+              </w:rPr>
+              <w:t>Technology</w:t>
+            </w:r>
+            <w:proofErr w:type="spellEnd"/>
+            <w:r>
+              <w:rPr>
+                <w:color w:val="0D1F4A"/>
+                <w:sz w:val="20"/>
+                <w:szCs w:val="20"/>
+              </w:rPr>
+              <w:t xml:space="preserve"> </w:t>
+            </w:r>
+            <w:proofErr w:type="spellStart"/>
+            <w:r>
+              <w:rPr>
+                <w:color w:val="0D1F4A"/>
+                <w:sz w:val="20"/>
+                <w:szCs w:val="20"/>
+              </w:rPr>
+              <w:t>Services</w:t>
+            </w:r>
+            <w:proofErr w:type="spellEnd"/>
           </w:p>
         </w:tc>
         <w:tc>
@@ -1169,18 +1495,30 @@
                 <w:sz w:val="20"/>
                 <w:szCs w:val="20"/>
               </w:rPr>
-              <w:t>HIGH — File with Class 41</w:t>
+              <w:t xml:space="preserve">HIGH — File </w:t>
+            </w:r>
+            <w:proofErr w:type="spellStart"/>
+            <w:r>
+              <w:rPr>
+                <w:color w:val="0D1F4A"/>
+                <w:sz w:val="20"/>
+                <w:szCs w:val="20"/>
+              </w:rPr>
+              <w:t>with</w:t>
+            </w:r>
+            <w:proofErr w:type="spellEnd"/>
+            <w:r>
+              <w:rPr>
+                <w:color w:val="0D1F4A"/>
+                <w:sz w:val="20"/>
+                <w:szCs w:val="20"/>
+              </w:rPr>
+              <w:t xml:space="preserve"> Class 41</w:t>
             </w:r>
           </w:p>
         </w:tc>
       </w:tr>
       <w:tr>
-        <w:tblPrEx>
-          <w:tblCellMar>
-            <w:top w:w="0" w:type="dxa"/>
-            <w:bottom w:w="0" w:type="dxa"/>
-          </w:tblCellMar>
-        </w:tblPrEx>
         <w:tc>
           <w:tcPr>
             <w:tcW w:w="936" w:type="dxa"/>
@@ -1233,8 +1571,18 @@
                 <w:sz w:val="20"/>
                 <w:szCs w:val="20"/>
               </w:rPr>
-              <w:t>Personal &amp; Legal Services</w:t>
-            </w:r>
+              <w:t xml:space="preserve">Personal &amp; Legal </w:t>
+            </w:r>
+            <w:proofErr w:type="spellStart"/>
+            <w:r>
+              <w:rPr>
+                <w:color w:val="0D1F4A"/>
+                <w:sz w:val="20"/>
+                <w:szCs w:val="20"/>
+              </w:rPr>
+              <w:t>Services</w:t>
+            </w:r>
+            <w:proofErr w:type="spellEnd"/>
           </w:p>
         </w:tc>
         <w:tc>
@@ -1295,18 +1643,40 @@
                 <w:sz w:val="20"/>
                 <w:szCs w:val="20"/>
               </w:rPr>
-              <w:t>MEDIUM — File second phase</w:t>
-            </w:r>
+              <w:t xml:space="preserve">MEDIUM — File </w:t>
+            </w:r>
+            <w:proofErr w:type="spellStart"/>
+            <w:r>
+              <w:rPr>
+                <w:color w:val="0D1F4A"/>
+                <w:sz w:val="20"/>
+                <w:szCs w:val="20"/>
+              </w:rPr>
+              <w:t>second</w:t>
+            </w:r>
+            <w:proofErr w:type="spellEnd"/>
+            <w:r>
+              <w:rPr>
+                <w:color w:val="0D1F4A"/>
+                <w:sz w:val="20"/>
+                <w:szCs w:val="20"/>
+              </w:rPr>
+              <w:t xml:space="preserve"> </w:t>
+            </w:r>
+            <w:proofErr w:type="spellStart"/>
+            <w:r>
+              <w:rPr>
+                <w:color w:val="0D1F4A"/>
+                <w:sz w:val="20"/>
+                <w:szCs w:val="20"/>
+              </w:rPr>
+              <w:t>phase</w:t>
+            </w:r>
+            <w:proofErr w:type="spellEnd"/>
           </w:p>
         </w:tc>
       </w:tr>
       <w:tr>
-        <w:tblPrEx>
-          <w:tblCellMar>
-            <w:top w:w="0" w:type="dxa"/>
-            <w:bottom w:w="0" w:type="dxa"/>
-          </w:tblCellMar>
-        </w:tblPrEx>
         <w:tc>
           <w:tcPr>
             <w:tcW w:w="936" w:type="dxa"/>
@@ -1353,13 +1723,23 @@
             </w:tcMar>
           </w:tcPr>
           <w:p>
-            <w:r>
-              <w:rPr>
-                <w:color w:val="0D1F4A"/>
-                <w:sz w:val="20"/>
-                <w:szCs w:val="20"/>
-              </w:rPr>
-              <w:t>Advertising &amp; Business</w:t>
+            <w:proofErr w:type="spellStart"/>
+            <w:r>
+              <w:rPr>
+                <w:color w:val="0D1F4A"/>
+                <w:sz w:val="20"/>
+                <w:szCs w:val="20"/>
+              </w:rPr>
+              <w:t>Advertising</w:t>
+            </w:r>
+            <w:proofErr w:type="spellEnd"/>
+            <w:r>
+              <w:rPr>
+                <w:color w:val="0D1F4A"/>
+                <w:sz w:val="20"/>
+                <w:szCs w:val="20"/>
+              </w:rPr>
+              <w:t xml:space="preserve"> &amp; Business</w:t>
             </w:r>
           </w:p>
         </w:tc>
@@ -1421,8 +1801,36 @@
                 <w:sz w:val="20"/>
                 <w:szCs w:val="20"/>
               </w:rPr>
-              <w:t>MEDIUM — File second phase</w:t>
-            </w:r>
+              <w:t xml:space="preserve">MEDIUM — File </w:t>
+            </w:r>
+            <w:proofErr w:type="spellStart"/>
+            <w:r>
+              <w:rPr>
+                <w:color w:val="0D1F4A"/>
+                <w:sz w:val="20"/>
+                <w:szCs w:val="20"/>
+              </w:rPr>
+              <w:t>second</w:t>
+            </w:r>
+            <w:proofErr w:type="spellEnd"/>
+            <w:r>
+              <w:rPr>
+                <w:color w:val="0D1F4A"/>
+                <w:sz w:val="20"/>
+                <w:szCs w:val="20"/>
+              </w:rPr>
+              <w:t xml:space="preserve"> </w:t>
+            </w:r>
+            <w:proofErr w:type="spellStart"/>
+            <w:r>
+              <w:rPr>
+                <w:color w:val="0D1F4A"/>
+                <w:sz w:val="20"/>
+                <w:szCs w:val="20"/>
+              </w:rPr>
+              <w:t>phase</w:t>
+            </w:r>
+            <w:proofErr w:type="spellEnd"/>
           </w:p>
         </w:tc>
       </w:tr>
@@ -1443,8 +1851,30 @@
         <w:rPr>
           <w:color w:val="1B3A7A"/>
         </w:rPr>
-        <w:t>3. UAE Trademark Application</w:t>
-      </w:r>
+        <w:t xml:space="preserve">3. UAE </w:t>
+      </w:r>
+      <w:proofErr w:type="spellStart"/>
+      <w:r>
+        <w:rPr>
+          <w:color w:val="1B3A7A"/>
+        </w:rPr>
+        <w:t>Trademark</w:t>
+      </w:r>
+      <w:proofErr w:type="spellEnd"/>
+      <w:r>
+        <w:rPr>
+          <w:color w:val="1B3A7A"/>
+        </w:rPr>
+        <w:t xml:space="preserve"> </w:t>
+      </w:r>
+      <w:proofErr w:type="spellStart"/>
+      <w:r>
+        <w:rPr>
+          <w:color w:val="1B3A7A"/>
+        </w:rPr>
+        <w:t>Application</w:t>
+      </w:r>
+      <w:proofErr w:type="spellEnd"/>
     </w:p>
     <w:p>
       <w:pPr>
@@ -1454,8 +1884,30 @@
         <w:rPr>
           <w:color w:val="0D1F4A"/>
         </w:rPr>
-        <w:t>3.1 Filing Authority</w:t>
-      </w:r>
+        <w:t xml:space="preserve">3.1 </w:t>
+      </w:r>
+      <w:proofErr w:type="spellStart"/>
+      <w:r>
+        <w:rPr>
+          <w:color w:val="0D1F4A"/>
+        </w:rPr>
+        <w:t>Filing</w:t>
+      </w:r>
+      <w:proofErr w:type="spellEnd"/>
+      <w:r>
+        <w:rPr>
+          <w:color w:val="0D1F4A"/>
+        </w:rPr>
+        <w:t xml:space="preserve"> </w:t>
+      </w:r>
+      <w:proofErr w:type="spellStart"/>
+      <w:r>
+        <w:rPr>
+          <w:color w:val="0D1F4A"/>
+        </w:rPr>
+        <w:t>Authority</w:t>
+      </w:r>
+      <w:proofErr w:type="spellEnd"/>
     </w:p>
     <w:p>
       <w:pPr>
@@ -1502,12 +1954,6 @@
         <w:gridCol w:w="6240"/>
       </w:tblGrid>
       <w:tr>
-        <w:tblPrEx>
-          <w:tblCellMar>
-            <w:top w:w="0" w:type="dxa"/>
-            <w:bottom w:w="0" w:type="dxa"/>
-          </w:tblCellMar>
-        </w:tblPrEx>
         <w:trPr>
           <w:tblHeader/>
         </w:trPr>
@@ -1529,6 +1975,7 @@
             </w:tcMar>
           </w:tcPr>
           <w:p>
+            <w:proofErr w:type="spellStart"/>
             <w:r>
               <w:rPr>
                 <w:b/>
@@ -1539,6 +1986,7 @@
               </w:rPr>
               <w:t>Detail</w:t>
             </w:r>
+            <w:proofErr w:type="spellEnd"/>
           </w:p>
         </w:tc>
         <w:tc>
@@ -1559,6 +2007,7 @@
             </w:tcMar>
           </w:tcPr>
           <w:p>
+            <w:proofErr w:type="spellStart"/>
             <w:r>
               <w:rPr>
                 <w:b/>
@@ -1569,16 +2018,11 @@
               </w:rPr>
               <w:t>Information</w:t>
             </w:r>
+            <w:proofErr w:type="spellEnd"/>
           </w:p>
         </w:tc>
       </w:tr>
       <w:tr>
-        <w:tblPrEx>
-          <w:tblCellMar>
-            <w:top w:w="0" w:type="dxa"/>
-            <w:bottom w:w="0" w:type="dxa"/>
-          </w:tblCellMar>
-        </w:tblPrEx>
         <w:tc>
           <w:tcPr>
             <w:tcW w:w="3120" w:type="dxa"/>
@@ -1597,6 +2041,7 @@
             </w:tcMar>
           </w:tcPr>
           <w:p>
+            <w:proofErr w:type="spellStart"/>
             <w:r>
               <w:rPr>
                 <w:color w:val="0D1F4A"/>
@@ -1605,6 +2050,7 @@
               </w:rPr>
               <w:t>Authority</w:t>
             </w:r>
+            <w:proofErr w:type="spellEnd"/>
           </w:p>
         </w:tc>
         <w:tc>
@@ -1643,12 +2089,6 @@
         </w:tc>
       </w:tr>
       <w:tr>
-        <w:tblPrEx>
-          <w:tblCellMar>
-            <w:top w:w="0" w:type="dxa"/>
-            <w:bottom w:w="0" w:type="dxa"/>
-          </w:tblCellMar>
-        </w:tblPrEx>
         <w:tc>
           <w:tcPr>
             <w:tcW w:w="3120" w:type="dxa"/>
@@ -1667,6 +2107,7 @@
             </w:tcMar>
           </w:tcPr>
           <w:p>
+            <w:proofErr w:type="spellStart"/>
             <w:r>
               <w:rPr>
                 <w:color w:val="0D1F4A"/>
@@ -1675,6 +2116,7 @@
               </w:rPr>
               <w:t>Website</w:t>
             </w:r>
+            <w:proofErr w:type="spellEnd"/>
           </w:p>
         </w:tc>
         <w:tc>
@@ -1707,12 +2149,6 @@
         </w:tc>
       </w:tr>
       <w:tr>
-        <w:tblPrEx>
-          <w:tblCellMar>
-            <w:top w:w="0" w:type="dxa"/>
-            <w:bottom w:w="0" w:type="dxa"/>
-          </w:tblCellMar>
-        </w:tblPrEx>
         <w:tc>
           <w:tcPr>
             <w:tcW w:w="3120" w:type="dxa"/>
@@ -1731,6 +2167,7 @@
             </w:tcMar>
           </w:tcPr>
           <w:p>
+            <w:proofErr w:type="spellStart"/>
             <w:r>
               <w:rPr>
                 <w:color w:val="0D1F4A"/>
@@ -1738,8 +2175,27 @@
                 <w:szCs w:val="20"/>
               </w:rPr>
               <w:lastRenderedPageBreak/>
-              <w:t>Application type</w:t>
-            </w:r>
+              <w:t>Application</w:t>
+            </w:r>
+            <w:proofErr w:type="spellEnd"/>
+            <w:r>
+              <w:rPr>
+                <w:color w:val="0D1F4A"/>
+                <w:sz w:val="20"/>
+                <w:szCs w:val="20"/>
+              </w:rPr>
+              <w:t xml:space="preserve"> </w:t>
+            </w:r>
+            <w:proofErr w:type="spellStart"/>
+            <w:r>
+              <w:rPr>
+                <w:color w:val="0D1F4A"/>
+                <w:sz w:val="20"/>
+                <w:szCs w:val="20"/>
+              </w:rPr>
+              <w:t>type</w:t>
+            </w:r>
+            <w:proofErr w:type="spellEnd"/>
           </w:p>
         </w:tc>
         <w:tc>
@@ -1766,18 +2222,40 @@
                 <w:sz w:val="20"/>
                 <w:szCs w:val="20"/>
               </w:rPr>
-              <w:t>Individual trademark application</w:t>
-            </w:r>
+              <w:t xml:space="preserve">Individual </w:t>
+            </w:r>
+            <w:proofErr w:type="spellStart"/>
+            <w:r>
+              <w:rPr>
+                <w:color w:val="0D1F4A"/>
+                <w:sz w:val="20"/>
+                <w:szCs w:val="20"/>
+              </w:rPr>
+              <w:t>trademark</w:t>
+            </w:r>
+            <w:proofErr w:type="spellEnd"/>
+            <w:r>
+              <w:rPr>
+                <w:color w:val="0D1F4A"/>
+                <w:sz w:val="20"/>
+                <w:szCs w:val="20"/>
+              </w:rPr>
+              <w:t xml:space="preserve"> </w:t>
+            </w:r>
+            <w:proofErr w:type="spellStart"/>
+            <w:r>
+              <w:rPr>
+                <w:color w:val="0D1F4A"/>
+                <w:sz w:val="20"/>
+                <w:szCs w:val="20"/>
+              </w:rPr>
+              <w:t>application</w:t>
+            </w:r>
+            <w:proofErr w:type="spellEnd"/>
           </w:p>
         </w:tc>
       </w:tr>
       <w:tr>
-        <w:tblPrEx>
-          <w:tblCellMar>
-            <w:top w:w="0" w:type="dxa"/>
-            <w:bottom w:w="0" w:type="dxa"/>
-          </w:tblCellMar>
-        </w:tblPrEx>
         <w:tc>
           <w:tcPr>
             <w:tcW w:w="3120" w:type="dxa"/>
@@ -1796,14 +2274,34 @@
             </w:tcMar>
           </w:tcPr>
           <w:p>
-            <w:r>
-              <w:rPr>
-                <w:color w:val="0D1F4A"/>
-                <w:sz w:val="20"/>
-                <w:szCs w:val="20"/>
-              </w:rPr>
-              <w:t>Applicant type</w:t>
-            </w:r>
+            <w:proofErr w:type="spellStart"/>
+            <w:r>
+              <w:rPr>
+                <w:color w:val="0D1F4A"/>
+                <w:sz w:val="20"/>
+                <w:szCs w:val="20"/>
+              </w:rPr>
+              <w:t>Applicant</w:t>
+            </w:r>
+            <w:proofErr w:type="spellEnd"/>
+            <w:r>
+              <w:rPr>
+                <w:color w:val="0D1F4A"/>
+                <w:sz w:val="20"/>
+                <w:szCs w:val="20"/>
+              </w:rPr>
+              <w:t xml:space="preserve"> </w:t>
+            </w:r>
+            <w:proofErr w:type="spellStart"/>
+            <w:r>
+              <w:rPr>
+                <w:color w:val="0D1F4A"/>
+                <w:sz w:val="20"/>
+                <w:szCs w:val="20"/>
+              </w:rPr>
+              <w:t>type</w:t>
+            </w:r>
+            <w:proofErr w:type="spellEnd"/>
           </w:p>
         </w:tc>
         <w:tc>
@@ -1830,18 +2328,30 @@
                 <w:sz w:val="20"/>
                 <w:szCs w:val="20"/>
               </w:rPr>
-              <w:t>Natural person (individual)</w:t>
+              <w:t xml:space="preserve">Natural </w:t>
+            </w:r>
+            <w:proofErr w:type="spellStart"/>
+            <w:r>
+              <w:rPr>
+                <w:color w:val="0D1F4A"/>
+                <w:sz w:val="20"/>
+                <w:szCs w:val="20"/>
+              </w:rPr>
+              <w:t>person</w:t>
+            </w:r>
+            <w:proofErr w:type="spellEnd"/>
+            <w:r>
+              <w:rPr>
+                <w:color w:val="0D1F4A"/>
+                <w:sz w:val="20"/>
+                <w:szCs w:val="20"/>
+              </w:rPr>
+              <w:t xml:space="preserve"> (individual)</w:t>
             </w:r>
           </w:p>
         </w:tc>
       </w:tr>
       <w:tr>
-        <w:tblPrEx>
-          <w:tblCellMar>
-            <w:top w:w="0" w:type="dxa"/>
-            <w:bottom w:w="0" w:type="dxa"/>
-          </w:tblCellMar>
-        </w:tblPrEx>
         <w:tc>
           <w:tcPr>
             <w:tcW w:w="3120" w:type="dxa"/>
@@ -1860,6 +2370,7 @@
             </w:tcMar>
           </w:tcPr>
           <w:p>
+            <w:proofErr w:type="spellStart"/>
             <w:r>
               <w:rPr>
                 <w:color w:val="0D1F4A"/>
@@ -1868,6 +2379,7 @@
               </w:rPr>
               <w:t>Territory</w:t>
             </w:r>
+            <w:proofErr w:type="spellEnd"/>
           </w:p>
         </w:tc>
         <w:tc>
@@ -1888,13 +2400,23 @@
             </w:tcMar>
           </w:tcPr>
           <w:p>
-            <w:r>
-              <w:rPr>
-                <w:color w:val="0D1F4A"/>
-                <w:sz w:val="20"/>
-                <w:szCs w:val="20"/>
-              </w:rPr>
-              <w:t>United Arab Emirates</w:t>
+            <w:proofErr w:type="spellStart"/>
+            <w:r>
+              <w:rPr>
+                <w:color w:val="0D1F4A"/>
+                <w:sz w:val="20"/>
+                <w:szCs w:val="20"/>
+              </w:rPr>
+              <w:t>United</w:t>
+            </w:r>
+            <w:proofErr w:type="spellEnd"/>
+            <w:r>
+              <w:rPr>
+                <w:color w:val="0D1F4A"/>
+                <w:sz w:val="20"/>
+                <w:szCs w:val="20"/>
+              </w:rPr>
+              <w:t xml:space="preserve"> Arab Emirates</w:t>
             </w:r>
           </w:p>
         </w:tc>
@@ -1965,12 +2487,6 @@
         <w:gridCol w:w="6240"/>
       </w:tblGrid>
       <w:tr>
-        <w:tblPrEx>
-          <w:tblCellMar>
-            <w:top w:w="0" w:type="dxa"/>
-            <w:bottom w:w="0" w:type="dxa"/>
-          </w:tblCellMar>
-        </w:tblPrEx>
         <w:trPr>
           <w:tblHeader/>
         </w:trPr>
@@ -2022,6 +2538,7 @@
             </w:tcMar>
           </w:tcPr>
           <w:p>
+            <w:proofErr w:type="spellStart"/>
             <w:r>
               <w:rPr>
                 <w:b/>
@@ -2030,18 +2547,35 @@
                 <w:sz w:val="20"/>
                 <w:szCs w:val="20"/>
               </w:rPr>
-              <w:t>Your Information</w:t>
-            </w:r>
+              <w:t>Your</w:t>
+            </w:r>
+            <w:proofErr w:type="spellEnd"/>
+            <w:r>
+              <w:rPr>
+                <w:b/>
+                <w:bCs/>
+                <w:color w:val="FFFFFF"/>
+                <w:sz w:val="20"/>
+                <w:szCs w:val="20"/>
+              </w:rPr>
+              <w:t xml:space="preserve"> </w:t>
+            </w:r>
+            <w:proofErr w:type="spellStart"/>
+            <w:r>
+              <w:rPr>
+                <w:b/>
+                <w:bCs/>
+                <w:color w:val="FFFFFF"/>
+                <w:sz w:val="20"/>
+                <w:szCs w:val="20"/>
+              </w:rPr>
+              <w:t>Information</w:t>
+            </w:r>
+            <w:proofErr w:type="spellEnd"/>
           </w:p>
         </w:tc>
       </w:tr>
       <w:tr>
-        <w:tblPrEx>
-          <w:tblCellMar>
-            <w:top w:w="0" w:type="dxa"/>
-            <w:bottom w:w="0" w:type="dxa"/>
-          </w:tblCellMar>
-        </w:tblPrEx>
         <w:tc>
           <w:tcPr>
             <w:tcW w:w="3120" w:type="dxa"/>
@@ -2066,8 +2600,18 @@
                 <w:sz w:val="20"/>
                 <w:szCs w:val="20"/>
               </w:rPr>
-              <w:t>Full legal name</w:t>
-            </w:r>
+              <w:t xml:space="preserve">Full legal </w:t>
+            </w:r>
+            <w:proofErr w:type="spellStart"/>
+            <w:r>
+              <w:rPr>
+                <w:color w:val="0D1F4A"/>
+                <w:sz w:val="20"/>
+                <w:szCs w:val="20"/>
+              </w:rPr>
+              <w:t>name</w:t>
+            </w:r>
+            <w:proofErr w:type="spellEnd"/>
           </w:p>
         </w:tc>
         <w:tc>
@@ -2093,6 +2637,7 @@
                 <w:lang w:val="en-US"/>
               </w:rPr>
             </w:pPr>
+            <w:proofErr w:type="spellStart"/>
             <w:r>
               <w:rPr>
                 <w:color w:val="0D1F4A"/>
@@ -2100,18 +2645,22 @@
                 <w:szCs w:val="20"/>
                 <w:lang w:val="en-US"/>
               </w:rPr>
-              <w:t>Susselt [FULL SURNAME TO BE ADDED]</w:t>
+              <w:t>Susselt</w:t>
+            </w:r>
+            <w:proofErr w:type="spellEnd"/>
+            <w:r>
+              <w:rPr>
+                <w:color w:val="0D1F4A"/>
+                <w:sz w:val="20"/>
+                <w:szCs w:val="20"/>
+                <w:lang w:val="en-US"/>
+              </w:rPr>
+              <w:t xml:space="preserve"> [FULL SURNAME TO BE ADDED]</w:t>
             </w:r>
           </w:p>
         </w:tc>
       </w:tr>
       <w:tr>
-        <w:tblPrEx>
-          <w:tblCellMar>
-            <w:top w:w="0" w:type="dxa"/>
-            <w:bottom w:w="0" w:type="dxa"/>
-          </w:tblCellMar>
-        </w:tblPrEx>
         <w:tc>
           <w:tcPr>
             <w:tcW w:w="3120" w:type="dxa"/>
@@ -2130,6 +2679,7 @@
             </w:tcMar>
           </w:tcPr>
           <w:p>
+            <w:proofErr w:type="spellStart"/>
             <w:r>
               <w:rPr>
                 <w:color w:val="0D1F4A"/>
@@ -2138,6 +2688,7 @@
               </w:rPr>
               <w:t>Nationality</w:t>
             </w:r>
+            <w:proofErr w:type="spellEnd"/>
           </w:p>
         </w:tc>
         <w:tc>
@@ -2170,12 +2721,6 @@
         </w:tc>
       </w:tr>
       <w:tr>
-        <w:tblPrEx>
-          <w:tblCellMar>
-            <w:top w:w="0" w:type="dxa"/>
-            <w:bottom w:w="0" w:type="dxa"/>
-          </w:tblCellMar>
-        </w:tblPrEx>
         <w:tc>
           <w:tcPr>
             <w:tcW w:w="3120" w:type="dxa"/>
@@ -2200,8 +2745,36 @@
                 <w:sz w:val="20"/>
                 <w:szCs w:val="20"/>
               </w:rPr>
-              <w:t>UAE residence/address</w:t>
-            </w:r>
+              <w:t xml:space="preserve">UAE </w:t>
+            </w:r>
+            <w:proofErr w:type="spellStart"/>
+            <w:r>
+              <w:rPr>
+                <w:color w:val="0D1F4A"/>
+                <w:sz w:val="20"/>
+                <w:szCs w:val="20"/>
+              </w:rPr>
+              <w:t>residence</w:t>
+            </w:r>
+            <w:proofErr w:type="spellEnd"/>
+            <w:r>
+              <w:rPr>
+                <w:color w:val="0D1F4A"/>
+                <w:sz w:val="20"/>
+                <w:szCs w:val="20"/>
+              </w:rPr>
+              <w:t>/</w:t>
+            </w:r>
+            <w:proofErr w:type="spellStart"/>
+            <w:r>
+              <w:rPr>
+                <w:color w:val="0D1F4A"/>
+                <w:sz w:val="20"/>
+                <w:szCs w:val="20"/>
+              </w:rPr>
+              <w:t>address</w:t>
+            </w:r>
+            <w:proofErr w:type="spellEnd"/>
           </w:p>
         </w:tc>
         <w:tc>
@@ -2234,12 +2807,6 @@
         </w:tc>
       </w:tr>
       <w:tr>
-        <w:tblPrEx>
-          <w:tblCellMar>
-            <w:top w:w="0" w:type="dxa"/>
-            <w:bottom w:w="0" w:type="dxa"/>
-          </w:tblCellMar>
-        </w:tblPrEx>
         <w:tc>
           <w:tcPr>
             <w:tcW w:w="3120" w:type="dxa"/>
@@ -2264,8 +2831,18 @@
                 <w:sz w:val="20"/>
                 <w:szCs w:val="20"/>
               </w:rPr>
-              <w:t>Emirates ID number</w:t>
-            </w:r>
+              <w:t xml:space="preserve">Emirates ID </w:t>
+            </w:r>
+            <w:proofErr w:type="spellStart"/>
+            <w:r>
+              <w:rPr>
+                <w:color w:val="0D1F4A"/>
+                <w:sz w:val="20"/>
+                <w:szCs w:val="20"/>
+              </w:rPr>
+              <w:t>number</w:t>
+            </w:r>
+            <w:proofErr w:type="spellEnd"/>
           </w:p>
         </w:tc>
         <w:tc>
@@ -2298,12 +2875,6 @@
         </w:tc>
       </w:tr>
       <w:tr>
-        <w:tblPrEx>
-          <w:tblCellMar>
-            <w:top w:w="0" w:type="dxa"/>
-            <w:bottom w:w="0" w:type="dxa"/>
-          </w:tblCellMar>
-        </w:tblPrEx>
         <w:tc>
           <w:tcPr>
             <w:tcW w:w="3120" w:type="dxa"/>
@@ -2328,8 +2899,18 @@
                 <w:sz w:val="20"/>
                 <w:szCs w:val="20"/>
               </w:rPr>
-              <w:t>Email address</w:t>
-            </w:r>
+              <w:t xml:space="preserve">Email </w:t>
+            </w:r>
+            <w:proofErr w:type="spellStart"/>
+            <w:r>
+              <w:rPr>
+                <w:color w:val="0D1F4A"/>
+                <w:sz w:val="20"/>
+                <w:szCs w:val="20"/>
+              </w:rPr>
+              <w:t>address</w:t>
+            </w:r>
+            <w:proofErr w:type="spellEnd"/>
           </w:p>
         </w:tc>
         <w:tc>
@@ -2362,12 +2943,6 @@
         </w:tc>
       </w:tr>
       <w:tr>
-        <w:tblPrEx>
-          <w:tblCellMar>
-            <w:top w:w="0" w:type="dxa"/>
-            <w:bottom w:w="0" w:type="dxa"/>
-          </w:tblCellMar>
-        </w:tblPrEx>
         <w:tc>
           <w:tcPr>
             <w:tcW w:w="3120" w:type="dxa"/>
@@ -2386,14 +2961,34 @@
             </w:tcMar>
           </w:tcPr>
           <w:p>
-            <w:r>
-              <w:rPr>
-                <w:color w:val="0D1F4A"/>
-                <w:sz w:val="20"/>
-                <w:szCs w:val="20"/>
-              </w:rPr>
-              <w:t>Phone number</w:t>
-            </w:r>
+            <w:proofErr w:type="spellStart"/>
+            <w:r>
+              <w:rPr>
+                <w:color w:val="0D1F4A"/>
+                <w:sz w:val="20"/>
+                <w:szCs w:val="20"/>
+              </w:rPr>
+              <w:t>Phone</w:t>
+            </w:r>
+            <w:proofErr w:type="spellEnd"/>
+            <w:r>
+              <w:rPr>
+                <w:color w:val="0D1F4A"/>
+                <w:sz w:val="20"/>
+                <w:szCs w:val="20"/>
+              </w:rPr>
+              <w:t xml:space="preserve"> </w:t>
+            </w:r>
+            <w:proofErr w:type="spellStart"/>
+            <w:r>
+              <w:rPr>
+                <w:color w:val="0D1F4A"/>
+                <w:sz w:val="20"/>
+                <w:szCs w:val="20"/>
+              </w:rPr>
+              <w:t>number</w:t>
+            </w:r>
+            <w:proofErr w:type="spellEnd"/>
           </w:p>
         </w:tc>
         <w:tc>
@@ -2426,12 +3021,6 @@
         </w:tc>
       </w:tr>
       <w:tr>
-        <w:tblPrEx>
-          <w:tblCellMar>
-            <w:top w:w="0" w:type="dxa"/>
-            <w:bottom w:w="0" w:type="dxa"/>
-          </w:tblCellMar>
-        </w:tblPrEx>
         <w:tc>
           <w:tcPr>
             <w:tcW w:w="3120" w:type="dxa"/>
@@ -2456,8 +3045,18 @@
                 <w:sz w:val="20"/>
                 <w:szCs w:val="20"/>
               </w:rPr>
-              <w:t>Domain owned</w:t>
-            </w:r>
+              <w:t xml:space="preserve">Domain </w:t>
+            </w:r>
+            <w:proofErr w:type="spellStart"/>
+            <w:r>
+              <w:rPr>
+                <w:color w:val="0D1F4A"/>
+                <w:sz w:val="20"/>
+                <w:szCs w:val="20"/>
+              </w:rPr>
+              <w:t>owned</w:t>
+            </w:r>
+            <w:proofErr w:type="spellEnd"/>
           </w:p>
         </w:tc>
         <w:tc>
@@ -2503,8 +3102,58 @@
         <w:rPr>
           <w:color w:val="0D1F4A"/>
         </w:rPr>
-        <w:t>3.3 Trademark Details for UAE Application</w:t>
-      </w:r>
+        <w:t xml:space="preserve">3.3 </w:t>
+      </w:r>
+      <w:proofErr w:type="spellStart"/>
+      <w:r>
+        <w:rPr>
+          <w:color w:val="0D1F4A"/>
+        </w:rPr>
+        <w:t>Trademark</w:t>
+      </w:r>
+      <w:proofErr w:type="spellEnd"/>
+      <w:r>
+        <w:rPr>
+          <w:color w:val="0D1F4A"/>
+        </w:rPr>
+        <w:t xml:space="preserve"> </w:t>
+      </w:r>
+      <w:proofErr w:type="spellStart"/>
+      <w:r>
+        <w:rPr>
+          <w:color w:val="0D1F4A"/>
+        </w:rPr>
+        <w:t>Details</w:t>
+      </w:r>
+      <w:proofErr w:type="spellEnd"/>
+      <w:r>
+        <w:rPr>
+          <w:color w:val="0D1F4A"/>
+        </w:rPr>
+        <w:t xml:space="preserve"> </w:t>
+      </w:r>
+      <w:proofErr w:type="spellStart"/>
+      <w:r>
+        <w:rPr>
+          <w:color w:val="0D1F4A"/>
+        </w:rPr>
+        <w:t>for</w:t>
+      </w:r>
+      <w:proofErr w:type="spellEnd"/>
+      <w:r>
+        <w:rPr>
+          <w:color w:val="0D1F4A"/>
+        </w:rPr>
+        <w:t xml:space="preserve"> UAE </w:t>
+      </w:r>
+      <w:proofErr w:type="spellStart"/>
+      <w:r>
+        <w:rPr>
+          <w:color w:val="0D1F4A"/>
+        </w:rPr>
+        <w:t>Application</w:t>
+      </w:r>
+      <w:proofErr w:type="spellEnd"/>
     </w:p>
     <w:p>
       <w:pPr>
@@ -2533,12 +3182,6 @@
         <w:gridCol w:w="6240"/>
       </w:tblGrid>
       <w:tr>
-        <w:tblPrEx>
-          <w:tblCellMar>
-            <w:top w:w="0" w:type="dxa"/>
-            <w:bottom w:w="0" w:type="dxa"/>
-          </w:tblCellMar>
-        </w:tblPrEx>
         <w:trPr>
           <w:tblHeader/>
         </w:trPr>
@@ -2604,12 +3247,6 @@
         </w:tc>
       </w:tr>
       <w:tr>
-        <w:tblPrEx>
-          <w:tblCellMar>
-            <w:top w:w="0" w:type="dxa"/>
-            <w:bottom w:w="0" w:type="dxa"/>
-          </w:tblCellMar>
-        </w:tblPrEx>
         <w:tc>
           <w:tcPr>
             <w:tcW w:w="3120" w:type="dxa"/>
@@ -2634,8 +3271,18 @@
                 <w:sz w:val="20"/>
                 <w:szCs w:val="20"/>
               </w:rPr>
-              <w:t>Mark type</w:t>
-            </w:r>
+              <w:t xml:space="preserve">Mark </w:t>
+            </w:r>
+            <w:proofErr w:type="spellStart"/>
+            <w:r>
+              <w:rPr>
+                <w:color w:val="0D1F4A"/>
+                <w:sz w:val="20"/>
+                <w:szCs w:val="20"/>
+              </w:rPr>
+              <w:t>type</w:t>
+            </w:r>
+            <w:proofErr w:type="spellEnd"/>
           </w:p>
         </w:tc>
         <w:tc>
@@ -2674,12 +3321,6 @@
         </w:tc>
       </w:tr>
       <w:tr>
-        <w:tblPrEx>
-          <w:tblCellMar>
-            <w:top w:w="0" w:type="dxa"/>
-            <w:bottom w:w="0" w:type="dxa"/>
-          </w:tblCellMar>
-        </w:tblPrEx>
         <w:tc>
           <w:tcPr>
             <w:tcW w:w="3120" w:type="dxa"/>
@@ -2704,8 +3345,18 @@
                 <w:sz w:val="20"/>
                 <w:szCs w:val="20"/>
               </w:rPr>
-              <w:t>Mark name</w:t>
-            </w:r>
+              <w:t xml:space="preserve">Mark </w:t>
+            </w:r>
+            <w:proofErr w:type="spellStart"/>
+            <w:r>
+              <w:rPr>
+                <w:color w:val="0D1F4A"/>
+                <w:sz w:val="20"/>
+                <w:szCs w:val="20"/>
+              </w:rPr>
+              <w:t>name</w:t>
+            </w:r>
+            <w:proofErr w:type="spellEnd"/>
           </w:p>
         </w:tc>
         <w:tc>
@@ -2738,12 +3389,6 @@
         </w:tc>
       </w:tr>
       <w:tr>
-        <w:tblPrEx>
-          <w:tblCellMar>
-            <w:top w:w="0" w:type="dxa"/>
-            <w:bottom w:w="0" w:type="dxa"/>
-          </w:tblCellMar>
-        </w:tblPrEx>
         <w:tc>
           <w:tcPr>
             <w:tcW w:w="3120" w:type="dxa"/>
@@ -2762,14 +3407,34 @@
             </w:tcMar>
           </w:tcPr>
           <w:p>
-            <w:r>
-              <w:rPr>
-                <w:color w:val="0D1F4A"/>
-                <w:sz w:val="20"/>
-                <w:szCs w:val="20"/>
-              </w:rPr>
-              <w:t>Colour claimed</w:t>
-            </w:r>
+            <w:proofErr w:type="spellStart"/>
+            <w:r>
+              <w:rPr>
+                <w:color w:val="0D1F4A"/>
+                <w:sz w:val="20"/>
+                <w:szCs w:val="20"/>
+              </w:rPr>
+              <w:t>Colour</w:t>
+            </w:r>
+            <w:proofErr w:type="spellEnd"/>
+            <w:r>
+              <w:rPr>
+                <w:color w:val="0D1F4A"/>
+                <w:sz w:val="20"/>
+                <w:szCs w:val="20"/>
+              </w:rPr>
+              <w:t xml:space="preserve"> </w:t>
+            </w:r>
+            <w:proofErr w:type="spellStart"/>
+            <w:r>
+              <w:rPr>
+                <w:color w:val="0D1F4A"/>
+                <w:sz w:val="20"/>
+                <w:szCs w:val="20"/>
+              </w:rPr>
+              <w:t>claimed</w:t>
+            </w:r>
+            <w:proofErr w:type="spellEnd"/>
           </w:p>
         </w:tc>
         <w:tc>
@@ -2808,12 +3473,6 @@
         </w:tc>
       </w:tr>
       <w:tr>
-        <w:tblPrEx>
-          <w:tblCellMar>
-            <w:top w:w="0" w:type="dxa"/>
-            <w:bottom w:w="0" w:type="dxa"/>
-          </w:tblCellMar>
-        </w:tblPrEx>
         <w:tc>
           <w:tcPr>
             <w:tcW w:w="3120" w:type="dxa"/>
@@ -2832,6 +3491,7 @@
             </w:tcMar>
           </w:tcPr>
           <w:p>
+            <w:proofErr w:type="spellStart"/>
             <w:r>
               <w:rPr>
                 <w:color w:val="0D1F4A"/>
@@ -2840,6 +3500,7 @@
               </w:rPr>
               <w:t>Classes</w:t>
             </w:r>
+            <w:proofErr w:type="spellEnd"/>
           </w:p>
         </w:tc>
         <w:tc>
@@ -2866,18 +3527,48 @@
                 <w:sz w:val="20"/>
                 <w:szCs w:val="20"/>
               </w:rPr>
-              <w:t>41, 42 (primary filing)</w:t>
+              <w:t>41, 42 (</w:t>
+            </w:r>
+            <w:proofErr w:type="spellStart"/>
+            <w:r>
+              <w:rPr>
+                <w:color w:val="0D1F4A"/>
+                <w:sz w:val="20"/>
+                <w:szCs w:val="20"/>
+              </w:rPr>
+              <w:t>primary</w:t>
+            </w:r>
+            <w:proofErr w:type="spellEnd"/>
+            <w:r>
+              <w:rPr>
+                <w:color w:val="0D1F4A"/>
+                <w:sz w:val="20"/>
+                <w:szCs w:val="20"/>
+              </w:rPr>
+              <w:t xml:space="preserve"> </w:t>
+            </w:r>
+            <w:proofErr w:type="spellStart"/>
+            <w:r>
+              <w:rPr>
+                <w:color w:val="0D1F4A"/>
+                <w:sz w:val="20"/>
+                <w:szCs w:val="20"/>
+              </w:rPr>
+              <w:t>filing</w:t>
+            </w:r>
+            <w:proofErr w:type="spellEnd"/>
+            <w:r>
+              <w:rPr>
+                <w:color w:val="0D1F4A"/>
+                <w:sz w:val="20"/>
+                <w:szCs w:val="20"/>
+              </w:rPr>
+              <w:t>)</w:t>
             </w:r>
           </w:p>
         </w:tc>
       </w:tr>
       <w:tr>
-        <w:tblPrEx>
-          <w:tblCellMar>
-            <w:top w:w="0" w:type="dxa"/>
-            <w:bottom w:w="0" w:type="dxa"/>
-          </w:tblCellMar>
-        </w:tblPrEx>
         <w:tc>
           <w:tcPr>
             <w:tcW w:w="3120" w:type="dxa"/>
@@ -2936,12 +3627,6 @@
         </w:tc>
       </w:tr>
       <w:tr>
-        <w:tblPrEx>
-          <w:tblCellMar>
-            <w:top w:w="0" w:type="dxa"/>
-            <w:bottom w:w="0" w:type="dxa"/>
-          </w:tblCellMar>
-        </w:tblPrEx>
         <w:tc>
           <w:tcPr>
             <w:tcW w:w="3120" w:type="dxa"/>
@@ -2960,6 +3645,7 @@
             </w:tcMar>
           </w:tcPr>
           <w:p>
+            <w:proofErr w:type="spellStart"/>
             <w:r>
               <w:rPr>
                 <w:color w:val="0D1F4A"/>
@@ -2968,6 +3654,7 @@
               </w:rPr>
               <w:t>Website</w:t>
             </w:r>
+            <w:proofErr w:type="spellEnd"/>
           </w:p>
         </w:tc>
         <w:tc>
@@ -3000,12 +3687,6 @@
         </w:tc>
       </w:tr>
       <w:tr>
-        <w:tblPrEx>
-          <w:tblCellMar>
-            <w:top w:w="0" w:type="dxa"/>
-            <w:bottom w:w="0" w:type="dxa"/>
-          </w:tblCellMar>
-        </w:tblPrEx>
         <w:tc>
           <w:tcPr>
             <w:tcW w:w="3120" w:type="dxa"/>
@@ -3024,14 +3705,52 @@
             </w:tcMar>
           </w:tcPr>
           <w:p>
-            <w:r>
-              <w:rPr>
-                <w:color w:val="0D1F4A"/>
-                <w:sz w:val="20"/>
-                <w:szCs w:val="20"/>
-              </w:rPr>
-              <w:t>Language of mark</w:t>
-            </w:r>
+            <w:proofErr w:type="spellStart"/>
+            <w:r>
+              <w:rPr>
+                <w:color w:val="0D1F4A"/>
+                <w:sz w:val="20"/>
+                <w:szCs w:val="20"/>
+              </w:rPr>
+              <w:t>Language</w:t>
+            </w:r>
+            <w:proofErr w:type="spellEnd"/>
+            <w:r>
+              <w:rPr>
+                <w:color w:val="0D1F4A"/>
+                <w:sz w:val="20"/>
+                <w:szCs w:val="20"/>
+              </w:rPr>
+              <w:t xml:space="preserve"> </w:t>
+            </w:r>
+            <w:proofErr w:type="spellStart"/>
+            <w:r>
+              <w:rPr>
+                <w:color w:val="0D1F4A"/>
+                <w:sz w:val="20"/>
+                <w:szCs w:val="20"/>
+              </w:rPr>
+              <w:t>of</w:t>
+            </w:r>
+            <w:proofErr w:type="spellEnd"/>
+            <w:r>
+              <w:rPr>
+                <w:color w:val="0D1F4A"/>
+                <w:sz w:val="20"/>
+                <w:szCs w:val="20"/>
+              </w:rPr>
+              <w:t xml:space="preserve"> </w:t>
+            </w:r>
+            <w:proofErr w:type="spellStart"/>
+            <w:r>
+              <w:rPr>
+                <w:color w:val="0D1F4A"/>
+                <w:sz w:val="20"/>
+                <w:szCs w:val="20"/>
+              </w:rPr>
+              <w:t>mark</w:t>
+            </w:r>
+            <w:proofErr w:type="spellEnd"/>
           </w:p>
         </w:tc>
         <w:tc>
@@ -3194,7 +3913,21 @@
         <w:rPr>
           <w:color w:val="0D1F4A"/>
         </w:rPr>
-        <w:t>3.6 Estimated UAE Fees</w:t>
+        <w:t xml:space="preserve">3.6 </w:t>
+      </w:r>
+      <w:proofErr w:type="spellStart"/>
+      <w:r>
+        <w:rPr>
+          <w:color w:val="0D1F4A"/>
+        </w:rPr>
+        <w:t>Estimated</w:t>
+      </w:r>
+      <w:proofErr w:type="spellEnd"/>
+      <w:r>
+        <w:rPr>
+          <w:color w:val="0D1F4A"/>
+        </w:rPr>
+        <w:t xml:space="preserve"> UAE Fees</w:t>
       </w:r>
     </w:p>
     <w:tbl>
@@ -3219,12 +3952,6 @@
         <w:gridCol w:w="3120"/>
       </w:tblGrid>
       <w:tr>
-        <w:tblPrEx>
-          <w:tblCellMar>
-            <w:top w:w="0" w:type="dxa"/>
-            <w:bottom w:w="0" w:type="dxa"/>
-          </w:tblCellMar>
-        </w:tblPrEx>
         <w:trPr>
           <w:tblHeader/>
         </w:trPr>
@@ -3246,6 +3973,7 @@
             </w:tcMar>
           </w:tcPr>
           <w:p>
+            <w:proofErr w:type="spellStart"/>
             <w:r>
               <w:rPr>
                 <w:b/>
@@ -3256,6 +3984,7 @@
               </w:rPr>
               <w:t>Item</w:t>
             </w:r>
+            <w:proofErr w:type="spellEnd"/>
           </w:p>
         </w:tc>
         <w:tc>
@@ -3276,6 +4005,7 @@
             </w:tcMar>
           </w:tcPr>
           <w:p>
+            <w:proofErr w:type="spellStart"/>
             <w:r>
               <w:rPr>
                 <w:b/>
@@ -3284,18 +4014,23 @@
                 <w:sz w:val="20"/>
                 <w:szCs w:val="20"/>
               </w:rPr>
-              <w:t>Estimated Cost (AED)</w:t>
+              <w:t>Estimated</w:t>
+            </w:r>
+            <w:proofErr w:type="spellEnd"/>
+            <w:r>
+              <w:rPr>
+                <w:b/>
+                <w:bCs/>
+                <w:color w:val="FFFFFF"/>
+                <w:sz w:val="20"/>
+                <w:szCs w:val="20"/>
+              </w:rPr>
+              <w:t xml:space="preserve"> Cost (AED)</w:t>
             </w:r>
           </w:p>
         </w:tc>
       </w:tr>
       <w:tr>
-        <w:tblPrEx>
-          <w:tblCellMar>
-            <w:top w:w="0" w:type="dxa"/>
-            <w:bottom w:w="0" w:type="dxa"/>
-          </w:tblCellMar>
-        </w:tblPrEx>
         <w:tc>
           <w:tcPr>
             <w:tcW w:w="6240" w:type="dxa"/>
@@ -3314,14 +4049,34 @@
             </w:tcMar>
           </w:tcPr>
           <w:p>
-            <w:r>
-              <w:rPr>
-                <w:color w:val="0D1F4A"/>
-                <w:sz w:val="20"/>
-                <w:szCs w:val="20"/>
-              </w:rPr>
-              <w:t>Application fee per class</w:t>
-            </w:r>
+            <w:proofErr w:type="spellStart"/>
+            <w:r>
+              <w:rPr>
+                <w:color w:val="0D1F4A"/>
+                <w:sz w:val="20"/>
+                <w:szCs w:val="20"/>
+              </w:rPr>
+              <w:t>Application</w:t>
+            </w:r>
+            <w:proofErr w:type="spellEnd"/>
+            <w:r>
+              <w:rPr>
+                <w:color w:val="0D1F4A"/>
+                <w:sz w:val="20"/>
+                <w:szCs w:val="20"/>
+              </w:rPr>
+              <w:t xml:space="preserve"> fee per </w:t>
+            </w:r>
+            <w:proofErr w:type="spellStart"/>
+            <w:r>
+              <w:rPr>
+                <w:color w:val="0D1F4A"/>
+                <w:sz w:val="20"/>
+                <w:szCs w:val="20"/>
+              </w:rPr>
+              <w:t>class</w:t>
+            </w:r>
+            <w:proofErr w:type="spellEnd"/>
           </w:p>
         </w:tc>
         <w:tc>
@@ -3354,12 +4109,6 @@
         </w:tc>
       </w:tr>
       <w:tr>
-        <w:tblPrEx>
-          <w:tblCellMar>
-            <w:top w:w="0" w:type="dxa"/>
-            <w:bottom w:w="0" w:type="dxa"/>
-          </w:tblCellMar>
-        </w:tblPrEx>
         <w:tc>
           <w:tcPr>
             <w:tcW w:w="6240" w:type="dxa"/>
@@ -3384,7 +4133,25 @@
                 <w:sz w:val="20"/>
                 <w:szCs w:val="20"/>
               </w:rPr>
-              <w:t>Two classes (41 + 42)</w:t>
+              <w:t xml:space="preserve">Two </w:t>
+            </w:r>
+            <w:proofErr w:type="spellStart"/>
+            <w:r>
+              <w:rPr>
+                <w:color w:val="0D1F4A"/>
+                <w:sz w:val="20"/>
+                <w:szCs w:val="20"/>
+              </w:rPr>
+              <w:t>classes</w:t>
+            </w:r>
+            <w:proofErr w:type="spellEnd"/>
+            <w:r>
+              <w:rPr>
+                <w:color w:val="0D1F4A"/>
+                <w:sz w:val="20"/>
+                <w:szCs w:val="20"/>
+              </w:rPr>
+              <w:t xml:space="preserve"> (41 + 42)</w:t>
             </w:r>
           </w:p>
         </w:tc>
@@ -3418,12 +4185,6 @@
         </w:tc>
       </w:tr>
       <w:tr>
-        <w:tblPrEx>
-          <w:tblCellMar>
-            <w:top w:w="0" w:type="dxa"/>
-            <w:bottom w:w="0" w:type="dxa"/>
-          </w:tblCellMar>
-        </w:tblPrEx>
         <w:tc>
           <w:tcPr>
             <w:tcW w:w="6240" w:type="dxa"/>
@@ -3442,13 +4203,23 @@
             </w:tcMar>
           </w:tcPr>
           <w:p>
-            <w:r>
-              <w:rPr>
-                <w:color w:val="0D1F4A"/>
-                <w:sz w:val="20"/>
-                <w:szCs w:val="20"/>
-              </w:rPr>
-              <w:t>Publication fee</w:t>
+            <w:proofErr w:type="spellStart"/>
+            <w:r>
+              <w:rPr>
+                <w:color w:val="0D1F4A"/>
+                <w:sz w:val="20"/>
+                <w:szCs w:val="20"/>
+              </w:rPr>
+              <w:t>Publication</w:t>
+            </w:r>
+            <w:proofErr w:type="spellEnd"/>
+            <w:r>
+              <w:rPr>
+                <w:color w:val="0D1F4A"/>
+                <w:sz w:val="20"/>
+                <w:szCs w:val="20"/>
+              </w:rPr>
+              <w:t xml:space="preserve"> fee</w:t>
             </w:r>
           </w:p>
         </w:tc>
@@ -3482,12 +4253,6 @@
         </w:tc>
       </w:tr>
       <w:tr>
-        <w:tblPrEx>
-          <w:tblCellMar>
-            <w:top w:w="0" w:type="dxa"/>
-            <w:bottom w:w="0" w:type="dxa"/>
-          </w:tblCellMar>
-        </w:tblPrEx>
         <w:tc>
           <w:tcPr>
             <w:tcW w:w="6240" w:type="dxa"/>
@@ -3506,14 +4271,34 @@
             </w:tcMar>
           </w:tcPr>
           <w:p>
-            <w:r>
-              <w:rPr>
-                <w:color w:val="0D1F4A"/>
-                <w:sz w:val="20"/>
-                <w:szCs w:val="20"/>
-              </w:rPr>
-              <w:t>Registration certificate</w:t>
-            </w:r>
+            <w:proofErr w:type="spellStart"/>
+            <w:r>
+              <w:rPr>
+                <w:color w:val="0D1F4A"/>
+                <w:sz w:val="20"/>
+                <w:szCs w:val="20"/>
+              </w:rPr>
+              <w:t>Registration</w:t>
+            </w:r>
+            <w:proofErr w:type="spellEnd"/>
+            <w:r>
+              <w:rPr>
+                <w:color w:val="0D1F4A"/>
+                <w:sz w:val="20"/>
+                <w:szCs w:val="20"/>
+              </w:rPr>
+              <w:t xml:space="preserve"> </w:t>
+            </w:r>
+            <w:proofErr w:type="spellStart"/>
+            <w:r>
+              <w:rPr>
+                <w:color w:val="0D1F4A"/>
+                <w:sz w:val="20"/>
+                <w:szCs w:val="20"/>
+              </w:rPr>
+              <w:t>certificate</w:t>
+            </w:r>
+            <w:proofErr w:type="spellEnd"/>
           </w:p>
         </w:tc>
         <w:tc>
@@ -3546,12 +4331,6 @@
         </w:tc>
       </w:tr>
       <w:tr>
-        <w:tblPrEx>
-          <w:tblCellMar>
-            <w:top w:w="0" w:type="dxa"/>
-            <w:bottom w:w="0" w:type="dxa"/>
-          </w:tblCellMar>
-        </w:tblPrEx>
         <w:tc>
           <w:tcPr>
             <w:tcW w:w="6240" w:type="dxa"/>
@@ -3576,7 +4355,43 @@
                 <w:sz w:val="20"/>
                 <w:szCs w:val="20"/>
               </w:rPr>
-              <w:t>Lawyer/agent fee (recommended)</w:t>
+              <w:t>Lawyer/</w:t>
+            </w:r>
+            <w:proofErr w:type="spellStart"/>
+            <w:r>
+              <w:rPr>
+                <w:color w:val="0D1F4A"/>
+                <w:sz w:val="20"/>
+                <w:szCs w:val="20"/>
+              </w:rPr>
+              <w:t>agent</w:t>
+            </w:r>
+            <w:proofErr w:type="spellEnd"/>
+            <w:r>
+              <w:rPr>
+                <w:color w:val="0D1F4A"/>
+                <w:sz w:val="20"/>
+                <w:szCs w:val="20"/>
+              </w:rPr>
+              <w:t xml:space="preserve"> fee (</w:t>
+            </w:r>
+            <w:proofErr w:type="spellStart"/>
+            <w:r>
+              <w:rPr>
+                <w:color w:val="0D1F4A"/>
+                <w:sz w:val="20"/>
+                <w:szCs w:val="20"/>
+              </w:rPr>
+              <w:t>recommended</w:t>
+            </w:r>
+            <w:proofErr w:type="spellEnd"/>
+            <w:r>
+              <w:rPr>
+                <w:color w:val="0D1F4A"/>
+                <w:sz w:val="20"/>
+                <w:szCs w:val="20"/>
+              </w:rPr>
+              <w:t>)</w:t>
             </w:r>
           </w:p>
         </w:tc>
@@ -3610,12 +4425,6 @@
         </w:tc>
       </w:tr>
       <w:tr>
-        <w:tblPrEx>
-          <w:tblCellMar>
-            <w:top w:w="0" w:type="dxa"/>
-            <w:bottom w:w="0" w:type="dxa"/>
-          </w:tblCellMar>
-        </w:tblPrEx>
         <w:tc>
           <w:tcPr>
             <w:tcW w:w="6240" w:type="dxa"/>
@@ -3640,8 +4449,36 @@
                 <w:sz w:val="20"/>
                 <w:szCs w:val="20"/>
               </w:rPr>
-              <w:t>Total estimated cost</w:t>
-            </w:r>
+              <w:t xml:space="preserve">Total </w:t>
+            </w:r>
+            <w:proofErr w:type="spellStart"/>
+            <w:r>
+              <w:rPr>
+                <w:color w:val="0D1F4A"/>
+                <w:sz w:val="20"/>
+                <w:szCs w:val="20"/>
+              </w:rPr>
+              <w:t>estimated</w:t>
+            </w:r>
+            <w:proofErr w:type="spellEnd"/>
+            <w:r>
+              <w:rPr>
+                <w:color w:val="0D1F4A"/>
+                <w:sz w:val="20"/>
+                <w:szCs w:val="20"/>
+              </w:rPr>
+              <w:t xml:space="preserve"> </w:t>
+            </w:r>
+            <w:proofErr w:type="spellStart"/>
+            <w:r>
+              <w:rPr>
+                <w:color w:val="0D1F4A"/>
+                <w:sz w:val="20"/>
+                <w:szCs w:val="20"/>
+              </w:rPr>
+              <w:t>cost</w:t>
+            </w:r>
+            <w:proofErr w:type="spellEnd"/>
           </w:p>
         </w:tc>
         <w:tc>
@@ -3723,11 +4560,47 @@
         </w:numPr>
         <w:spacing w:before="60" w:after="60"/>
       </w:pPr>
-      <w:r>
-        <w:rPr>
-          <w:color w:val="0D1F4A"/>
-        </w:rPr>
-        <w:t>Select 'New Trademark Application'</w:t>
+      <w:proofErr w:type="spellStart"/>
+      <w:r>
+        <w:rPr>
+          <w:color w:val="0D1F4A"/>
+        </w:rPr>
+        <w:t>Select</w:t>
+      </w:r>
+      <w:proofErr w:type="spellEnd"/>
+      <w:r>
+        <w:rPr>
+          <w:color w:val="0D1F4A"/>
+        </w:rPr>
+        <w:t xml:space="preserve"> 'New </w:t>
+      </w:r>
+      <w:proofErr w:type="spellStart"/>
+      <w:r>
+        <w:rPr>
+          <w:color w:val="0D1F4A"/>
+        </w:rPr>
+        <w:t>Trademark</w:t>
+      </w:r>
+      <w:proofErr w:type="spellEnd"/>
+      <w:r>
+        <w:rPr>
+          <w:color w:val="0D1F4A"/>
+        </w:rPr>
+        <w:t xml:space="preserve"> </w:t>
+      </w:r>
+      <w:proofErr w:type="spellStart"/>
+      <w:r>
+        <w:rPr>
+          <w:color w:val="0D1F4A"/>
+        </w:rPr>
+        <w:t>Application</w:t>
+      </w:r>
+      <w:proofErr w:type="spellEnd"/>
+      <w:r>
+        <w:rPr>
+          <w:color w:val="0D1F4A"/>
+        </w:rPr>
+        <w:t>'</w:t>
       </w:r>
     </w:p>
     <w:p>
@@ -3779,11 +4652,33 @@
         </w:numPr>
         <w:spacing w:before="60" w:after="60"/>
       </w:pPr>
-      <w:r>
-        <w:rPr>
-          <w:color w:val="0D1F4A"/>
-        </w:rPr>
-        <w:t>Select Classes 41 and 42</w:t>
+      <w:proofErr w:type="spellStart"/>
+      <w:r>
+        <w:rPr>
+          <w:color w:val="0D1F4A"/>
+        </w:rPr>
+        <w:t>Select</w:t>
+      </w:r>
+      <w:proofErr w:type="spellEnd"/>
+      <w:r>
+        <w:rPr>
+          <w:color w:val="0D1F4A"/>
+        </w:rPr>
+        <w:t xml:space="preserve"> </w:t>
+      </w:r>
+      <w:proofErr w:type="spellStart"/>
+      <w:r>
+        <w:rPr>
+          <w:color w:val="0D1F4A"/>
+        </w:rPr>
+        <w:t>Classes</w:t>
+      </w:r>
+      <w:proofErr w:type="spellEnd"/>
+      <w:r>
+        <w:rPr>
+          <w:color w:val="0D1F4A"/>
+        </w:rPr>
+        <w:t xml:space="preserve"> 41 and 42</w:t>
       </w:r>
     </w:p>
     <w:p>
@@ -3819,7 +4714,35 @@
         <w:rPr>
           <w:color w:val="0D1F4A"/>
         </w:rPr>
-        <w:t>Pay the application fee online</w:t>
+        <w:t xml:space="preserve">Pay </w:t>
+      </w:r>
+      <w:proofErr w:type="spellStart"/>
+      <w:r>
+        <w:rPr>
+          <w:color w:val="0D1F4A"/>
+        </w:rPr>
+        <w:t>the</w:t>
+      </w:r>
+      <w:proofErr w:type="spellEnd"/>
+      <w:r>
+        <w:rPr>
+          <w:color w:val="0D1F4A"/>
+        </w:rPr>
+        <w:t xml:space="preserve"> </w:t>
+      </w:r>
+      <w:proofErr w:type="spellStart"/>
+      <w:r>
+        <w:rPr>
+          <w:color w:val="0D1F4A"/>
+        </w:rPr>
+        <w:t>application</w:t>
+      </w:r>
+      <w:proofErr w:type="spellEnd"/>
+      <w:r>
+        <w:rPr>
+          <w:color w:val="0D1F4A"/>
+        </w:rPr>
+        <w:t xml:space="preserve"> fee online</w:t>
       </w:r>
     </w:p>
     <w:p>
@@ -3921,7 +4844,23 @@
           <w:lang w:val="en-US"/>
         </w:rPr>
         <w:lastRenderedPageBreak/>
-        <w:t>Once the UAE trademark application is filed, you can extend protection to 130+ countries through a single WIPO Madrid Protocol application. This is the most cost-effective way to protect GlobalCompass globally.</w:t>
+        <w:t xml:space="preserve">Once the UAE trademark application is filed, you can extend protection to 130+ countries through a single WIPO Madrid Protocol application. This is the most cost-effective way to protect </w:t>
+      </w:r>
+      <w:proofErr w:type="spellStart"/>
+      <w:r>
+        <w:rPr>
+          <w:color w:val="0D1F4A"/>
+          <w:lang w:val="en-US"/>
+        </w:rPr>
+        <w:t>GlobalCompass</w:t>
+      </w:r>
+      <w:proofErr w:type="spellEnd"/>
+      <w:r>
+        <w:rPr>
+          <w:color w:val="0D1F4A"/>
+          <w:lang w:val="en-US"/>
+        </w:rPr>
+        <w:t xml:space="preserve"> globally.</w:t>
       </w:r>
     </w:p>
     <w:p>
@@ -3940,8 +4879,30 @@
         <w:rPr>
           <w:color w:val="0D1F4A"/>
         </w:rPr>
-        <w:t>4.1 Filing Authority</w:t>
-      </w:r>
+        <w:t xml:space="preserve">4.1 </w:t>
+      </w:r>
+      <w:proofErr w:type="spellStart"/>
+      <w:r>
+        <w:rPr>
+          <w:color w:val="0D1F4A"/>
+        </w:rPr>
+        <w:t>Filing</w:t>
+      </w:r>
+      <w:proofErr w:type="spellEnd"/>
+      <w:r>
+        <w:rPr>
+          <w:color w:val="0D1F4A"/>
+        </w:rPr>
+        <w:t xml:space="preserve"> </w:t>
+      </w:r>
+      <w:proofErr w:type="spellStart"/>
+      <w:r>
+        <w:rPr>
+          <w:color w:val="0D1F4A"/>
+        </w:rPr>
+        <w:t>Authority</w:t>
+      </w:r>
+      <w:proofErr w:type="spellEnd"/>
     </w:p>
     <w:tbl>
       <w:tblPr>
@@ -3965,12 +4926,6 @@
         <w:gridCol w:w="6240"/>
       </w:tblGrid>
       <w:tr>
-        <w:tblPrEx>
-          <w:tblCellMar>
-            <w:top w:w="0" w:type="dxa"/>
-            <w:bottom w:w="0" w:type="dxa"/>
-          </w:tblCellMar>
-        </w:tblPrEx>
         <w:trPr>
           <w:tblHeader/>
         </w:trPr>
@@ -3992,6 +4947,7 @@
             </w:tcMar>
           </w:tcPr>
           <w:p>
+            <w:proofErr w:type="spellStart"/>
             <w:r>
               <w:rPr>
                 <w:b/>
@@ -4002,6 +4958,7 @@
               </w:rPr>
               <w:t>Detail</w:t>
             </w:r>
+            <w:proofErr w:type="spellEnd"/>
           </w:p>
         </w:tc>
         <w:tc>
@@ -4022,6 +4979,7 @@
             </w:tcMar>
           </w:tcPr>
           <w:p>
+            <w:proofErr w:type="spellStart"/>
             <w:r>
               <w:rPr>
                 <w:b/>
@@ -4032,16 +4990,11 @@
               </w:rPr>
               <w:t>Information</w:t>
             </w:r>
+            <w:proofErr w:type="spellEnd"/>
           </w:p>
         </w:tc>
       </w:tr>
       <w:tr>
-        <w:tblPrEx>
-          <w:tblCellMar>
-            <w:top w:w="0" w:type="dxa"/>
-            <w:bottom w:w="0" w:type="dxa"/>
-          </w:tblCellMar>
-        </w:tblPrEx>
         <w:tc>
           <w:tcPr>
             <w:tcW w:w="3120" w:type="dxa"/>
@@ -4060,6 +5013,7 @@
             </w:tcMar>
           </w:tcPr>
           <w:p>
+            <w:proofErr w:type="spellStart"/>
             <w:r>
               <w:rPr>
                 <w:color w:val="0D1F4A"/>
@@ -4068,6 +5022,7 @@
               </w:rPr>
               <w:t>Authority</w:t>
             </w:r>
+            <w:proofErr w:type="spellEnd"/>
           </w:p>
         </w:tc>
         <w:tc>
@@ -4106,12 +5061,6 @@
         </w:tc>
       </w:tr>
       <w:tr>
-        <w:tblPrEx>
-          <w:tblCellMar>
-            <w:top w:w="0" w:type="dxa"/>
-            <w:bottom w:w="0" w:type="dxa"/>
-          </w:tblCellMar>
-        </w:tblPrEx>
         <w:tc>
           <w:tcPr>
             <w:tcW w:w="3120" w:type="dxa"/>
@@ -4130,6 +5079,7 @@
             </w:tcMar>
           </w:tcPr>
           <w:p>
+            <w:proofErr w:type="spellStart"/>
             <w:r>
               <w:rPr>
                 <w:color w:val="0D1F4A"/>
@@ -4138,6 +5088,7 @@
               </w:rPr>
               <w:t>Website</w:t>
             </w:r>
+            <w:proofErr w:type="spellEnd"/>
           </w:p>
         </w:tc>
         <w:tc>
@@ -4164,18 +5115,22 @@
                 <w:sz w:val="20"/>
                 <w:szCs w:val="20"/>
               </w:rPr>
-              <w:t>wipo.int/madrid</w:t>
-            </w:r>
+              <w:t>wipo.int/</w:t>
+            </w:r>
+            <w:proofErr w:type="spellStart"/>
+            <w:r>
+              <w:rPr>
+                <w:color w:val="0D1F4A"/>
+                <w:sz w:val="20"/>
+                <w:szCs w:val="20"/>
+              </w:rPr>
+              <w:t>madrid</w:t>
+            </w:r>
+            <w:proofErr w:type="spellEnd"/>
           </w:p>
         </w:tc>
       </w:tr>
       <w:tr>
-        <w:tblPrEx>
-          <w:tblCellMar>
-            <w:top w:w="0" w:type="dxa"/>
-            <w:bottom w:w="0" w:type="dxa"/>
-          </w:tblCellMar>
-        </w:tblPrEx>
         <w:tc>
           <w:tcPr>
             <w:tcW w:w="3120" w:type="dxa"/>
@@ -4194,14 +5149,34 @@
             </w:tcMar>
           </w:tcPr>
           <w:p>
-            <w:r>
-              <w:rPr>
-                <w:color w:val="0D1F4A"/>
-                <w:sz w:val="20"/>
-                <w:szCs w:val="20"/>
-              </w:rPr>
-              <w:t>Application type</w:t>
-            </w:r>
+            <w:proofErr w:type="spellStart"/>
+            <w:r>
+              <w:rPr>
+                <w:color w:val="0D1F4A"/>
+                <w:sz w:val="20"/>
+                <w:szCs w:val="20"/>
+              </w:rPr>
+              <w:t>Application</w:t>
+            </w:r>
+            <w:proofErr w:type="spellEnd"/>
+            <w:r>
+              <w:rPr>
+                <w:color w:val="0D1F4A"/>
+                <w:sz w:val="20"/>
+                <w:szCs w:val="20"/>
+              </w:rPr>
+              <w:t xml:space="preserve"> </w:t>
+            </w:r>
+            <w:proofErr w:type="spellStart"/>
+            <w:r>
+              <w:rPr>
+                <w:color w:val="0D1F4A"/>
+                <w:sz w:val="20"/>
+                <w:szCs w:val="20"/>
+              </w:rPr>
+              <w:t>type</w:t>
+            </w:r>
+            <w:proofErr w:type="spellEnd"/>
           </w:p>
         </w:tc>
         <w:tc>
@@ -4240,12 +5215,6 @@
         </w:tc>
       </w:tr>
       <w:tr>
-        <w:tblPrEx>
-          <w:tblCellMar>
-            <w:top w:w="0" w:type="dxa"/>
-            <w:bottom w:w="0" w:type="dxa"/>
-          </w:tblCellMar>
-        </w:tblPrEx>
         <w:tc>
           <w:tcPr>
             <w:tcW w:w="3120" w:type="dxa"/>
@@ -4310,12 +5279,6 @@
         </w:tc>
       </w:tr>
       <w:tr>
-        <w:tblPrEx>
-          <w:tblCellMar>
-            <w:top w:w="0" w:type="dxa"/>
-            <w:bottom w:w="0" w:type="dxa"/>
-          </w:tblCellMar>
-        </w:tblPrEx>
         <w:tc>
           <w:tcPr>
             <w:tcW w:w="3120" w:type="dxa"/>
@@ -4334,6 +5297,7 @@
             </w:tcMar>
           </w:tcPr>
           <w:p>
+            <w:proofErr w:type="spellStart"/>
             <w:r>
               <w:rPr>
                 <w:color w:val="0D1F4A"/>
@@ -4342,6 +5306,7 @@
               </w:rPr>
               <w:t>Coverage</w:t>
             </w:r>
+            <w:proofErr w:type="spellEnd"/>
           </w:p>
         </w:tc>
         <w:tc>
@@ -4368,8 +5333,36 @@
                 <w:sz w:val="20"/>
                 <w:szCs w:val="20"/>
               </w:rPr>
-              <w:t>130+ countries in one application</w:t>
-            </w:r>
+              <w:t xml:space="preserve">130+ </w:t>
+            </w:r>
+            <w:proofErr w:type="spellStart"/>
+            <w:r>
+              <w:rPr>
+                <w:color w:val="0D1F4A"/>
+                <w:sz w:val="20"/>
+                <w:szCs w:val="20"/>
+              </w:rPr>
+              <w:t>countries</w:t>
+            </w:r>
+            <w:proofErr w:type="spellEnd"/>
+            <w:r>
+              <w:rPr>
+                <w:color w:val="0D1F4A"/>
+                <w:sz w:val="20"/>
+                <w:szCs w:val="20"/>
+              </w:rPr>
+              <w:t xml:space="preserve"> in one </w:t>
+            </w:r>
+            <w:proofErr w:type="spellStart"/>
+            <w:r>
+              <w:rPr>
+                <w:color w:val="0D1F4A"/>
+                <w:sz w:val="20"/>
+                <w:szCs w:val="20"/>
+              </w:rPr>
+              <w:t>application</w:t>
+            </w:r>
+            <w:proofErr w:type="spellEnd"/>
           </w:p>
         </w:tc>
       </w:tr>
@@ -4387,8 +5380,58 @@
         <w:rPr>
           <w:color w:val="0D1F4A"/>
         </w:rPr>
-        <w:t>4.2 Recommended Countries to Designate</w:t>
-      </w:r>
+        <w:t xml:space="preserve">4.2 </w:t>
+      </w:r>
+      <w:proofErr w:type="spellStart"/>
+      <w:r>
+        <w:rPr>
+          <w:color w:val="0D1F4A"/>
+        </w:rPr>
+        <w:t>Recommended</w:t>
+      </w:r>
+      <w:proofErr w:type="spellEnd"/>
+      <w:r>
+        <w:rPr>
+          <w:color w:val="0D1F4A"/>
+        </w:rPr>
+        <w:t xml:space="preserve"> </w:t>
+      </w:r>
+      <w:proofErr w:type="spellStart"/>
+      <w:r>
+        <w:rPr>
+          <w:color w:val="0D1F4A"/>
+        </w:rPr>
+        <w:t>Countries</w:t>
+      </w:r>
+      <w:proofErr w:type="spellEnd"/>
+      <w:r>
+        <w:rPr>
+          <w:color w:val="0D1F4A"/>
+        </w:rPr>
+        <w:t xml:space="preserve"> </w:t>
+      </w:r>
+      <w:proofErr w:type="spellStart"/>
+      <w:r>
+        <w:rPr>
+          <w:color w:val="0D1F4A"/>
+        </w:rPr>
+        <w:t>to</w:t>
+      </w:r>
+      <w:proofErr w:type="spellEnd"/>
+      <w:r>
+        <w:rPr>
+          <w:color w:val="0D1F4A"/>
+        </w:rPr>
+        <w:t xml:space="preserve"> </w:t>
+      </w:r>
+      <w:proofErr w:type="spellStart"/>
+      <w:r>
+        <w:rPr>
+          <w:color w:val="0D1F4A"/>
+        </w:rPr>
+        <w:t>Designate</w:t>
+      </w:r>
+      <w:proofErr w:type="spellEnd"/>
     </w:p>
     <w:p>
       <w:pPr>
@@ -4402,7 +5445,23 @@
           <w:color w:val="0D1F4A"/>
           <w:lang w:val="en-US"/>
         </w:rPr>
-        <w:t>Select these countries when filing the Madrid Protocol application — these are GlobalCompass's target markets by scaling phase:</w:t>
+        <w:t xml:space="preserve">Select these countries when filing the Madrid Protocol application — these are </w:t>
+      </w:r>
+      <w:proofErr w:type="spellStart"/>
+      <w:r>
+        <w:rPr>
+          <w:color w:val="0D1F4A"/>
+          <w:lang w:val="en-US"/>
+        </w:rPr>
+        <w:t>GlobalCompass's</w:t>
+      </w:r>
+      <w:proofErr w:type="spellEnd"/>
+      <w:r>
+        <w:rPr>
+          <w:color w:val="0D1F4A"/>
+          <w:lang w:val="en-US"/>
+        </w:rPr>
+        <w:t xml:space="preserve"> target markets by scaling phase:</w:t>
       </w:r>
     </w:p>
     <w:p>
@@ -4436,12 +5495,6 @@
         <w:gridCol w:w="3276"/>
       </w:tblGrid>
       <w:tr>
-        <w:tblPrEx>
-          <w:tblCellMar>
-            <w:top w:w="0" w:type="dxa"/>
-            <w:bottom w:w="0" w:type="dxa"/>
-          </w:tblCellMar>
-        </w:tblPrEx>
         <w:trPr>
           <w:tblHeader/>
         </w:trPr>
@@ -4463,6 +5516,7 @@
             </w:tcMar>
           </w:tcPr>
           <w:p>
+            <w:proofErr w:type="spellStart"/>
             <w:r>
               <w:rPr>
                 <w:b/>
@@ -4473,6 +5527,7 @@
               </w:rPr>
               <w:t>Phase</w:t>
             </w:r>
+            <w:proofErr w:type="spellEnd"/>
           </w:p>
         </w:tc>
         <w:tc>
@@ -4493,6 +5548,7 @@
             </w:tcMar>
           </w:tcPr>
           <w:p>
+            <w:proofErr w:type="spellStart"/>
             <w:r>
               <w:rPr>
                 <w:b/>
@@ -4501,28 +5557,9 @@
                 <w:sz w:val="20"/>
                 <w:szCs w:val="20"/>
               </w:rPr>
-              <w:t>Countries to Designate</w:t>
-            </w:r>
-          </w:p>
-        </w:tc>
-        <w:tc>
-          <w:tcPr>
-            <w:tcW w:w="3276" w:type="dxa"/>
-            <w:tcBorders>
-              <w:top w:val="single" w:sz="1" w:space="0" w:color="C0D0E8"/>
-              <w:left w:val="single" w:sz="1" w:space="0" w:color="C0D0E8"/>
-              <w:bottom w:val="single" w:sz="1" w:space="0" w:color="C0D0E8"/>
-              <w:right w:val="single" w:sz="1" w:space="0" w:color="C0D0E8"/>
-            </w:tcBorders>
-            <w:shd w:val="clear" w:color="auto" w:fill="1B3A7A"/>
-            <w:tcMar>
-              <w:top w:w="80" w:type="dxa"/>
-              <w:left w:w="120" w:type="dxa"/>
-              <w:bottom w:w="80" w:type="dxa"/>
-              <w:right w:w="120" w:type="dxa"/>
-            </w:tcMar>
-          </w:tcPr>
-          <w:p>
+              <w:t>Countries</w:t>
+            </w:r>
+            <w:proofErr w:type="spellEnd"/>
             <w:r>
               <w:rPr>
                 <w:b/>
@@ -4531,18 +5568,76 @@
                 <w:sz w:val="20"/>
                 <w:szCs w:val="20"/>
               </w:rPr>
+              <w:t xml:space="preserve"> </w:t>
+            </w:r>
+            <w:proofErr w:type="spellStart"/>
+            <w:r>
+              <w:rPr>
+                <w:b/>
+                <w:bCs/>
+                <w:color w:val="FFFFFF"/>
+                <w:sz w:val="20"/>
+                <w:szCs w:val="20"/>
+              </w:rPr>
+              <w:t>to</w:t>
+            </w:r>
+            <w:proofErr w:type="spellEnd"/>
+            <w:r>
+              <w:rPr>
+                <w:b/>
+                <w:bCs/>
+                <w:color w:val="FFFFFF"/>
+                <w:sz w:val="20"/>
+                <w:szCs w:val="20"/>
+              </w:rPr>
+              <w:t xml:space="preserve"> </w:t>
+            </w:r>
+            <w:proofErr w:type="spellStart"/>
+            <w:r>
+              <w:rPr>
+                <w:b/>
+                <w:bCs/>
+                <w:color w:val="FFFFFF"/>
+                <w:sz w:val="20"/>
+                <w:szCs w:val="20"/>
+              </w:rPr>
+              <w:t>Designate</w:t>
+            </w:r>
+            <w:proofErr w:type="spellEnd"/>
+          </w:p>
+        </w:tc>
+        <w:tc>
+          <w:tcPr>
+            <w:tcW w:w="3276" w:type="dxa"/>
+            <w:tcBorders>
+              <w:top w:val="single" w:sz="1" w:space="0" w:color="C0D0E8"/>
+              <w:left w:val="single" w:sz="1" w:space="0" w:color="C0D0E8"/>
+              <w:bottom w:val="single" w:sz="1" w:space="0" w:color="C0D0E8"/>
+              <w:right w:val="single" w:sz="1" w:space="0" w:color="C0D0E8"/>
+            </w:tcBorders>
+            <w:shd w:val="clear" w:color="auto" w:fill="1B3A7A"/>
+            <w:tcMar>
+              <w:top w:w="80" w:type="dxa"/>
+              <w:left w:w="120" w:type="dxa"/>
+              <w:bottom w:w="80" w:type="dxa"/>
+              <w:right w:w="120" w:type="dxa"/>
+            </w:tcMar>
+          </w:tcPr>
+          <w:p>
+            <w:r>
+              <w:rPr>
+                <w:b/>
+                <w:bCs/>
+                <w:color w:val="FFFFFF"/>
+                <w:sz w:val="20"/>
+                <w:szCs w:val="20"/>
+              </w:rPr>
               <w:t>Reason</w:t>
             </w:r>
           </w:p>
         </w:tc>
       </w:tr>
       <w:tr>
-        <w:tblPrEx>
-          <w:tblCellMar>
-            <w:top w:w="0" w:type="dxa"/>
-            <w:bottom w:w="0" w:type="dxa"/>
-          </w:tblCellMar>
-        </w:tblPrEx>
         <w:tc>
           <w:tcPr>
             <w:tcW w:w="1872" w:type="dxa"/>
@@ -4561,14 +5656,34 @@
             </w:tcMar>
           </w:tcPr>
           <w:p>
-            <w:r>
-              <w:rPr>
-                <w:color w:val="0D1F4A"/>
-                <w:sz w:val="20"/>
-                <w:szCs w:val="20"/>
-              </w:rPr>
-              <w:t>Phase 1 — Gulf</w:t>
-            </w:r>
+            <w:proofErr w:type="spellStart"/>
+            <w:r>
+              <w:rPr>
+                <w:color w:val="0D1F4A"/>
+                <w:sz w:val="20"/>
+                <w:szCs w:val="20"/>
+              </w:rPr>
+              <w:t>Phase</w:t>
+            </w:r>
+            <w:proofErr w:type="spellEnd"/>
+            <w:r>
+              <w:rPr>
+                <w:color w:val="0D1F4A"/>
+                <w:sz w:val="20"/>
+                <w:szCs w:val="20"/>
+              </w:rPr>
+              <w:t xml:space="preserve"> 1 — </w:t>
+            </w:r>
+            <w:proofErr w:type="spellStart"/>
+            <w:r>
+              <w:rPr>
+                <w:color w:val="0D1F4A"/>
+                <w:sz w:val="20"/>
+                <w:szCs w:val="20"/>
+              </w:rPr>
+              <w:t>Gulf</w:t>
+            </w:r>
+            <w:proofErr w:type="spellEnd"/>
           </w:p>
         </w:tc>
         <w:tc>
@@ -4623,24 +5738,38 @@
             </w:tcMar>
           </w:tcPr>
           <w:p>
-            <w:r>
-              <w:rPr>
-                <w:color w:val="0D1F4A"/>
-                <w:sz w:val="20"/>
-                <w:szCs w:val="20"/>
-              </w:rPr>
-              <w:t>Launch markets</w:t>
-            </w:r>
+            <w:proofErr w:type="spellStart"/>
+            <w:r>
+              <w:rPr>
+                <w:color w:val="0D1F4A"/>
+                <w:sz w:val="20"/>
+                <w:szCs w:val="20"/>
+              </w:rPr>
+              <w:t>Launch</w:t>
+            </w:r>
+            <w:proofErr w:type="spellEnd"/>
+            <w:r>
+              <w:rPr>
+                <w:color w:val="0D1F4A"/>
+                <w:sz w:val="20"/>
+                <w:szCs w:val="20"/>
+              </w:rPr>
+              <w:t xml:space="preserve"> </w:t>
+            </w:r>
+            <w:proofErr w:type="spellStart"/>
+            <w:r>
+              <w:rPr>
+                <w:color w:val="0D1F4A"/>
+                <w:sz w:val="20"/>
+                <w:szCs w:val="20"/>
+              </w:rPr>
+              <w:t>markets</w:t>
+            </w:r>
+            <w:proofErr w:type="spellEnd"/>
           </w:p>
         </w:tc>
       </w:tr>
       <w:tr>
-        <w:tblPrEx>
-          <w:tblCellMar>
-            <w:top w:w="0" w:type="dxa"/>
-            <w:bottom w:w="0" w:type="dxa"/>
-          </w:tblCellMar>
-        </w:tblPrEx>
         <w:tc>
           <w:tcPr>
             <w:tcW w:w="1872" w:type="dxa"/>
@@ -4659,13 +5788,23 @@
             </w:tcMar>
           </w:tcPr>
           <w:p>
-            <w:r>
-              <w:rPr>
-                <w:color w:val="0D1F4A"/>
-                <w:sz w:val="20"/>
-                <w:szCs w:val="20"/>
-              </w:rPr>
-              <w:t>Phase 2 — Asia</w:t>
+            <w:proofErr w:type="spellStart"/>
+            <w:r>
+              <w:rPr>
+                <w:color w:val="0D1F4A"/>
+                <w:sz w:val="20"/>
+                <w:szCs w:val="20"/>
+              </w:rPr>
+              <w:t>Phase</w:t>
+            </w:r>
+            <w:proofErr w:type="spellEnd"/>
+            <w:r>
+              <w:rPr>
+                <w:color w:val="0D1F4A"/>
+                <w:sz w:val="20"/>
+                <w:szCs w:val="20"/>
+              </w:rPr>
+              <w:t xml:space="preserve"> 2 — Asia</w:t>
             </w:r>
           </w:p>
         </w:tc>
@@ -4687,13 +5826,23 @@
             </w:tcMar>
           </w:tcPr>
           <w:p>
-            <w:r>
-              <w:rPr>
-                <w:color w:val="0D1F4A"/>
-                <w:sz w:val="20"/>
-                <w:szCs w:val="20"/>
-              </w:rPr>
-              <w:t>Singapore, Hong Kong, Japan, India, Malaysia, Australia</w:t>
+            <w:proofErr w:type="spellStart"/>
+            <w:r>
+              <w:rPr>
+                <w:color w:val="0D1F4A"/>
+                <w:sz w:val="20"/>
+                <w:szCs w:val="20"/>
+              </w:rPr>
+              <w:t>Singapore</w:t>
+            </w:r>
+            <w:proofErr w:type="spellEnd"/>
+            <w:r>
+              <w:rPr>
+                <w:color w:val="0D1F4A"/>
+                <w:sz w:val="20"/>
+                <w:szCs w:val="20"/>
+              </w:rPr>
+              <w:t>, Hong Kong, Japan, India, Malaysia, Australia</w:t>
             </w:r>
           </w:p>
         </w:tc>
@@ -4715,24 +5864,38 @@
             </w:tcMar>
           </w:tcPr>
           <w:p>
-            <w:r>
-              <w:rPr>
-                <w:color w:val="0D1F4A"/>
-                <w:sz w:val="20"/>
-                <w:szCs w:val="20"/>
-              </w:rPr>
-              <w:t>Expansion markets</w:t>
-            </w:r>
+            <w:proofErr w:type="spellStart"/>
+            <w:r>
+              <w:rPr>
+                <w:color w:val="0D1F4A"/>
+                <w:sz w:val="20"/>
+                <w:szCs w:val="20"/>
+              </w:rPr>
+              <w:t>Expansion</w:t>
+            </w:r>
+            <w:proofErr w:type="spellEnd"/>
+            <w:r>
+              <w:rPr>
+                <w:color w:val="0D1F4A"/>
+                <w:sz w:val="20"/>
+                <w:szCs w:val="20"/>
+              </w:rPr>
+              <w:t xml:space="preserve"> </w:t>
+            </w:r>
+            <w:proofErr w:type="spellStart"/>
+            <w:r>
+              <w:rPr>
+                <w:color w:val="0D1F4A"/>
+                <w:sz w:val="20"/>
+                <w:szCs w:val="20"/>
+              </w:rPr>
+              <w:t>markets</w:t>
+            </w:r>
+            <w:proofErr w:type="spellEnd"/>
           </w:p>
         </w:tc>
       </w:tr>
       <w:tr>
-        <w:tblPrEx>
-          <w:tblCellMar>
-            <w:top w:w="0" w:type="dxa"/>
-            <w:bottom w:w="0" w:type="dxa"/>
-          </w:tblCellMar>
-        </w:tblPrEx>
         <w:tc>
           <w:tcPr>
             <w:tcW w:w="1872" w:type="dxa"/>
@@ -4751,13 +5914,23 @@
             </w:tcMar>
           </w:tcPr>
           <w:p>
-            <w:r>
-              <w:rPr>
-                <w:color w:val="0D1F4A"/>
-                <w:sz w:val="20"/>
-                <w:szCs w:val="20"/>
-              </w:rPr>
-              <w:t>Phase 3 — Europe</w:t>
+            <w:proofErr w:type="spellStart"/>
+            <w:r>
+              <w:rPr>
+                <w:color w:val="0D1F4A"/>
+                <w:sz w:val="20"/>
+                <w:szCs w:val="20"/>
+              </w:rPr>
+              <w:t>Phase</w:t>
+            </w:r>
+            <w:proofErr w:type="spellEnd"/>
+            <w:r>
+              <w:rPr>
+                <w:color w:val="0D1F4A"/>
+                <w:sz w:val="20"/>
+                <w:szCs w:val="20"/>
+              </w:rPr>
+              <w:t xml:space="preserve"> 3 — Europe</w:t>
             </w:r>
           </w:p>
         </w:tc>
@@ -4813,24 +5986,38 @@
             </w:tcMar>
           </w:tcPr>
           <w:p>
-            <w:r>
-              <w:rPr>
-                <w:color w:val="0D1F4A"/>
-                <w:sz w:val="20"/>
-                <w:szCs w:val="20"/>
-              </w:rPr>
-              <w:t>European rollout</w:t>
-            </w:r>
+            <w:proofErr w:type="spellStart"/>
+            <w:r>
+              <w:rPr>
+                <w:color w:val="0D1F4A"/>
+                <w:sz w:val="20"/>
+                <w:szCs w:val="20"/>
+              </w:rPr>
+              <w:t>European</w:t>
+            </w:r>
+            <w:proofErr w:type="spellEnd"/>
+            <w:r>
+              <w:rPr>
+                <w:color w:val="0D1F4A"/>
+                <w:sz w:val="20"/>
+                <w:szCs w:val="20"/>
+              </w:rPr>
+              <w:t xml:space="preserve"> </w:t>
+            </w:r>
+            <w:proofErr w:type="spellStart"/>
+            <w:r>
+              <w:rPr>
+                <w:color w:val="0D1F4A"/>
+                <w:sz w:val="20"/>
+                <w:szCs w:val="20"/>
+              </w:rPr>
+              <w:t>rollout</w:t>
+            </w:r>
+            <w:proofErr w:type="spellEnd"/>
           </w:p>
         </w:tc>
       </w:tr>
       <w:tr>
-        <w:tblPrEx>
-          <w:tblCellMar>
-            <w:top w:w="0" w:type="dxa"/>
-            <w:bottom w:w="0" w:type="dxa"/>
-          </w:tblCellMar>
-        </w:tblPrEx>
         <w:tc>
           <w:tcPr>
             <w:tcW w:w="1872" w:type="dxa"/>
@@ -4849,13 +6036,23 @@
             </w:tcMar>
           </w:tcPr>
           <w:p>
-            <w:r>
-              <w:rPr>
-                <w:color w:val="0D1F4A"/>
-                <w:sz w:val="20"/>
-                <w:szCs w:val="20"/>
-              </w:rPr>
-              <w:t>Phase 4 — Americas</w:t>
+            <w:proofErr w:type="spellStart"/>
+            <w:r>
+              <w:rPr>
+                <w:color w:val="0D1F4A"/>
+                <w:sz w:val="20"/>
+                <w:szCs w:val="20"/>
+              </w:rPr>
+              <w:t>Phase</w:t>
+            </w:r>
+            <w:proofErr w:type="spellEnd"/>
+            <w:r>
+              <w:rPr>
+                <w:color w:val="0D1F4A"/>
+                <w:sz w:val="20"/>
+                <w:szCs w:val="20"/>
+              </w:rPr>
+              <w:t xml:space="preserve"> 4 — Americas</w:t>
             </w:r>
           </w:p>
         </w:tc>
@@ -4877,13 +6074,23 @@
             </w:tcMar>
           </w:tcPr>
           <w:p>
-            <w:r>
-              <w:rPr>
-                <w:color w:val="0D1F4A"/>
-                <w:sz w:val="20"/>
-                <w:szCs w:val="20"/>
-              </w:rPr>
-              <w:t>United States, Canada, Brazil, Mexico</w:t>
+            <w:proofErr w:type="spellStart"/>
+            <w:r>
+              <w:rPr>
+                <w:color w:val="0D1F4A"/>
+                <w:sz w:val="20"/>
+                <w:szCs w:val="20"/>
+              </w:rPr>
+              <w:t>United</w:t>
+            </w:r>
+            <w:proofErr w:type="spellEnd"/>
+            <w:r>
+              <w:rPr>
+                <w:color w:val="0D1F4A"/>
+                <w:sz w:val="20"/>
+                <w:szCs w:val="20"/>
+              </w:rPr>
+              <w:t xml:space="preserve"> States, Canada, Brazil, Mexico</w:t>
             </w:r>
           </w:p>
         </w:tc>
@@ -4911,8 +6118,18 @@
                 <w:sz w:val="20"/>
                 <w:szCs w:val="20"/>
               </w:rPr>
-              <w:t>Global completion</w:t>
-            </w:r>
+              <w:t xml:space="preserve">Global </w:t>
+            </w:r>
+            <w:proofErr w:type="spellStart"/>
+            <w:r>
+              <w:rPr>
+                <w:color w:val="0D1F4A"/>
+                <w:sz w:val="20"/>
+                <w:szCs w:val="20"/>
+              </w:rPr>
+              <w:t>completion</w:t>
+            </w:r>
+            <w:proofErr w:type="spellEnd"/>
           </w:p>
         </w:tc>
       </w:tr>
@@ -4930,7 +6147,21 @@
         <w:rPr>
           <w:color w:val="0D1F4A"/>
         </w:rPr>
-        <w:t>4.3 Estimated International Fees</w:t>
+        <w:t xml:space="preserve">4.3 </w:t>
+      </w:r>
+      <w:proofErr w:type="spellStart"/>
+      <w:r>
+        <w:rPr>
+          <w:color w:val="0D1F4A"/>
+        </w:rPr>
+        <w:t>Estimated</w:t>
+      </w:r>
+      <w:proofErr w:type="spellEnd"/>
+      <w:r>
+        <w:rPr>
+          <w:color w:val="0D1F4A"/>
+        </w:rPr>
+        <w:t xml:space="preserve"> International Fees</w:t>
       </w:r>
     </w:p>
     <w:tbl>
@@ -4955,12 +6186,6 @@
         <w:gridCol w:w="3120"/>
       </w:tblGrid>
       <w:tr>
-        <w:tblPrEx>
-          <w:tblCellMar>
-            <w:top w:w="0" w:type="dxa"/>
-            <w:bottom w:w="0" w:type="dxa"/>
-          </w:tblCellMar>
-        </w:tblPrEx>
         <w:trPr>
           <w:tblHeader/>
         </w:trPr>
@@ -4982,6 +6207,7 @@
             </w:tcMar>
           </w:tcPr>
           <w:p>
+            <w:proofErr w:type="spellStart"/>
             <w:r>
               <w:rPr>
                 <w:b/>
@@ -4992,6 +6218,7 @@
               </w:rPr>
               <w:t>Item</w:t>
             </w:r>
+            <w:proofErr w:type="spellEnd"/>
           </w:p>
         </w:tc>
         <w:tc>
@@ -5012,6 +6239,7 @@
             </w:tcMar>
           </w:tcPr>
           <w:p>
+            <w:proofErr w:type="spellStart"/>
             <w:r>
               <w:rPr>
                 <w:b/>
@@ -5020,18 +6248,23 @@
                 <w:sz w:val="20"/>
                 <w:szCs w:val="20"/>
               </w:rPr>
-              <w:t>Estimated Cost (USD)</w:t>
+              <w:t>Estimated</w:t>
+            </w:r>
+            <w:proofErr w:type="spellEnd"/>
+            <w:r>
+              <w:rPr>
+                <w:b/>
+                <w:bCs/>
+                <w:color w:val="FFFFFF"/>
+                <w:sz w:val="20"/>
+                <w:szCs w:val="20"/>
+              </w:rPr>
+              <w:t xml:space="preserve"> Cost (USD)</w:t>
             </w:r>
           </w:p>
         </w:tc>
       </w:tr>
       <w:tr>
-        <w:tblPrEx>
-          <w:tblCellMar>
-            <w:top w:w="0" w:type="dxa"/>
-            <w:bottom w:w="0" w:type="dxa"/>
-          </w:tblCellMar>
-        </w:tblPrEx>
         <w:tc>
           <w:tcPr>
             <w:tcW w:w="6240" w:type="dxa"/>
@@ -5056,7 +6289,25 @@
                 <w:sz w:val="20"/>
                 <w:szCs w:val="20"/>
               </w:rPr>
-              <w:t>WIPO basic fee</w:t>
+              <w:t xml:space="preserve">WIPO </w:t>
+            </w:r>
+            <w:proofErr w:type="spellStart"/>
+            <w:r>
+              <w:rPr>
+                <w:color w:val="0D1F4A"/>
+                <w:sz w:val="20"/>
+                <w:szCs w:val="20"/>
+              </w:rPr>
+              <w:t>basic</w:t>
+            </w:r>
+            <w:proofErr w:type="spellEnd"/>
+            <w:r>
+              <w:rPr>
+                <w:color w:val="0D1F4A"/>
+                <w:sz w:val="20"/>
+                <w:szCs w:val="20"/>
+              </w:rPr>
+              <w:t xml:space="preserve"> fee</w:t>
             </w:r>
           </w:p>
         </w:tc>
@@ -5090,12 +6341,6 @@
         </w:tc>
       </w:tr>
       <w:tr>
-        <w:tblPrEx>
-          <w:tblCellMar>
-            <w:top w:w="0" w:type="dxa"/>
-            <w:bottom w:w="0" w:type="dxa"/>
-          </w:tblCellMar>
-        </w:tblPrEx>
         <w:tc>
           <w:tcPr>
             <w:tcW w:w="6240" w:type="dxa"/>
@@ -5160,12 +6405,6 @@
         </w:tc>
       </w:tr>
       <w:tr>
-        <w:tblPrEx>
-          <w:tblCellMar>
-            <w:top w:w="0" w:type="dxa"/>
-            <w:bottom w:w="0" w:type="dxa"/>
-          </w:tblCellMar>
-        </w:tblPrEx>
         <w:tc>
           <w:tcPr>
             <w:tcW w:w="6240" w:type="dxa"/>
@@ -5190,7 +6429,43 @@
                 <w:sz w:val="20"/>
                 <w:szCs w:val="20"/>
               </w:rPr>
-              <w:t>20 countries estimated total</w:t>
+              <w:t xml:space="preserve">20 </w:t>
+            </w:r>
+            <w:proofErr w:type="spellStart"/>
+            <w:r>
+              <w:rPr>
+                <w:color w:val="0D1F4A"/>
+                <w:sz w:val="20"/>
+                <w:szCs w:val="20"/>
+              </w:rPr>
+              <w:t>countries</w:t>
+            </w:r>
+            <w:proofErr w:type="spellEnd"/>
+            <w:r>
+              <w:rPr>
+                <w:color w:val="0D1F4A"/>
+                <w:sz w:val="20"/>
+                <w:szCs w:val="20"/>
+              </w:rPr>
+              <w:t xml:space="preserve"> </w:t>
+            </w:r>
+            <w:proofErr w:type="spellStart"/>
+            <w:r>
+              <w:rPr>
+                <w:color w:val="0D1F4A"/>
+                <w:sz w:val="20"/>
+                <w:szCs w:val="20"/>
+              </w:rPr>
+              <w:t>estimated</w:t>
+            </w:r>
+            <w:proofErr w:type="spellEnd"/>
+            <w:r>
+              <w:rPr>
+                <w:color w:val="0D1F4A"/>
+                <w:sz w:val="20"/>
+                <w:szCs w:val="20"/>
+              </w:rPr>
+              <w:t xml:space="preserve"> total</w:t>
             </w:r>
           </w:p>
         </w:tc>
@@ -5224,12 +6499,6 @@
         </w:tc>
       </w:tr>
       <w:tr>
-        <w:tblPrEx>
-          <w:tblCellMar>
-            <w:top w:w="0" w:type="dxa"/>
-            <w:bottom w:w="0" w:type="dxa"/>
-          </w:tblCellMar>
-        </w:tblPrEx>
         <w:tc>
           <w:tcPr>
             <w:tcW w:w="6240" w:type="dxa"/>
@@ -5294,12 +6563,6 @@
         </w:tc>
       </w:tr>
       <w:tr>
-        <w:tblPrEx>
-          <w:tblCellMar>
-            <w:top w:w="0" w:type="dxa"/>
-            <w:bottom w:w="0" w:type="dxa"/>
-          </w:tblCellMar>
-        </w:tblPrEx>
         <w:tc>
           <w:tcPr>
             <w:tcW w:w="6240" w:type="dxa"/>
@@ -5324,8 +6587,54 @@
                 <w:sz w:val="20"/>
                 <w:szCs w:val="20"/>
               </w:rPr>
-              <w:t>Total estimated international cost</w:t>
-            </w:r>
+              <w:t xml:space="preserve">Total </w:t>
+            </w:r>
+            <w:proofErr w:type="spellStart"/>
+            <w:r>
+              <w:rPr>
+                <w:color w:val="0D1F4A"/>
+                <w:sz w:val="20"/>
+                <w:szCs w:val="20"/>
+              </w:rPr>
+              <w:t>estimated</w:t>
+            </w:r>
+            <w:proofErr w:type="spellEnd"/>
+            <w:r>
+              <w:rPr>
+                <w:color w:val="0D1F4A"/>
+                <w:sz w:val="20"/>
+                <w:szCs w:val="20"/>
+              </w:rPr>
+              <w:t xml:space="preserve"> </w:t>
+            </w:r>
+            <w:proofErr w:type="spellStart"/>
+            <w:r>
+              <w:rPr>
+                <w:color w:val="0D1F4A"/>
+                <w:sz w:val="20"/>
+                <w:szCs w:val="20"/>
+              </w:rPr>
+              <w:t>international</w:t>
+            </w:r>
+            <w:proofErr w:type="spellEnd"/>
+            <w:r>
+              <w:rPr>
+                <w:color w:val="0D1F4A"/>
+                <w:sz w:val="20"/>
+                <w:szCs w:val="20"/>
+              </w:rPr>
+              <w:t xml:space="preserve"> </w:t>
+            </w:r>
+            <w:proofErr w:type="spellStart"/>
+            <w:r>
+              <w:rPr>
+                <w:color w:val="0D1F4A"/>
+                <w:sz w:val="20"/>
+                <w:szCs w:val="20"/>
+              </w:rPr>
+              <w:t>cost</w:t>
+            </w:r>
+            <w:proofErr w:type="spellEnd"/>
           </w:p>
         </w:tc>
         <w:tc>
@@ -5375,7 +6684,49 @@
           <w:color w:val="1B3A7A"/>
         </w:rPr>
         <w:lastRenderedPageBreak/>
-        <w:t>5. Evidence of First Creation &amp; Use</w:t>
+        <w:t xml:space="preserve">5. </w:t>
+      </w:r>
+      <w:proofErr w:type="spellStart"/>
+      <w:r>
+        <w:rPr>
+          <w:color w:val="1B3A7A"/>
+        </w:rPr>
+        <w:t>Evidence</w:t>
+      </w:r>
+      <w:proofErr w:type="spellEnd"/>
+      <w:r>
+        <w:rPr>
+          <w:color w:val="1B3A7A"/>
+        </w:rPr>
+        <w:t xml:space="preserve"> </w:t>
+      </w:r>
+      <w:proofErr w:type="spellStart"/>
+      <w:r>
+        <w:rPr>
+          <w:color w:val="1B3A7A"/>
+        </w:rPr>
+        <w:t>of</w:t>
+      </w:r>
+      <w:proofErr w:type="spellEnd"/>
+      <w:r>
+        <w:rPr>
+          <w:color w:val="1B3A7A"/>
+        </w:rPr>
+        <w:t xml:space="preserve"> First </w:t>
+      </w:r>
+      <w:proofErr w:type="spellStart"/>
+      <w:r>
+        <w:rPr>
+          <w:color w:val="1B3A7A"/>
+        </w:rPr>
+        <w:t>Creation</w:t>
+      </w:r>
+      <w:proofErr w:type="spellEnd"/>
+      <w:r>
+        <w:rPr>
+          <w:color w:val="1B3A7A"/>
+        </w:rPr>
+        <w:t xml:space="preserve"> &amp; Use</w:t>
       </w:r>
     </w:p>
     <w:p>
@@ -5390,7 +6741,39 @@
           <w:color w:val="0D1F4A"/>
           <w:lang w:val="en-US"/>
         </w:rPr>
-        <w:t>The following evidence establishes that GlobalCompass was created by Susselt in June 2026 and is available to support any trademark or intellectual property claim:</w:t>
+        <w:t xml:space="preserve">The following evidence establishes that </w:t>
+      </w:r>
+      <w:proofErr w:type="spellStart"/>
+      <w:r>
+        <w:rPr>
+          <w:color w:val="0D1F4A"/>
+          <w:lang w:val="en-US"/>
+        </w:rPr>
+        <w:t>GlobalCompass</w:t>
+      </w:r>
+      <w:proofErr w:type="spellEnd"/>
+      <w:r>
+        <w:rPr>
+          <w:color w:val="0D1F4A"/>
+          <w:lang w:val="en-US"/>
+        </w:rPr>
+        <w:t xml:space="preserve"> was created by </w:t>
+      </w:r>
+      <w:proofErr w:type="spellStart"/>
+      <w:r>
+        <w:rPr>
+          <w:color w:val="0D1F4A"/>
+          <w:lang w:val="en-US"/>
+        </w:rPr>
+        <w:t>Susselt</w:t>
+      </w:r>
+      <w:proofErr w:type="spellEnd"/>
+      <w:r>
+        <w:rPr>
+          <w:color w:val="0D1F4A"/>
+          <w:lang w:val="en-US"/>
+        </w:rPr>
+        <w:t xml:space="preserve"> in June 2026 and is available to support any trademark or intellectual property claim:</w:t>
       </w:r>
     </w:p>
     <w:p>
@@ -5409,8 +6792,44 @@
         <w:rPr>
           <w:color w:val="0D1F4A"/>
         </w:rPr>
-        <w:t>5.1 Digital Evidence — Already Existing</w:t>
-      </w:r>
+        <w:t xml:space="preserve">5.1 Digital </w:t>
+      </w:r>
+      <w:proofErr w:type="spellStart"/>
+      <w:r>
+        <w:rPr>
+          <w:color w:val="0D1F4A"/>
+        </w:rPr>
+        <w:t>Evidence</w:t>
+      </w:r>
+      <w:proofErr w:type="spellEnd"/>
+      <w:r>
+        <w:rPr>
+          <w:color w:val="0D1F4A"/>
+        </w:rPr>
+        <w:t xml:space="preserve"> — </w:t>
+      </w:r>
+      <w:proofErr w:type="spellStart"/>
+      <w:r>
+        <w:rPr>
+          <w:color w:val="0D1F4A"/>
+        </w:rPr>
+        <w:t>Already</w:t>
+      </w:r>
+      <w:proofErr w:type="spellEnd"/>
+      <w:r>
+        <w:rPr>
+          <w:color w:val="0D1F4A"/>
+        </w:rPr>
+        <w:t xml:space="preserve"> </w:t>
+      </w:r>
+      <w:proofErr w:type="spellStart"/>
+      <w:r>
+        <w:rPr>
+          <w:color w:val="0D1F4A"/>
+        </w:rPr>
+        <w:t>Existing</w:t>
+      </w:r>
+      <w:proofErr w:type="spellEnd"/>
     </w:p>
     <w:p>
       <w:pPr>
@@ -5429,7 +6848,39 @@
           <w:color w:val="0D1F4A"/>
           <w:lang w:val="en-US"/>
         </w:rPr>
-        <w:t>GitHub repository — SusseltGlobalCompass/globalcompass — with timestamped commits from June 2026</w:t>
+        <w:t xml:space="preserve">GitHub repository — </w:t>
+      </w:r>
+      <w:proofErr w:type="spellStart"/>
+      <w:r>
+        <w:rPr>
+          <w:color w:val="0D1F4A"/>
+          <w:lang w:val="en-US"/>
+        </w:rPr>
+        <w:t>SusseltGlobalCompass</w:t>
+      </w:r>
+      <w:proofErr w:type="spellEnd"/>
+      <w:r>
+        <w:rPr>
+          <w:color w:val="0D1F4A"/>
+          <w:lang w:val="en-US"/>
+        </w:rPr>
+        <w:t>/</w:t>
+      </w:r>
+      <w:proofErr w:type="spellStart"/>
+      <w:r>
+        <w:rPr>
+          <w:color w:val="0D1F4A"/>
+          <w:lang w:val="en-US"/>
+        </w:rPr>
+        <w:t>globalcompass</w:t>
+      </w:r>
+      <w:proofErr w:type="spellEnd"/>
+      <w:r>
+        <w:rPr>
+          <w:color w:val="0D1F4A"/>
+          <w:lang w:val="en-US"/>
+        </w:rPr>
+        <w:t xml:space="preserve"> — with timestamped commits from June 2026</w:t>
       </w:r>
     </w:p>
     <w:p>
@@ -5444,12 +6895,21 @@
           <w:lang w:val="en-US"/>
         </w:rPr>
       </w:pPr>
-      <w:r>
-        <w:rPr>
-          <w:color w:val="0D1F4A"/>
-          <w:lang w:val="en-US"/>
-        </w:rPr>
-        <w:t>Vercel deployment — globalcompass.com — live deployment with dated deployment logs</w:t>
+      <w:proofErr w:type="spellStart"/>
+      <w:r>
+        <w:rPr>
+          <w:color w:val="0D1F4A"/>
+          <w:lang w:val="en-US"/>
+        </w:rPr>
+        <w:t>Vercel</w:t>
+      </w:r>
+      <w:proofErr w:type="spellEnd"/>
+      <w:r>
+        <w:rPr>
+          <w:color w:val="0D1F4A"/>
+          <w:lang w:val="en-US"/>
+        </w:rPr>
+        <w:t xml:space="preserve"> deployment — globalcompass.com — live deployment with dated deployment logs</w:t>
       </w:r>
     </w:p>
     <w:p>
@@ -5460,10 +6920,14 @@
           <w:numId w:val="2"/>
         </w:numPr>
         <w:spacing w:before="60" w:after="60"/>
-      </w:pPr>
-      <w:r>
-        <w:rPr>
-          <w:color w:val="0D1F4A"/>
+        <w:rPr>
+          <w:lang w:val="en-US"/>
+        </w:rPr>
+      </w:pPr>
+      <w:r>
+        <w:rPr>
+          <w:color w:val="0D1F4A"/>
+          <w:lang w:val="en-US"/>
         </w:rPr>
         <w:t>Supabase database — created June 2026 — timestamped database creation</w:t>
       </w:r>
@@ -5476,10 +6940,14 @@
           <w:numId w:val="2"/>
         </w:numPr>
         <w:spacing w:before="60" w:after="60"/>
-      </w:pPr>
-      <w:r>
-        <w:rPr>
-          <w:color w:val="0D1F4A"/>
+        <w:rPr>
+          <w:lang w:val="en-US"/>
+        </w:rPr>
+      </w:pPr>
+      <w:r>
+        <w:rPr>
+          <w:color w:val="0D1F4A"/>
+          <w:lang w:val="en-US"/>
         </w:rPr>
         <w:t>GoDaddy domain registration — globalcompass.com — domain purchase date</w:t>
       </w:r>
@@ -5492,10 +6960,14 @@
           <w:numId w:val="2"/>
         </w:numPr>
         <w:spacing w:before="60" w:after="60"/>
-      </w:pPr>
-      <w:r>
-        <w:rPr>
-          <w:color w:val="0D1F4A"/>
+        <w:rPr>
+          <w:lang w:val="en-US"/>
+        </w:rPr>
+      </w:pPr>
+      <w:r>
+        <w:rPr>
+          <w:color w:val="0D1F4A"/>
+          <w:lang w:val="en-US"/>
         </w:rPr>
         <w:t>This trademark preparation document — dated June 2026</w:t>
       </w:r>
@@ -5508,10 +6980,14 @@
           <w:numId w:val="2"/>
         </w:numPr>
         <w:spacing w:before="60" w:after="60"/>
-      </w:pPr>
-      <w:r>
-        <w:rPr>
-          <w:color w:val="0D1F4A"/>
+        <w:rPr>
+          <w:lang w:val="en-US"/>
+        </w:rPr>
+      </w:pPr>
+      <w:r>
+        <w:rPr>
+          <w:color w:val="0D1F4A"/>
+          <w:lang w:val="en-US"/>
         </w:rPr>
         <w:t>Claude AI conversation history — full development conversation with timestamps</w:t>
       </w:r>
@@ -5519,6 +6995,9 @@
     <w:p>
       <w:pPr>
         <w:spacing w:before="80" w:after="80"/>
+        <w:rPr>
+          <w:lang w:val="en-US"/>
+        </w:rPr>
       </w:pPr>
     </w:p>
     <w:p>
@@ -5529,8 +7008,44 @@
         <w:rPr>
           <w:color w:val="0D1F4A"/>
         </w:rPr>
-        <w:t>5.2 Recommended Additional Steps</w:t>
-      </w:r>
+        <w:t xml:space="preserve">5.2 </w:t>
+      </w:r>
+      <w:proofErr w:type="spellStart"/>
+      <w:r>
+        <w:rPr>
+          <w:color w:val="0D1F4A"/>
+        </w:rPr>
+        <w:t>Recommended</w:t>
+      </w:r>
+      <w:proofErr w:type="spellEnd"/>
+      <w:r>
+        <w:rPr>
+          <w:color w:val="0D1F4A"/>
+        </w:rPr>
+        <w:t xml:space="preserve"> </w:t>
+      </w:r>
+      <w:proofErr w:type="spellStart"/>
+      <w:r>
+        <w:rPr>
+          <w:color w:val="0D1F4A"/>
+        </w:rPr>
+        <w:t>Additional</w:t>
+      </w:r>
+      <w:proofErr w:type="spellEnd"/>
+      <w:r>
+        <w:rPr>
+          <w:color w:val="0D1F4A"/>
+        </w:rPr>
+        <w:t xml:space="preserve"> </w:t>
+      </w:r>
+      <w:proofErr w:type="spellStart"/>
+      <w:r>
+        <w:rPr>
+          <w:color w:val="0D1F4A"/>
+        </w:rPr>
+        <w:t>Steps</w:t>
+      </w:r>
+      <w:proofErr w:type="spellEnd"/>
     </w:p>
     <w:p>
       <w:pPr>
@@ -5540,18 +7055,23 @@
           <w:numId w:val="2"/>
         </w:numPr>
         <w:spacing w:before="60" w:after="60"/>
+        <w:rPr>
+          <w:lang w:val="en-US"/>
+        </w:rPr>
       </w:pPr>
       <w:r>
         <w:rPr>
           <w:b/>
           <w:bCs/>
           <w:color w:val="1B3A7A"/>
+          <w:lang w:val="en-US"/>
         </w:rPr>
         <w:t xml:space="preserve">Immediate: </w:t>
       </w:r>
       <w:r>
         <w:rPr>
           <w:color w:val="0D1F4A"/>
+          <w:lang w:val="en-US"/>
         </w:rPr>
         <w:t>Email yourself all GlobalCompass files with today's date — creates a dated digital record</w:t>
       </w:r>
@@ -5564,18 +7084,23 @@
           <w:numId w:val="2"/>
         </w:numPr>
         <w:spacing w:before="60" w:after="60"/>
+        <w:rPr>
+          <w:lang w:val="en-US"/>
+        </w:rPr>
       </w:pPr>
       <w:r>
         <w:rPr>
           <w:b/>
           <w:bCs/>
           <w:color w:val="1B3A7A"/>
+          <w:lang w:val="en-US"/>
         </w:rPr>
         <w:t xml:space="preserve">This week: </w:t>
       </w:r>
       <w:r>
         <w:rPr>
           <w:color w:val="0D1F4A"/>
+          <w:lang w:val="en-US"/>
         </w:rPr>
         <w:t>Print and sign this document — keep a physical signed copy with date</w:t>
       </w:r>
@@ -5588,18 +7113,23 @@
           <w:numId w:val="2"/>
         </w:numPr>
         <w:spacing w:before="60" w:after="60"/>
+        <w:rPr>
+          <w:lang w:val="en-US"/>
+        </w:rPr>
       </w:pPr>
       <w:r>
         <w:rPr>
           <w:b/>
           <w:bCs/>
           <w:color w:val="1B3A7A"/>
+          <w:lang w:val="en-US"/>
         </w:rPr>
         <w:t xml:space="preserve">This week: </w:t>
       </w:r>
       <w:r>
         <w:rPr>
           <w:color w:val="0D1F4A"/>
+          <w:lang w:val="en-US"/>
         </w:rPr>
         <w:t>Take screenshots of globalcompass.com live — dated visual evidence</w:t>
       </w:r>
@@ -5612,18 +7142,23 @@
           <w:numId w:val="2"/>
         </w:numPr>
         <w:spacing w:before="60" w:after="60"/>
+        <w:rPr>
+          <w:lang w:val="en-US"/>
+        </w:rPr>
       </w:pPr>
       <w:r>
         <w:rPr>
           <w:b/>
           <w:bCs/>
           <w:color w:val="1B3A7A"/>
+          <w:lang w:val="en-US"/>
         </w:rPr>
         <w:t xml:space="preserve">This month: </w:t>
       </w:r>
       <w:r>
         <w:rPr>
           <w:color w:val="0D1F4A"/>
+          <w:lang w:val="en-US"/>
         </w:rPr>
         <w:t>File UAE trademark application</w:t>
       </w:r>
@@ -5636,18 +7171,23 @@
           <w:numId w:val="2"/>
         </w:numPr>
         <w:spacing w:before="60" w:after="60"/>
+        <w:rPr>
+          <w:lang w:val="en-US"/>
+        </w:rPr>
       </w:pPr>
       <w:r>
         <w:rPr>
           <w:b/>
           <w:bCs/>
           <w:color w:val="1B3A7A"/>
+          <w:lang w:val="en-US"/>
         </w:rPr>
         <w:t xml:space="preserve">Next month: </w:t>
       </w:r>
       <w:r>
         <w:rPr>
           <w:color w:val="0D1F4A"/>
+          <w:lang w:val="en-US"/>
         </w:rPr>
         <w:t>File Madrid Protocol application after UAE confirmation</w:t>
       </w:r>
@@ -5655,6 +7195,9 @@
     <w:p>
       <w:pPr>
         <w:spacing w:before="80" w:after="80"/>
+        <w:rPr>
+          <w:lang w:val="en-US"/>
+        </w:rPr>
       </w:pPr>
     </w:p>
     <w:p>
@@ -5663,10 +7206,14 @@
         <w:pBdr>
           <w:bottom w:val="single" w:sz="4" w:space="6" w:color="1B3A7A"/>
         </w:pBdr>
+        <w:rPr>
+          <w:lang w:val="en-US"/>
+        </w:rPr>
       </w:pPr>
       <w:r>
         <w:rPr>
           <w:color w:val="1B3A7A"/>
+          <w:lang w:val="en-US"/>
         </w:rPr>
         <w:t>6. Protecting the Career Simulator Concept</w:t>
       </w:r>
@@ -5674,10 +7221,14 @@
     <w:p>
       <w:pPr>
         <w:spacing w:before="80" w:after="80"/>
-      </w:pPr>
-      <w:r>
-        <w:rPr>
-          <w:color w:val="0D1F4A"/>
+        <w:rPr>
+          <w:lang w:val="en-US"/>
+        </w:rPr>
+      </w:pPr>
+      <w:r>
+        <w:rPr>
+          <w:color w:val="0D1F4A"/>
+          <w:lang w:val="en-US"/>
         </w:rPr>
         <w:t>The GlobalCompass Backwards Career Simulator is a genuinely original innovation. Here is how to protect it:</w:t>
       </w:r>
@@ -5685,15 +7236,22 @@
     <w:p>
       <w:pPr>
         <w:spacing w:before="80" w:after="80"/>
+        <w:rPr>
+          <w:lang w:val="en-US"/>
+        </w:rPr>
       </w:pPr>
     </w:p>
     <w:p>
       <w:pPr>
         <w:pStyle w:val="Ttulo2"/>
-      </w:pPr>
-      <w:r>
-        <w:rPr>
-          <w:color w:val="0D1F4A"/>
+        <w:rPr>
+          <w:lang w:val="en-US"/>
+        </w:rPr>
+      </w:pPr>
+      <w:r>
+        <w:rPr>
+          <w:color w:val="0D1F4A"/>
+          <w:lang w:val="en-US"/>
         </w:rPr>
         <w:t>6.1 What the Career Simulator Does</w:t>
       </w:r>
@@ -5706,10 +7264,14 @@
         <w:shd w:val="clear" w:color="auto" w:fill="EEF3FF"/>
         <w:spacing w:before="100" w:after="100"/>
         <w:ind w:left="360"/>
-      </w:pPr>
-      <w:r>
-        <w:rPr>
-          <w:color w:val="0D1F4A"/>
+        <w:rPr>
+          <w:lang w:val="en-US"/>
+        </w:rPr>
+      </w:pPr>
+      <w:r>
+        <w:rPr>
+          <w:color w:val="0D1F4A"/>
+          <w:lang w:val="en-US"/>
         </w:rPr>
         <w:t>A world-first educational tool that traces backwards from a student's career dream to map the optimal high-school subjects, university hidden requirements, workload balance, and extracurricular strategy needed to achieve that dream.</w:t>
       </w:r>
@@ -5717,6 +7279,9 @@
     <w:p>
       <w:pPr>
         <w:spacing w:before="80" w:after="80"/>
+        <w:rPr>
+          <w:lang w:val="en-US"/>
+        </w:rPr>
       </w:pPr>
     </w:p>
     <w:p>
@@ -5727,8 +7292,30 @@
         <w:rPr>
           <w:color w:val="0D1F4A"/>
         </w:rPr>
-        <w:t>6.2 Protection Options</w:t>
-      </w:r>
+        <w:t xml:space="preserve">6.2 </w:t>
+      </w:r>
+      <w:proofErr w:type="spellStart"/>
+      <w:r>
+        <w:rPr>
+          <w:color w:val="0D1F4A"/>
+        </w:rPr>
+        <w:t>Protection</w:t>
+      </w:r>
+      <w:proofErr w:type="spellEnd"/>
+      <w:r>
+        <w:rPr>
+          <w:color w:val="0D1F4A"/>
+        </w:rPr>
+        <w:t xml:space="preserve"> </w:t>
+      </w:r>
+      <w:proofErr w:type="spellStart"/>
+      <w:r>
+        <w:rPr>
+          <w:color w:val="0D1F4A"/>
+        </w:rPr>
+        <w:t>Options</w:t>
+      </w:r>
+      <w:proofErr w:type="spellEnd"/>
     </w:p>
     <w:tbl>
       <w:tblPr>
@@ -5754,12 +7341,6 @@
         <w:gridCol w:w="2340"/>
       </w:tblGrid>
       <w:tr>
-        <w:tblPrEx>
-          <w:tblCellMar>
-            <w:top w:w="0" w:type="dxa"/>
-            <w:bottom w:w="0" w:type="dxa"/>
-          </w:tblCellMar>
-        </w:tblPrEx>
         <w:trPr>
           <w:tblHeader/>
         </w:trPr>
@@ -5781,6 +7362,7 @@
             </w:tcMar>
           </w:tcPr>
           <w:p>
+            <w:proofErr w:type="spellStart"/>
             <w:r>
               <w:rPr>
                 <w:b/>
@@ -5789,28 +7371,9 @@
                 <w:sz w:val="20"/>
                 <w:szCs w:val="20"/>
               </w:rPr>
-              <w:t>Protection Type</w:t>
-            </w:r>
-          </w:p>
-        </w:tc>
-        <w:tc>
-          <w:tcPr>
-            <w:tcW w:w="2808" w:type="dxa"/>
-            <w:tcBorders>
-              <w:top w:val="single" w:sz="1" w:space="0" w:color="C0D0E8"/>
-              <w:left w:val="single" w:sz="1" w:space="0" w:color="C0D0E8"/>
-              <w:bottom w:val="single" w:sz="1" w:space="0" w:color="C0D0E8"/>
-              <w:right w:val="single" w:sz="1" w:space="0" w:color="C0D0E8"/>
-            </w:tcBorders>
-            <w:shd w:val="clear" w:color="auto" w:fill="1B3A7A"/>
-            <w:tcMar>
-              <w:top w:w="80" w:type="dxa"/>
-              <w:left w:w="120" w:type="dxa"/>
-              <w:bottom w:w="80" w:type="dxa"/>
-              <w:right w:w="120" w:type="dxa"/>
-            </w:tcMar>
-          </w:tcPr>
-          <w:p>
+              <w:t>Protection</w:t>
+            </w:r>
+            <w:proofErr w:type="spellEnd"/>
             <w:r>
               <w:rPr>
                 <w:b/>
@@ -5819,28 +7382,9 @@
                 <w:sz w:val="20"/>
                 <w:szCs w:val="20"/>
               </w:rPr>
-              <w:t>What it covers</w:t>
-            </w:r>
-          </w:p>
-        </w:tc>
-        <w:tc>
-          <w:tcPr>
-            <w:tcW w:w="1872" w:type="dxa"/>
-            <w:tcBorders>
-              <w:top w:val="single" w:sz="1" w:space="0" w:color="C0D0E8"/>
-              <w:left w:val="single" w:sz="1" w:space="0" w:color="C0D0E8"/>
-              <w:bottom w:val="single" w:sz="1" w:space="0" w:color="C0D0E8"/>
-              <w:right w:val="single" w:sz="1" w:space="0" w:color="C0D0E8"/>
-            </w:tcBorders>
-            <w:shd w:val="clear" w:color="auto" w:fill="1B3A7A"/>
-            <w:tcMar>
-              <w:top w:w="80" w:type="dxa"/>
-              <w:left w:w="120" w:type="dxa"/>
-              <w:bottom w:w="80" w:type="dxa"/>
-              <w:right w:w="120" w:type="dxa"/>
-            </w:tcMar>
-          </w:tcPr>
-          <w:p>
+              <w:t xml:space="preserve"> </w:t>
+            </w:r>
+            <w:proofErr w:type="spellStart"/>
             <w:r>
               <w:rPr>
                 <w:b/>
@@ -5849,13 +7393,14 @@
                 <w:sz w:val="20"/>
                 <w:szCs w:val="20"/>
               </w:rPr>
-              <w:t>Cost</w:t>
-            </w:r>
-          </w:p>
-        </w:tc>
-        <w:tc>
-          <w:tcPr>
-            <w:tcW w:w="2340" w:type="dxa"/>
+              <w:t>Type</w:t>
+            </w:r>
+            <w:proofErr w:type="spellEnd"/>
+          </w:p>
+        </w:tc>
+        <w:tc>
+          <w:tcPr>
+            <w:tcW w:w="2808" w:type="dxa"/>
             <w:tcBorders>
               <w:top w:val="single" w:sz="1" w:space="0" w:color="C0D0E8"/>
               <w:left w:val="single" w:sz="1" w:space="0" w:color="C0D0E8"/>
@@ -5871,6 +7416,7 @@
             </w:tcMar>
           </w:tcPr>
           <w:p>
+            <w:proofErr w:type="spellStart"/>
             <w:r>
               <w:rPr>
                 <w:b/>
@@ -5879,18 +7425,119 @@
                 <w:sz w:val="20"/>
                 <w:szCs w:val="20"/>
               </w:rPr>
+              <w:t>What</w:t>
+            </w:r>
+            <w:proofErr w:type="spellEnd"/>
+            <w:r>
+              <w:rPr>
+                <w:b/>
+                <w:bCs/>
+                <w:color w:val="FFFFFF"/>
+                <w:sz w:val="20"/>
+                <w:szCs w:val="20"/>
+              </w:rPr>
+              <w:t xml:space="preserve"> </w:t>
+            </w:r>
+            <w:proofErr w:type="spellStart"/>
+            <w:r>
+              <w:rPr>
+                <w:b/>
+                <w:bCs/>
+                <w:color w:val="FFFFFF"/>
+                <w:sz w:val="20"/>
+                <w:szCs w:val="20"/>
+              </w:rPr>
+              <w:t>it</w:t>
+            </w:r>
+            <w:proofErr w:type="spellEnd"/>
+            <w:r>
+              <w:rPr>
+                <w:b/>
+                <w:bCs/>
+                <w:color w:val="FFFFFF"/>
+                <w:sz w:val="20"/>
+                <w:szCs w:val="20"/>
+              </w:rPr>
+              <w:t xml:space="preserve"> </w:t>
+            </w:r>
+            <w:proofErr w:type="spellStart"/>
+            <w:r>
+              <w:rPr>
+                <w:b/>
+                <w:bCs/>
+                <w:color w:val="FFFFFF"/>
+                <w:sz w:val="20"/>
+                <w:szCs w:val="20"/>
+              </w:rPr>
+              <w:t>covers</w:t>
+            </w:r>
+            <w:proofErr w:type="spellEnd"/>
+          </w:p>
+        </w:tc>
+        <w:tc>
+          <w:tcPr>
+            <w:tcW w:w="1872" w:type="dxa"/>
+            <w:tcBorders>
+              <w:top w:val="single" w:sz="1" w:space="0" w:color="C0D0E8"/>
+              <w:left w:val="single" w:sz="1" w:space="0" w:color="C0D0E8"/>
+              <w:bottom w:val="single" w:sz="1" w:space="0" w:color="C0D0E8"/>
+              <w:right w:val="single" w:sz="1" w:space="0" w:color="C0D0E8"/>
+            </w:tcBorders>
+            <w:shd w:val="clear" w:color="auto" w:fill="1B3A7A"/>
+            <w:tcMar>
+              <w:top w:w="80" w:type="dxa"/>
+              <w:left w:w="120" w:type="dxa"/>
+              <w:bottom w:w="80" w:type="dxa"/>
+              <w:right w:w="120" w:type="dxa"/>
+            </w:tcMar>
+          </w:tcPr>
+          <w:p>
+            <w:r>
+              <w:rPr>
+                <w:b/>
+                <w:bCs/>
+                <w:color w:val="FFFFFF"/>
+                <w:sz w:val="20"/>
+                <w:szCs w:val="20"/>
+              </w:rPr>
+              <w:t>Cost</w:t>
+            </w:r>
+          </w:p>
+        </w:tc>
+        <w:tc>
+          <w:tcPr>
+            <w:tcW w:w="2340" w:type="dxa"/>
+            <w:tcBorders>
+              <w:top w:val="single" w:sz="1" w:space="0" w:color="C0D0E8"/>
+              <w:left w:val="single" w:sz="1" w:space="0" w:color="C0D0E8"/>
+              <w:bottom w:val="single" w:sz="1" w:space="0" w:color="C0D0E8"/>
+              <w:right w:val="single" w:sz="1" w:space="0" w:color="C0D0E8"/>
+            </w:tcBorders>
+            <w:shd w:val="clear" w:color="auto" w:fill="1B3A7A"/>
+            <w:tcMar>
+              <w:top w:w="80" w:type="dxa"/>
+              <w:left w:w="120" w:type="dxa"/>
+              <w:bottom w:w="80" w:type="dxa"/>
+              <w:right w:w="120" w:type="dxa"/>
+            </w:tcMar>
+          </w:tcPr>
+          <w:p>
+            <w:proofErr w:type="spellStart"/>
+            <w:r>
+              <w:rPr>
+                <w:b/>
+                <w:bCs/>
+                <w:color w:val="FFFFFF"/>
+                <w:sz w:val="20"/>
+                <w:szCs w:val="20"/>
+              </w:rPr>
               <w:t>Recommended</w:t>
             </w:r>
+            <w:proofErr w:type="spellEnd"/>
           </w:p>
         </w:tc>
       </w:tr>
       <w:tr>
-        <w:tblPrEx>
-          <w:tblCellMar>
-            <w:top w:w="0" w:type="dxa"/>
-            <w:bottom w:w="0" w:type="dxa"/>
-          </w:tblCellMar>
-        </w:tblPrEx>
         <w:tc>
           <w:tcPr>
             <w:tcW w:w="2340" w:type="dxa"/>
@@ -5937,11 +7584,17 @@
             </w:tcMar>
           </w:tcPr>
           <w:p>
-            <w:r>
-              <w:rPr>
-                <w:color w:val="0D1F4A"/>
-                <w:sz w:val="20"/>
-                <w:szCs w:val="20"/>
+            <w:pPr>
+              <w:rPr>
+                <w:lang w:val="en-US"/>
+              </w:rPr>
+            </w:pPr>
+            <w:r>
+              <w:rPr>
+                <w:color w:val="0D1F4A"/>
+                <w:sz w:val="20"/>
+                <w:szCs w:val="20"/>
+                <w:lang w:val="en-US"/>
               </w:rPr>
               <w:t>The specific code, design and content</w:t>
             </w:r>
@@ -5971,8 +7624,18 @@
                 <w:sz w:val="20"/>
                 <w:szCs w:val="20"/>
               </w:rPr>
-              <w:t>Free — automatic</w:t>
-            </w:r>
+              <w:t xml:space="preserve">Free — </w:t>
+            </w:r>
+            <w:proofErr w:type="spellStart"/>
+            <w:r>
+              <w:rPr>
+                <w:color w:val="0D1F4A"/>
+                <w:sz w:val="20"/>
+                <w:szCs w:val="20"/>
+              </w:rPr>
+              <w:t>automatic</w:t>
+            </w:r>
+            <w:proofErr w:type="spellEnd"/>
           </w:p>
         </w:tc>
         <w:tc>
@@ -5999,18 +7662,40 @@
                 <w:sz w:val="20"/>
                 <w:szCs w:val="20"/>
               </w:rPr>
-              <w:t>✅ Already protected</w:t>
-            </w:r>
+              <w:t xml:space="preserve">✅ </w:t>
+            </w:r>
+            <w:proofErr w:type="spellStart"/>
+            <w:r>
+              <w:rPr>
+                <w:color w:val="0D1F4A"/>
+                <w:sz w:val="20"/>
+                <w:szCs w:val="20"/>
+              </w:rPr>
+              <w:t>Already</w:t>
+            </w:r>
+            <w:proofErr w:type="spellEnd"/>
+            <w:r>
+              <w:rPr>
+                <w:color w:val="0D1F4A"/>
+                <w:sz w:val="20"/>
+                <w:szCs w:val="20"/>
+              </w:rPr>
+              <w:t xml:space="preserve"> </w:t>
+            </w:r>
+            <w:proofErr w:type="spellStart"/>
+            <w:r>
+              <w:rPr>
+                <w:color w:val="0D1F4A"/>
+                <w:sz w:val="20"/>
+                <w:szCs w:val="20"/>
+              </w:rPr>
+              <w:t>protected</w:t>
+            </w:r>
+            <w:proofErr w:type="spellEnd"/>
           </w:p>
         </w:tc>
       </w:tr>
       <w:tr>
-        <w:tblPrEx>
-          <w:tblCellMar>
-            <w:top w:w="0" w:type="dxa"/>
-            <w:bottom w:w="0" w:type="dxa"/>
-          </w:tblCellMar>
-        </w:tblPrEx>
         <w:tc>
           <w:tcPr>
             <w:tcW w:w="2340" w:type="dxa"/>
@@ -6029,6 +7714,7 @@
             </w:tcMar>
           </w:tcPr>
           <w:p>
+            <w:proofErr w:type="spellStart"/>
             <w:r>
               <w:rPr>
                 <w:color w:val="0D1F4A"/>
@@ -6036,8 +7722,27 @@
                 <w:szCs w:val="20"/>
               </w:rPr>
               <w:lastRenderedPageBreak/>
-              <w:t>Trade secret</w:t>
-            </w:r>
+              <w:t>Trade</w:t>
+            </w:r>
+            <w:proofErr w:type="spellEnd"/>
+            <w:r>
+              <w:rPr>
+                <w:color w:val="0D1F4A"/>
+                <w:sz w:val="20"/>
+                <w:szCs w:val="20"/>
+              </w:rPr>
+              <w:t xml:space="preserve"> </w:t>
+            </w:r>
+            <w:proofErr w:type="spellStart"/>
+            <w:r>
+              <w:rPr>
+                <w:color w:val="0D1F4A"/>
+                <w:sz w:val="20"/>
+                <w:szCs w:val="20"/>
+              </w:rPr>
+              <w:t>secret</w:t>
+            </w:r>
+            <w:proofErr w:type="spellEnd"/>
           </w:p>
         </w:tc>
         <w:tc>
@@ -6058,11 +7763,17 @@
             </w:tcMar>
           </w:tcPr>
           <w:p>
-            <w:r>
-              <w:rPr>
-                <w:color w:val="0D1F4A"/>
-                <w:sz w:val="20"/>
-                <w:szCs w:val="20"/>
+            <w:pPr>
+              <w:rPr>
+                <w:lang w:val="en-US"/>
+              </w:rPr>
+            </w:pPr>
+            <w:r>
+              <w:rPr>
+                <w:color w:val="0D1F4A"/>
+                <w:sz w:val="20"/>
+                <w:szCs w:val="20"/>
+                <w:lang w:val="en-US"/>
               </w:rPr>
               <w:t>The AI prompts and algorithm logic</w:t>
             </w:r>
@@ -6092,8 +7803,36 @@
                 <w:sz w:val="20"/>
                 <w:szCs w:val="20"/>
               </w:rPr>
-              <w:t>Free — keep confidential</w:t>
-            </w:r>
+              <w:t xml:space="preserve">Free — </w:t>
+            </w:r>
+            <w:proofErr w:type="spellStart"/>
+            <w:r>
+              <w:rPr>
+                <w:color w:val="0D1F4A"/>
+                <w:sz w:val="20"/>
+                <w:szCs w:val="20"/>
+              </w:rPr>
+              <w:t>keep</w:t>
+            </w:r>
+            <w:proofErr w:type="spellEnd"/>
+            <w:r>
+              <w:rPr>
+                <w:color w:val="0D1F4A"/>
+                <w:sz w:val="20"/>
+                <w:szCs w:val="20"/>
+              </w:rPr>
+              <w:t xml:space="preserve"> </w:t>
+            </w:r>
+            <w:proofErr w:type="spellStart"/>
+            <w:r>
+              <w:rPr>
+                <w:color w:val="0D1F4A"/>
+                <w:sz w:val="20"/>
+                <w:szCs w:val="20"/>
+              </w:rPr>
+              <w:t>confidential</w:t>
+            </w:r>
+            <w:proofErr w:type="spellEnd"/>
           </w:p>
         </w:tc>
         <w:tc>
@@ -6120,18 +7859,58 @@
                 <w:sz w:val="20"/>
                 <w:szCs w:val="20"/>
               </w:rPr>
-              <w:t>✅ Do not publish prompts</w:t>
-            </w:r>
+              <w:t xml:space="preserve">✅ Do </w:t>
+            </w:r>
+            <w:proofErr w:type="spellStart"/>
+            <w:r>
+              <w:rPr>
+                <w:color w:val="0D1F4A"/>
+                <w:sz w:val="20"/>
+                <w:szCs w:val="20"/>
+              </w:rPr>
+              <w:t>not</w:t>
+            </w:r>
+            <w:proofErr w:type="spellEnd"/>
+            <w:r>
+              <w:rPr>
+                <w:color w:val="0D1F4A"/>
+                <w:sz w:val="20"/>
+                <w:szCs w:val="20"/>
+              </w:rPr>
+              <w:t xml:space="preserve"> </w:t>
+            </w:r>
+            <w:proofErr w:type="spellStart"/>
+            <w:r>
+              <w:rPr>
+                <w:color w:val="0D1F4A"/>
+                <w:sz w:val="20"/>
+                <w:szCs w:val="20"/>
+              </w:rPr>
+              <w:t>publish</w:t>
+            </w:r>
+            <w:proofErr w:type="spellEnd"/>
+            <w:r>
+              <w:rPr>
+                <w:color w:val="0D1F4A"/>
+                <w:sz w:val="20"/>
+                <w:szCs w:val="20"/>
+              </w:rPr>
+              <w:t xml:space="preserve"> </w:t>
+            </w:r>
+            <w:proofErr w:type="spellStart"/>
+            <w:r>
+              <w:rPr>
+                <w:color w:val="0D1F4A"/>
+                <w:sz w:val="20"/>
+                <w:szCs w:val="20"/>
+              </w:rPr>
+              <w:t>prompts</w:t>
+            </w:r>
+            <w:proofErr w:type="spellEnd"/>
           </w:p>
         </w:tc>
       </w:tr>
       <w:tr>
-        <w:tblPrEx>
-          <w:tblCellMar>
-            <w:top w:w="0" w:type="dxa"/>
-            <w:bottom w:w="0" w:type="dxa"/>
-          </w:tblCellMar>
-        </w:tblPrEx>
         <w:tc>
           <w:tcPr>
             <w:tcW w:w="2340" w:type="dxa"/>
@@ -6156,7 +7935,25 @@
                 <w:sz w:val="20"/>
                 <w:szCs w:val="20"/>
               </w:rPr>
-              <w:t>Software patent (UAE)</w:t>
+              <w:t xml:space="preserve">Software </w:t>
+            </w:r>
+            <w:proofErr w:type="spellStart"/>
+            <w:r>
+              <w:rPr>
+                <w:color w:val="0D1F4A"/>
+                <w:sz w:val="20"/>
+                <w:szCs w:val="20"/>
+              </w:rPr>
+              <w:t>patent</w:t>
+            </w:r>
+            <w:proofErr w:type="spellEnd"/>
+            <w:r>
+              <w:rPr>
+                <w:color w:val="0D1F4A"/>
+                <w:sz w:val="20"/>
+                <w:szCs w:val="20"/>
+              </w:rPr>
+              <w:t xml:space="preserve"> (UAE)</w:t>
             </w:r>
           </w:p>
         </w:tc>
@@ -6184,8 +7981,54 @@
                 <w:sz w:val="20"/>
                 <w:szCs w:val="20"/>
               </w:rPr>
-              <w:t>The backwards mapping method</w:t>
-            </w:r>
+              <w:t xml:space="preserve">The </w:t>
+            </w:r>
+            <w:proofErr w:type="spellStart"/>
+            <w:r>
+              <w:rPr>
+                <w:color w:val="0D1F4A"/>
+                <w:sz w:val="20"/>
+                <w:szCs w:val="20"/>
+              </w:rPr>
+              <w:t>backwards</w:t>
+            </w:r>
+            <w:proofErr w:type="spellEnd"/>
+            <w:r>
+              <w:rPr>
+                <w:color w:val="0D1F4A"/>
+                <w:sz w:val="20"/>
+                <w:szCs w:val="20"/>
+              </w:rPr>
+              <w:t xml:space="preserve"> </w:t>
+            </w:r>
+            <w:proofErr w:type="spellStart"/>
+            <w:r>
+              <w:rPr>
+                <w:color w:val="0D1F4A"/>
+                <w:sz w:val="20"/>
+                <w:szCs w:val="20"/>
+              </w:rPr>
+              <w:t>mapping</w:t>
+            </w:r>
+            <w:proofErr w:type="spellEnd"/>
+            <w:r>
+              <w:rPr>
+                <w:color w:val="0D1F4A"/>
+                <w:sz w:val="20"/>
+                <w:szCs w:val="20"/>
+              </w:rPr>
+              <w:t xml:space="preserve"> </w:t>
+            </w:r>
+            <w:proofErr w:type="spellStart"/>
+            <w:r>
+              <w:rPr>
+                <w:color w:val="0D1F4A"/>
+                <w:sz w:val="20"/>
+                <w:szCs w:val="20"/>
+              </w:rPr>
+              <w:t>method</w:t>
+            </w:r>
+            <w:proofErr w:type="spellEnd"/>
           </w:p>
         </w:tc>
         <w:tc>
@@ -6234,24 +8077,38 @@
             </w:tcMar>
           </w:tcPr>
           <w:p>
-            <w:r>
-              <w:rPr>
-                <w:color w:val="0D1F4A"/>
-                <w:sz w:val="20"/>
-                <w:szCs w:val="20"/>
-              </w:rPr>
-              <w:t>Consider after launch</w:t>
-            </w:r>
+            <w:proofErr w:type="spellStart"/>
+            <w:r>
+              <w:rPr>
+                <w:color w:val="0D1F4A"/>
+                <w:sz w:val="20"/>
+                <w:szCs w:val="20"/>
+              </w:rPr>
+              <w:t>Consider</w:t>
+            </w:r>
+            <w:proofErr w:type="spellEnd"/>
+            <w:r>
+              <w:rPr>
+                <w:color w:val="0D1F4A"/>
+                <w:sz w:val="20"/>
+                <w:szCs w:val="20"/>
+              </w:rPr>
+              <w:t xml:space="preserve"> after </w:t>
+            </w:r>
+            <w:proofErr w:type="spellStart"/>
+            <w:r>
+              <w:rPr>
+                <w:color w:val="0D1F4A"/>
+                <w:sz w:val="20"/>
+                <w:szCs w:val="20"/>
+              </w:rPr>
+              <w:t>launch</w:t>
+            </w:r>
+            <w:proofErr w:type="spellEnd"/>
           </w:p>
         </w:tc>
       </w:tr>
       <w:tr>
-        <w:tblPrEx>
-          <w:tblCellMar>
-            <w:top w:w="0" w:type="dxa"/>
-            <w:bottom w:w="0" w:type="dxa"/>
-          </w:tblCellMar>
-        </w:tblPrEx>
         <w:tc>
           <w:tcPr>
             <w:tcW w:w="2340" w:type="dxa"/>
@@ -6276,7 +8133,25 @@
                 <w:sz w:val="20"/>
                 <w:szCs w:val="20"/>
               </w:rPr>
-              <w:t>Software patent (USA)</w:t>
+              <w:t xml:space="preserve">Software </w:t>
+            </w:r>
+            <w:proofErr w:type="spellStart"/>
+            <w:r>
+              <w:rPr>
+                <w:color w:val="0D1F4A"/>
+                <w:sz w:val="20"/>
+                <w:szCs w:val="20"/>
+              </w:rPr>
+              <w:t>patent</w:t>
+            </w:r>
+            <w:proofErr w:type="spellEnd"/>
+            <w:r>
+              <w:rPr>
+                <w:color w:val="0D1F4A"/>
+                <w:sz w:val="20"/>
+                <w:szCs w:val="20"/>
+              </w:rPr>
+              <w:t xml:space="preserve"> (USA)</w:t>
             </w:r>
           </w:p>
         </w:tc>
@@ -6304,8 +8179,54 @@
                 <w:sz w:val="20"/>
                 <w:szCs w:val="20"/>
               </w:rPr>
-              <w:t>The backwards mapping method</w:t>
-            </w:r>
+              <w:t xml:space="preserve">The </w:t>
+            </w:r>
+            <w:proofErr w:type="spellStart"/>
+            <w:r>
+              <w:rPr>
+                <w:color w:val="0D1F4A"/>
+                <w:sz w:val="20"/>
+                <w:szCs w:val="20"/>
+              </w:rPr>
+              <w:t>backwards</w:t>
+            </w:r>
+            <w:proofErr w:type="spellEnd"/>
+            <w:r>
+              <w:rPr>
+                <w:color w:val="0D1F4A"/>
+                <w:sz w:val="20"/>
+                <w:szCs w:val="20"/>
+              </w:rPr>
+              <w:t xml:space="preserve"> </w:t>
+            </w:r>
+            <w:proofErr w:type="spellStart"/>
+            <w:r>
+              <w:rPr>
+                <w:color w:val="0D1F4A"/>
+                <w:sz w:val="20"/>
+                <w:szCs w:val="20"/>
+              </w:rPr>
+              <w:t>mapping</w:t>
+            </w:r>
+            <w:proofErr w:type="spellEnd"/>
+            <w:r>
+              <w:rPr>
+                <w:color w:val="0D1F4A"/>
+                <w:sz w:val="20"/>
+                <w:szCs w:val="20"/>
+              </w:rPr>
+              <w:t xml:space="preserve"> </w:t>
+            </w:r>
+            <w:proofErr w:type="spellStart"/>
+            <w:r>
+              <w:rPr>
+                <w:color w:val="0D1F4A"/>
+                <w:sz w:val="20"/>
+                <w:szCs w:val="20"/>
+              </w:rPr>
+              <w:t>method</w:t>
+            </w:r>
+            <w:proofErr w:type="spellEnd"/>
           </w:p>
         </w:tc>
         <w:tc>
@@ -6354,13 +8275,23 @@
             </w:tcMar>
           </w:tcPr>
           <w:p>
-            <w:r>
-              <w:rPr>
-                <w:color w:val="0D1F4A"/>
-                <w:sz w:val="20"/>
-                <w:szCs w:val="20"/>
-              </w:rPr>
-              <w:t>Consider after Series A</w:t>
+            <w:proofErr w:type="spellStart"/>
+            <w:r>
+              <w:rPr>
+                <w:color w:val="0D1F4A"/>
+                <w:sz w:val="20"/>
+                <w:szCs w:val="20"/>
+              </w:rPr>
+              <w:t>Consider</w:t>
+            </w:r>
+            <w:proofErr w:type="spellEnd"/>
+            <w:r>
+              <w:rPr>
+                <w:color w:val="0D1F4A"/>
+                <w:sz w:val="20"/>
+                <w:szCs w:val="20"/>
+              </w:rPr>
+              <w:t xml:space="preserve"> after Series A</w:t>
             </w:r>
           </w:p>
         </w:tc>
@@ -6379,16 +8310,48 @@
         <w:rPr>
           <w:color w:val="0D1F4A"/>
         </w:rPr>
-        <w:t>6.3 Most Practical Protection Now</w:t>
+        <w:t xml:space="preserve">6.3 Most </w:t>
+      </w:r>
+      <w:proofErr w:type="spellStart"/>
+      <w:r>
+        <w:rPr>
+          <w:color w:val="0D1F4A"/>
+        </w:rPr>
+        <w:t>Practical</w:t>
+      </w:r>
+      <w:proofErr w:type="spellEnd"/>
+      <w:r>
+        <w:rPr>
+          <w:color w:val="0D1F4A"/>
+        </w:rPr>
+        <w:t xml:space="preserve"> </w:t>
+      </w:r>
+      <w:proofErr w:type="spellStart"/>
+      <w:r>
+        <w:rPr>
+          <w:color w:val="0D1F4A"/>
+        </w:rPr>
+        <w:t>Protection</w:t>
+      </w:r>
+      <w:proofErr w:type="spellEnd"/>
+      <w:r>
+        <w:rPr>
+          <w:color w:val="0D1F4A"/>
+        </w:rPr>
+        <w:t xml:space="preserve"> Now</w:t>
       </w:r>
     </w:p>
     <w:p>
       <w:pPr>
         <w:spacing w:before="80" w:after="80"/>
-      </w:pPr>
-      <w:r>
-        <w:rPr>
-          <w:color w:val="0D1F4A"/>
+        <w:rPr>
+          <w:lang w:val="en-US"/>
+        </w:rPr>
+      </w:pPr>
+      <w:r>
+        <w:rPr>
+          <w:color w:val="0D1F4A"/>
+          <w:lang w:val="en-US"/>
         </w:rPr>
         <w:t>The most practical and immediate protection for the Career Simulator is:</w:t>
       </w:r>
@@ -6401,10 +8364,14 @@
           <w:numId w:val="3"/>
         </w:numPr>
         <w:spacing w:before="60" w:after="60"/>
-      </w:pPr>
-      <w:r>
-        <w:rPr>
-          <w:color w:val="0D1F4A"/>
+        <w:rPr>
+          <w:lang w:val="en-US"/>
+        </w:rPr>
+      </w:pPr>
+      <w:r>
+        <w:rPr>
+          <w:color w:val="0D1F4A"/>
+          <w:lang w:val="en-US"/>
         </w:rPr>
         <w:t>Keep the AI prompt logic confidential — do not publish or share the exact prompts</w:t>
       </w:r>
@@ -6417,10 +8384,14 @@
           <w:numId w:val="3"/>
         </w:numPr>
         <w:spacing w:before="60" w:after="60"/>
-      </w:pPr>
-      <w:r>
-        <w:rPr>
-          <w:color w:val="0D1F4A"/>
+        <w:rPr>
+          <w:lang w:val="en-US"/>
+        </w:rPr>
+      </w:pPr>
+      <w:r>
+        <w:rPr>
+          <w:color w:val="0D1F4A"/>
+          <w:lang w:val="en-US"/>
         </w:rPr>
         <w:t>Add Terms of Service to globalcompass.com stating that the Career Simulator concept and methodology is proprietary to GlobalCompass</w:t>
       </w:r>
@@ -6433,10 +8404,14 @@
           <w:numId w:val="3"/>
         </w:numPr>
         <w:spacing w:before="60" w:after="60"/>
-      </w:pPr>
-      <w:r>
-        <w:rPr>
-          <w:color w:val="0D1F4A"/>
+        <w:rPr>
+          <w:lang w:val="en-US"/>
+        </w:rPr>
+      </w:pPr>
+      <w:r>
+        <w:rPr>
+          <w:color w:val="0D1F4A"/>
+          <w:lang w:val="en-US"/>
         </w:rPr>
         <w:t>Document the concept formally — this document serves as evidence of first creation</w:t>
       </w:r>
@@ -6449,10 +8424,14 @@
           <w:numId w:val="3"/>
         </w:numPr>
         <w:spacing w:before="60" w:after="60"/>
-      </w:pPr>
-      <w:r>
-        <w:rPr>
-          <w:color w:val="0D1F4A"/>
+        <w:rPr>
+          <w:lang w:val="en-US"/>
+        </w:rPr>
+      </w:pPr>
+      <w:r>
+        <w:rPr>
+          <w:color w:val="0D1F4A"/>
+          <w:lang w:val="en-US"/>
         </w:rPr>
         <w:t>Consider filing a provisional patent application in the UAE once the platform has traction</w:t>
       </w:r>
@@ -6460,6 +8439,9 @@
     <w:p>
       <w:pPr>
         <w:spacing w:before="80" w:after="80"/>
+        <w:rPr>
+          <w:lang w:val="en-US"/>
+        </w:rPr>
       </w:pPr>
     </w:p>
     <w:p>
@@ -6468,10 +8450,14 @@
         <w:pBdr>
           <w:bottom w:val="single" w:sz="4" w:space="6" w:color="1B3A7A"/>
         </w:pBdr>
+        <w:rPr>
+          <w:lang w:val="en-US"/>
+        </w:rPr>
       </w:pPr>
       <w:r>
         <w:rPr>
           <w:color w:val="1B3A7A"/>
+          <w:lang w:val="en-US"/>
         </w:rPr>
         <w:t>7. Recommended Terms of Service Language</w:t>
       </w:r>
@@ -6479,10 +8465,14 @@
     <w:p>
       <w:pPr>
         <w:spacing w:before="80" w:after="80"/>
-      </w:pPr>
-      <w:r>
-        <w:rPr>
-          <w:color w:val="0D1F4A"/>
+        <w:rPr>
+          <w:lang w:val="en-US"/>
+        </w:rPr>
+      </w:pPr>
+      <w:r>
+        <w:rPr>
+          <w:color w:val="0D1F4A"/>
+          <w:lang w:val="en-US"/>
         </w:rPr>
         <w:t>Add the following to your globalcompass.com Terms of Service before public launch:</w:t>
       </w:r>
@@ -6490,6 +8480,9 @@
     <w:p>
       <w:pPr>
         <w:spacing w:before="80" w:after="80"/>
+        <w:rPr>
+          <w:lang w:val="en-US"/>
+        </w:rPr>
       </w:pPr>
     </w:p>
     <w:p>
@@ -6500,10 +8493,14 @@
         <w:shd w:val="clear" w:color="auto" w:fill="EEF3FF"/>
         <w:spacing w:before="100" w:after="100"/>
         <w:ind w:left="360"/>
-      </w:pPr>
-      <w:r>
-        <w:rPr>
-          <w:color w:val="0D1F4A"/>
+        <w:rPr>
+          <w:lang w:val="en-US"/>
+        </w:rPr>
+      </w:pPr>
+      <w:r>
+        <w:rPr>
+          <w:color w:val="0D1F4A"/>
+          <w:lang w:val="en-US"/>
         </w:rPr>
         <w:t>All content, features, functionality, design elements, methodologies and tools on GlobalCompass — including but not limited to the GlobalCompass name, logo, wordmark, Career Simulator, Curriculum Finder Quiz, and Subject Navigator — are owned exclusively by GlobalCompass and are protected by UAE and international copyright, trademark and intellectual property laws. Unauthorised reproduction, distribution or use of any GlobalCompass intellectual property is strictly prohibited.</w:t>
       </w:r>
@@ -6511,6 +8508,9 @@
     <w:p>
       <w:pPr>
         <w:spacing w:before="80" w:after="80"/>
+        <w:rPr>
+          <w:lang w:val="en-US"/>
+        </w:rPr>
       </w:pPr>
     </w:p>
     <w:p>
@@ -6524,7 +8524,35 @@
         <w:rPr>
           <w:color w:val="1B3A7A"/>
         </w:rPr>
-        <w:t>8. Immediate Action Plan</w:t>
+        <w:t xml:space="preserve">8. </w:t>
+      </w:r>
+      <w:proofErr w:type="spellStart"/>
+      <w:r>
+        <w:rPr>
+          <w:color w:val="1B3A7A"/>
+        </w:rPr>
+        <w:t>Immediate</w:t>
+      </w:r>
+      <w:proofErr w:type="spellEnd"/>
+      <w:r>
+        <w:rPr>
+          <w:color w:val="1B3A7A"/>
+        </w:rPr>
+        <w:t xml:space="preserve"> </w:t>
+      </w:r>
+      <w:proofErr w:type="spellStart"/>
+      <w:r>
+        <w:rPr>
+          <w:color w:val="1B3A7A"/>
+        </w:rPr>
+        <w:t>Action</w:t>
+      </w:r>
+      <w:proofErr w:type="spellEnd"/>
+      <w:r>
+        <w:rPr>
+          <w:color w:val="1B3A7A"/>
+        </w:rPr>
+        <w:t xml:space="preserve"> Plan</w:t>
       </w:r>
     </w:p>
     <w:tbl>
@@ -6551,12 +8579,6 @@
         <w:gridCol w:w="3276"/>
       </w:tblGrid>
       <w:tr>
-        <w:tblPrEx>
-          <w:tblCellMar>
-            <w:top w:w="0" w:type="dxa"/>
-            <w:bottom w:w="0" w:type="dxa"/>
-          </w:tblCellMar>
-        </w:tblPrEx>
         <w:trPr>
           <w:tblHeader/>
         </w:trPr>
@@ -6578,6 +8600,7 @@
             </w:tcMar>
           </w:tcPr>
           <w:p>
+            <w:proofErr w:type="spellStart"/>
             <w:r>
               <w:rPr>
                 <w:b/>
@@ -6588,6 +8611,7 @@
               </w:rPr>
               <w:t>Priority</w:t>
             </w:r>
+            <w:proofErr w:type="spellEnd"/>
           </w:p>
         </w:tc>
         <w:tc>
@@ -6608,6 +8632,7 @@
             </w:tcMar>
           </w:tcPr>
           <w:p>
+            <w:proofErr w:type="spellStart"/>
             <w:r>
               <w:rPr>
                 <w:b/>
@@ -6618,6 +8643,7 @@
               </w:rPr>
               <w:t>Action</w:t>
             </w:r>
+            <w:proofErr w:type="spellEnd"/>
           </w:p>
         </w:tc>
         <w:tc>
@@ -6682,12 +8708,6 @@
         </w:tc>
       </w:tr>
       <w:tr>
-        <w:tblPrEx>
-          <w:tblCellMar>
-            <w:top w:w="0" w:type="dxa"/>
-            <w:bottom w:w="0" w:type="dxa"/>
-          </w:tblCellMar>
-        </w:tblPrEx>
         <w:tc>
           <w:tcPr>
             <w:tcW w:w="1404" w:type="dxa"/>
@@ -6712,8 +8732,18 @@
                 <w:sz w:val="20"/>
                 <w:szCs w:val="20"/>
               </w:rPr>
-              <w:t>1 — Urgent</w:t>
-            </w:r>
+              <w:t xml:space="preserve">1 — </w:t>
+            </w:r>
+            <w:proofErr w:type="spellStart"/>
+            <w:r>
+              <w:rPr>
+                <w:color w:val="0D1F4A"/>
+                <w:sz w:val="20"/>
+                <w:szCs w:val="20"/>
+              </w:rPr>
+              <w:t>Urgent</w:t>
+            </w:r>
+            <w:proofErr w:type="spellEnd"/>
           </w:p>
         </w:tc>
         <w:tc>
@@ -6734,11 +8764,17 @@
             </w:tcMar>
           </w:tcPr>
           <w:p>
-            <w:r>
-              <w:rPr>
-                <w:color w:val="0D1F4A"/>
-                <w:sz w:val="20"/>
-                <w:szCs w:val="20"/>
+            <w:pPr>
+              <w:rPr>
+                <w:lang w:val="en-US"/>
+              </w:rPr>
+            </w:pPr>
+            <w:r>
+              <w:rPr>
+                <w:color w:val="0D1F4A"/>
+                <w:sz w:val="20"/>
+                <w:szCs w:val="20"/>
+                <w:lang w:val="en-US"/>
               </w:rPr>
               <w:t>Email yourself all GlobalCompass files as dated evidence</w:t>
             </w:r>
@@ -6762,6 +8798,7 @@
             </w:tcMar>
           </w:tcPr>
           <w:p>
+            <w:proofErr w:type="spellStart"/>
             <w:r>
               <w:rPr>
                 <w:color w:val="0D1F4A"/>
@@ -6770,6 +8807,7 @@
               </w:rPr>
               <w:t>Today</w:t>
             </w:r>
+            <w:proofErr w:type="spellEnd"/>
           </w:p>
         </w:tc>
         <w:tc>
@@ -6802,12 +8840,6 @@
         </w:tc>
       </w:tr>
       <w:tr>
-        <w:tblPrEx>
-          <w:tblCellMar>
-            <w:top w:w="0" w:type="dxa"/>
-            <w:bottom w:w="0" w:type="dxa"/>
-          </w:tblCellMar>
-        </w:tblPrEx>
         <w:tc>
           <w:tcPr>
             <w:tcW w:w="1404" w:type="dxa"/>
@@ -6832,8 +8864,18 @@
                 <w:sz w:val="20"/>
                 <w:szCs w:val="20"/>
               </w:rPr>
-              <w:t>2 — Urgent</w:t>
-            </w:r>
+              <w:t xml:space="preserve">2 — </w:t>
+            </w:r>
+            <w:proofErr w:type="spellStart"/>
+            <w:r>
+              <w:rPr>
+                <w:color w:val="0D1F4A"/>
+                <w:sz w:val="20"/>
+                <w:szCs w:val="20"/>
+              </w:rPr>
+              <w:t>Urgent</w:t>
+            </w:r>
+            <w:proofErr w:type="spellEnd"/>
           </w:p>
         </w:tc>
         <w:tc>
@@ -6854,11 +8896,17 @@
             </w:tcMar>
           </w:tcPr>
           <w:p>
-            <w:r>
-              <w:rPr>
-                <w:color w:val="0D1F4A"/>
-                <w:sz w:val="20"/>
-                <w:szCs w:val="20"/>
+            <w:pPr>
+              <w:rPr>
+                <w:lang w:val="en-US"/>
+              </w:rPr>
+            </w:pPr>
+            <w:r>
+              <w:rPr>
+                <w:color w:val="0D1F4A"/>
+                <w:sz w:val="20"/>
+                <w:szCs w:val="20"/>
+                <w:lang w:val="en-US"/>
               </w:rPr>
               <w:t>Screenshot globalcompass.com live site with date</w:t>
             </w:r>
@@ -6882,6 +8930,7 @@
             </w:tcMar>
           </w:tcPr>
           <w:p>
+            <w:proofErr w:type="spellStart"/>
             <w:r>
               <w:rPr>
                 <w:color w:val="0D1F4A"/>
@@ -6890,6 +8939,7 @@
               </w:rPr>
               <w:t>Today</w:t>
             </w:r>
+            <w:proofErr w:type="spellEnd"/>
           </w:p>
         </w:tc>
         <w:tc>
@@ -6922,12 +8972,6 @@
         </w:tc>
       </w:tr>
       <w:tr>
-        <w:tblPrEx>
-          <w:tblCellMar>
-            <w:top w:w="0" w:type="dxa"/>
-            <w:bottom w:w="0" w:type="dxa"/>
-          </w:tblCellMar>
-        </w:tblPrEx>
         <w:tc>
           <w:tcPr>
             <w:tcW w:w="1404" w:type="dxa"/>
@@ -6952,8 +8996,36 @@
                 <w:sz w:val="20"/>
                 <w:szCs w:val="20"/>
               </w:rPr>
-              <w:t>3 — This week</w:t>
-            </w:r>
+              <w:t xml:space="preserve">3 — </w:t>
+            </w:r>
+            <w:proofErr w:type="spellStart"/>
+            <w:r>
+              <w:rPr>
+                <w:color w:val="0D1F4A"/>
+                <w:sz w:val="20"/>
+                <w:szCs w:val="20"/>
+              </w:rPr>
+              <w:t>This</w:t>
+            </w:r>
+            <w:proofErr w:type="spellEnd"/>
+            <w:r>
+              <w:rPr>
+                <w:color w:val="0D1F4A"/>
+                <w:sz w:val="20"/>
+                <w:szCs w:val="20"/>
+              </w:rPr>
+              <w:t xml:space="preserve"> </w:t>
+            </w:r>
+            <w:proofErr w:type="spellStart"/>
+            <w:r>
+              <w:rPr>
+                <w:color w:val="0D1F4A"/>
+                <w:sz w:val="20"/>
+                <w:szCs w:val="20"/>
+              </w:rPr>
+              <w:t>week</w:t>
+            </w:r>
+            <w:proofErr w:type="spellEnd"/>
           </w:p>
         </w:tc>
         <w:tc>
@@ -6974,11 +9046,17 @@
             </w:tcMar>
           </w:tcPr>
           <w:p>
-            <w:r>
-              <w:rPr>
-                <w:color w:val="0D1F4A"/>
-                <w:sz w:val="20"/>
-                <w:szCs w:val="20"/>
+            <w:pPr>
+              <w:rPr>
+                <w:lang w:val="en-US"/>
+              </w:rPr>
+            </w:pPr>
+            <w:r>
+              <w:rPr>
+                <w:color w:val="0D1F4A"/>
+                <w:sz w:val="20"/>
+                <w:szCs w:val="20"/>
+                <w:lang w:val="en-US"/>
               </w:rPr>
               <w:t>Consult UAE IP lawyer to review this document</w:t>
             </w:r>
@@ -7002,14 +9080,34 @@
             </w:tcMar>
           </w:tcPr>
           <w:p>
-            <w:r>
-              <w:rPr>
-                <w:color w:val="0D1F4A"/>
-                <w:sz w:val="20"/>
-                <w:szCs w:val="20"/>
-              </w:rPr>
-              <w:t>This week</w:t>
-            </w:r>
+            <w:proofErr w:type="spellStart"/>
+            <w:r>
+              <w:rPr>
+                <w:color w:val="0D1F4A"/>
+                <w:sz w:val="20"/>
+                <w:szCs w:val="20"/>
+              </w:rPr>
+              <w:t>This</w:t>
+            </w:r>
+            <w:proofErr w:type="spellEnd"/>
+            <w:r>
+              <w:rPr>
+                <w:color w:val="0D1F4A"/>
+                <w:sz w:val="20"/>
+                <w:szCs w:val="20"/>
+              </w:rPr>
+              <w:t xml:space="preserve"> </w:t>
+            </w:r>
+            <w:proofErr w:type="spellStart"/>
+            <w:r>
+              <w:rPr>
+                <w:color w:val="0D1F4A"/>
+                <w:sz w:val="20"/>
+                <w:szCs w:val="20"/>
+              </w:rPr>
+              <w:t>week</w:t>
+            </w:r>
+            <w:proofErr w:type="spellEnd"/>
           </w:p>
         </w:tc>
         <w:tc>
@@ -7042,12 +9140,6 @@
         </w:tc>
       </w:tr>
       <w:tr>
-        <w:tblPrEx>
-          <w:tblCellMar>
-            <w:top w:w="0" w:type="dxa"/>
-            <w:bottom w:w="0" w:type="dxa"/>
-          </w:tblCellMar>
-        </w:tblPrEx>
         <w:tc>
           <w:tcPr>
             <w:tcW w:w="1404" w:type="dxa"/>
@@ -7073,8 +9165,36 @@
                 <w:szCs w:val="20"/>
               </w:rPr>
               <w:lastRenderedPageBreak/>
-              <w:t>4 — This month</w:t>
-            </w:r>
+              <w:t xml:space="preserve">4 — </w:t>
+            </w:r>
+            <w:proofErr w:type="spellStart"/>
+            <w:r>
+              <w:rPr>
+                <w:color w:val="0D1F4A"/>
+                <w:sz w:val="20"/>
+                <w:szCs w:val="20"/>
+              </w:rPr>
+              <w:t>This</w:t>
+            </w:r>
+            <w:proofErr w:type="spellEnd"/>
+            <w:r>
+              <w:rPr>
+                <w:color w:val="0D1F4A"/>
+                <w:sz w:val="20"/>
+                <w:szCs w:val="20"/>
+              </w:rPr>
+              <w:t xml:space="preserve"> </w:t>
+            </w:r>
+            <w:proofErr w:type="spellStart"/>
+            <w:r>
+              <w:rPr>
+                <w:color w:val="0D1F4A"/>
+                <w:sz w:val="20"/>
+                <w:szCs w:val="20"/>
+              </w:rPr>
+              <w:t>month</w:t>
+            </w:r>
+            <w:proofErr w:type="spellEnd"/>
           </w:p>
         </w:tc>
         <w:tc>
@@ -7095,11 +9215,17 @@
             </w:tcMar>
           </w:tcPr>
           <w:p>
-            <w:r>
-              <w:rPr>
-                <w:color w:val="0D1F4A"/>
-                <w:sz w:val="20"/>
-                <w:szCs w:val="20"/>
+            <w:pPr>
+              <w:rPr>
+                <w:lang w:val="en-US"/>
+              </w:rPr>
+            </w:pPr>
+            <w:r>
+              <w:rPr>
+                <w:color w:val="0D1F4A"/>
+                <w:sz w:val="20"/>
+                <w:szCs w:val="20"/>
+                <w:lang w:val="en-US"/>
               </w:rPr>
               <w:t>File UAE trademark — Classes 41 and 42</w:t>
             </w:r>
@@ -7123,14 +9249,34 @@
             </w:tcMar>
           </w:tcPr>
           <w:p>
-            <w:r>
-              <w:rPr>
-                <w:color w:val="0D1F4A"/>
-                <w:sz w:val="20"/>
-                <w:szCs w:val="20"/>
-              </w:rPr>
-              <w:t>This month</w:t>
-            </w:r>
+            <w:proofErr w:type="spellStart"/>
+            <w:r>
+              <w:rPr>
+                <w:color w:val="0D1F4A"/>
+                <w:sz w:val="20"/>
+                <w:szCs w:val="20"/>
+              </w:rPr>
+              <w:t>This</w:t>
+            </w:r>
+            <w:proofErr w:type="spellEnd"/>
+            <w:r>
+              <w:rPr>
+                <w:color w:val="0D1F4A"/>
+                <w:sz w:val="20"/>
+                <w:szCs w:val="20"/>
+              </w:rPr>
+              <w:t xml:space="preserve"> </w:t>
+            </w:r>
+            <w:proofErr w:type="spellStart"/>
+            <w:r>
+              <w:rPr>
+                <w:color w:val="0D1F4A"/>
+                <w:sz w:val="20"/>
+                <w:szCs w:val="20"/>
+              </w:rPr>
+              <w:t>month</w:t>
+            </w:r>
+            <w:proofErr w:type="spellEnd"/>
           </w:p>
         </w:tc>
         <w:tc>
@@ -7163,12 +9309,6 @@
         </w:tc>
       </w:tr>
       <w:tr>
-        <w:tblPrEx>
-          <w:tblCellMar>
-            <w:top w:w="0" w:type="dxa"/>
-            <w:bottom w:w="0" w:type="dxa"/>
-          </w:tblCellMar>
-        </w:tblPrEx>
         <w:tc>
           <w:tcPr>
             <w:tcW w:w="1404" w:type="dxa"/>
@@ -7193,8 +9333,18 @@
                 <w:sz w:val="20"/>
                 <w:szCs w:val="20"/>
               </w:rPr>
-              <w:t>5 — Next month</w:t>
-            </w:r>
+              <w:t xml:space="preserve">5 — Next </w:t>
+            </w:r>
+            <w:proofErr w:type="spellStart"/>
+            <w:r>
+              <w:rPr>
+                <w:color w:val="0D1F4A"/>
+                <w:sz w:val="20"/>
+                <w:szCs w:val="20"/>
+              </w:rPr>
+              <w:t>month</w:t>
+            </w:r>
+            <w:proofErr w:type="spellEnd"/>
           </w:p>
         </w:tc>
         <w:tc>
@@ -7215,11 +9365,17 @@
             </w:tcMar>
           </w:tcPr>
           <w:p>
-            <w:r>
-              <w:rPr>
-                <w:color w:val="0D1F4A"/>
-                <w:sz w:val="20"/>
-                <w:szCs w:val="20"/>
+            <w:pPr>
+              <w:rPr>
+                <w:lang w:val="en-US"/>
+              </w:rPr>
+            </w:pPr>
+            <w:r>
+              <w:rPr>
+                <w:color w:val="0D1F4A"/>
+                <w:sz w:val="20"/>
+                <w:szCs w:val="20"/>
+                <w:lang w:val="en-US"/>
               </w:rPr>
               <w:t>Add Terms of Service to globalcompass.com</w:t>
             </w:r>
@@ -7249,8 +9405,18 @@
                 <w:sz w:val="20"/>
                 <w:szCs w:val="20"/>
               </w:rPr>
-              <w:t>Next month</w:t>
-            </w:r>
+              <w:t xml:space="preserve">Next </w:t>
+            </w:r>
+            <w:proofErr w:type="spellStart"/>
+            <w:r>
+              <w:rPr>
+                <w:color w:val="0D1F4A"/>
+                <w:sz w:val="20"/>
+                <w:szCs w:val="20"/>
+              </w:rPr>
+              <w:t>month</w:t>
+            </w:r>
+            <w:proofErr w:type="spellEnd"/>
           </w:p>
         </w:tc>
         <w:tc>
@@ -7283,12 +9449,6 @@
         </w:tc>
       </w:tr>
       <w:tr>
-        <w:tblPrEx>
-          <w:tblCellMar>
-            <w:top w:w="0" w:type="dxa"/>
-            <w:bottom w:w="0" w:type="dxa"/>
-          </w:tblCellMar>
-        </w:tblPrEx>
         <w:tc>
           <w:tcPr>
             <w:tcW w:w="1404" w:type="dxa"/>
@@ -7341,8 +9501,54 @@
                 <w:sz w:val="20"/>
                 <w:szCs w:val="20"/>
               </w:rPr>
-              <w:t>File Madrid Protocol international trademark</w:t>
-            </w:r>
+              <w:t xml:space="preserve">File Madrid </w:t>
+            </w:r>
+            <w:proofErr w:type="spellStart"/>
+            <w:r>
+              <w:rPr>
+                <w:color w:val="0D1F4A"/>
+                <w:sz w:val="20"/>
+                <w:szCs w:val="20"/>
+              </w:rPr>
+              <w:t>Protocol</w:t>
+            </w:r>
+            <w:proofErr w:type="spellEnd"/>
+            <w:r>
+              <w:rPr>
+                <w:color w:val="0D1F4A"/>
+                <w:sz w:val="20"/>
+                <w:szCs w:val="20"/>
+              </w:rPr>
+              <w:t xml:space="preserve"> </w:t>
+            </w:r>
+            <w:proofErr w:type="spellStart"/>
+            <w:r>
+              <w:rPr>
+                <w:color w:val="0D1F4A"/>
+                <w:sz w:val="20"/>
+                <w:szCs w:val="20"/>
+              </w:rPr>
+              <w:t>international</w:t>
+            </w:r>
+            <w:proofErr w:type="spellEnd"/>
+            <w:r>
+              <w:rPr>
+                <w:color w:val="0D1F4A"/>
+                <w:sz w:val="20"/>
+                <w:szCs w:val="20"/>
+              </w:rPr>
+              <w:t xml:space="preserve"> </w:t>
+            </w:r>
+            <w:proofErr w:type="spellStart"/>
+            <w:r>
+              <w:rPr>
+                <w:color w:val="0D1F4A"/>
+                <w:sz w:val="20"/>
+                <w:szCs w:val="20"/>
+              </w:rPr>
+              <w:t>trademark</w:t>
+            </w:r>
+            <w:proofErr w:type="spellEnd"/>
           </w:p>
         </w:tc>
         <w:tc>
@@ -7363,13 +9569,23 @@
             </w:tcMar>
           </w:tcPr>
           <w:p>
-            <w:r>
-              <w:rPr>
-                <w:color w:val="0D1F4A"/>
-                <w:sz w:val="20"/>
-                <w:szCs w:val="20"/>
-              </w:rPr>
-              <w:t>Month 2 — 3</w:t>
+            <w:proofErr w:type="spellStart"/>
+            <w:r>
+              <w:rPr>
+                <w:color w:val="0D1F4A"/>
+                <w:sz w:val="20"/>
+                <w:szCs w:val="20"/>
+              </w:rPr>
+              <w:t>Month</w:t>
+            </w:r>
+            <w:proofErr w:type="spellEnd"/>
+            <w:r>
+              <w:rPr>
+                <w:color w:val="0D1F4A"/>
+                <w:sz w:val="20"/>
+                <w:szCs w:val="20"/>
+              </w:rPr>
+              <w:t xml:space="preserve"> 2 — 3</w:t>
             </w:r>
           </w:p>
         </w:tc>
@@ -7403,12 +9619,6 @@
         </w:tc>
       </w:tr>
       <w:tr>
-        <w:tblPrEx>
-          <w:tblCellMar>
-            <w:top w:w="0" w:type="dxa"/>
-            <w:bottom w:w="0" w:type="dxa"/>
-          </w:tblCellMar>
-        </w:tblPrEx>
         <w:tc>
           <w:tcPr>
             <w:tcW w:w="1404" w:type="dxa"/>
@@ -7433,8 +9643,18 @@
                 <w:sz w:val="20"/>
                 <w:szCs w:val="20"/>
               </w:rPr>
-              <w:t>7 — After launch</w:t>
-            </w:r>
+              <w:t xml:space="preserve">7 — After </w:t>
+            </w:r>
+            <w:proofErr w:type="spellStart"/>
+            <w:r>
+              <w:rPr>
+                <w:color w:val="0D1F4A"/>
+                <w:sz w:val="20"/>
+                <w:szCs w:val="20"/>
+              </w:rPr>
+              <w:t>launch</w:t>
+            </w:r>
+            <w:proofErr w:type="spellEnd"/>
           </w:p>
         </w:tc>
         <w:tc>
@@ -7455,11 +9675,17 @@
             </w:tcMar>
           </w:tcPr>
           <w:p>
-            <w:r>
-              <w:rPr>
-                <w:color w:val="0D1F4A"/>
-                <w:sz w:val="20"/>
-                <w:szCs w:val="20"/>
+            <w:pPr>
+              <w:rPr>
+                <w:lang w:val="en-US"/>
+              </w:rPr>
+            </w:pPr>
+            <w:r>
+              <w:rPr>
+                <w:color w:val="0D1F4A"/>
+                <w:sz w:val="20"/>
+                <w:szCs w:val="20"/>
+                <w:lang w:val="en-US"/>
               </w:rPr>
               <w:t>Consider provisional patent for Career Simulator</w:t>
             </w:r>
@@ -7489,8 +9715,18 @@
                 <w:sz w:val="20"/>
                 <w:szCs w:val="20"/>
               </w:rPr>
-              <w:t>After launch</w:t>
-            </w:r>
+              <w:t xml:space="preserve">After </w:t>
+            </w:r>
+            <w:proofErr w:type="spellStart"/>
+            <w:r>
+              <w:rPr>
+                <w:color w:val="0D1F4A"/>
+                <w:sz w:val="20"/>
+                <w:szCs w:val="20"/>
+              </w:rPr>
+              <w:t>launch</w:t>
+            </w:r>
+            <w:proofErr w:type="spellEnd"/>
           </w:p>
         </w:tc>
         <w:tc>
@@ -7539,16 +9775,48 @@
         <w:rPr>
           <w:color w:val="1B3A7A"/>
         </w:rPr>
-        <w:t>9. Recommended IP Lawyers in UAE</w:t>
+        <w:t xml:space="preserve">9. </w:t>
+      </w:r>
+      <w:proofErr w:type="spellStart"/>
+      <w:r>
+        <w:rPr>
+          <w:color w:val="1B3A7A"/>
+        </w:rPr>
+        <w:t>Recommended</w:t>
+      </w:r>
+      <w:proofErr w:type="spellEnd"/>
+      <w:r>
+        <w:rPr>
+          <w:color w:val="1B3A7A"/>
+        </w:rPr>
+        <w:t xml:space="preserve"> IP </w:t>
+      </w:r>
+      <w:proofErr w:type="spellStart"/>
+      <w:r>
+        <w:rPr>
+          <w:color w:val="1B3A7A"/>
+        </w:rPr>
+        <w:t>Lawyers</w:t>
+      </w:r>
+      <w:proofErr w:type="spellEnd"/>
+      <w:r>
+        <w:rPr>
+          <w:color w:val="1B3A7A"/>
+        </w:rPr>
+        <w:t xml:space="preserve"> in UAE</w:t>
       </w:r>
     </w:p>
     <w:p>
       <w:pPr>
         <w:spacing w:before="80" w:after="80"/>
-      </w:pPr>
-      <w:r>
-        <w:rPr>
-          <w:color w:val="0D1F4A"/>
+        <w:rPr>
+          <w:lang w:val="en-US"/>
+        </w:rPr>
+      </w:pPr>
+      <w:r>
+        <w:rPr>
+          <w:color w:val="0D1F4A"/>
+          <w:lang w:val="en-US"/>
         </w:rPr>
         <w:t>The following types of firms handle trademark registration in the UAE. Search for these on Google to find current contact details:</w:t>
       </w:r>
@@ -7556,6 +9824,9 @@
     <w:p>
       <w:pPr>
         <w:spacing w:before="80" w:after="80"/>
+        <w:rPr>
+          <w:lang w:val="en-US"/>
+        </w:rPr>
       </w:pPr>
     </w:p>
     <w:p>
@@ -7566,10 +9837,14 @@
           <w:numId w:val="2"/>
         </w:numPr>
         <w:spacing w:before="60" w:after="60"/>
-      </w:pPr>
-      <w:r>
-        <w:rPr>
-          <w:color w:val="0D1F4A"/>
+        <w:rPr>
+          <w:lang w:val="en-US"/>
+        </w:rPr>
+      </w:pPr>
+      <w:r>
+        <w:rPr>
+          <w:color w:val="0D1F4A"/>
+          <w:lang w:val="en-US"/>
         </w:rPr>
         <w:t>Trademark registration firms in Dubai — search 'trademark registration Dubai'</w:t>
       </w:r>
@@ -7582,10 +9857,14 @@
           <w:numId w:val="2"/>
         </w:numPr>
         <w:spacing w:before="60" w:after="60"/>
-      </w:pPr>
-      <w:r>
-        <w:rPr>
-          <w:color w:val="0D1F4A"/>
+        <w:rPr>
+          <w:lang w:val="en-US"/>
+        </w:rPr>
+      </w:pPr>
+      <w:r>
+        <w:rPr>
+          <w:color w:val="0D1F4A"/>
+          <w:lang w:val="en-US"/>
         </w:rPr>
         <w:t>IP law firms in UAE — search 'intellectual property lawyer UAE'</w:t>
       </w:r>
@@ -7598,10 +9877,14 @@
           <w:numId w:val="2"/>
         </w:numPr>
         <w:spacing w:before="60" w:after="60"/>
-      </w:pPr>
-      <w:r>
-        <w:rPr>
-          <w:color w:val="0D1F4A"/>
+        <w:rPr>
+          <w:lang w:val="en-US"/>
+        </w:rPr>
+      </w:pPr>
+      <w:r>
+        <w:rPr>
+          <w:color w:val="0D1F4A"/>
+          <w:lang w:val="en-US"/>
         </w:rPr>
         <w:t>WIPO accredited agents in UAE — search at wipo.int/about-ip/en/agents.html</w:t>
       </w:r>
@@ -7609,15 +9892,22 @@
     <w:p>
       <w:pPr>
         <w:spacing w:before="80" w:after="80"/>
+        <w:rPr>
+          <w:lang w:val="en-US"/>
+        </w:rPr>
       </w:pPr>
     </w:p>
     <w:p>
       <w:pPr>
         <w:spacing w:before="80" w:after="80"/>
-      </w:pPr>
-      <w:r>
-        <w:rPr>
-          <w:color w:val="0D1F4A"/>
+        <w:rPr>
+          <w:lang w:val="en-US"/>
+        </w:rPr>
+      </w:pPr>
+      <w:r>
+        <w:rPr>
+          <w:color w:val="0D1F4A"/>
+          <w:lang w:val="en-US"/>
         </w:rPr>
         <w:t>When contacting a lawyer, send them this document and ask for a quote for:</w:t>
       </w:r>
@@ -7630,10 +9920,14 @@
           <w:numId w:val="3"/>
         </w:numPr>
         <w:spacing w:before="60" w:after="60"/>
-      </w:pPr>
-      <w:r>
-        <w:rPr>
-          <w:color w:val="0D1F4A"/>
+        <w:rPr>
+          <w:lang w:val="en-US"/>
+        </w:rPr>
+      </w:pPr>
+      <w:r>
+        <w:rPr>
+          <w:color w:val="0D1F4A"/>
+          <w:lang w:val="en-US"/>
         </w:rPr>
         <w:t>UAE trademark filing — Classes 41 and 42</w:t>
       </w:r>
@@ -7651,8 +9945,44 @@
         <w:rPr>
           <w:color w:val="0D1F4A"/>
         </w:rPr>
-        <w:t>Madrid Protocol filing — 15 — 20 countries</w:t>
-      </w:r>
+        <w:t xml:space="preserve">Madrid </w:t>
+      </w:r>
+      <w:proofErr w:type="spellStart"/>
+      <w:r>
+        <w:rPr>
+          <w:color w:val="0D1F4A"/>
+        </w:rPr>
+        <w:t>Protocol</w:t>
+      </w:r>
+      <w:proofErr w:type="spellEnd"/>
+      <w:r>
+        <w:rPr>
+          <w:color w:val="0D1F4A"/>
+        </w:rPr>
+        <w:t xml:space="preserve"> </w:t>
+      </w:r>
+      <w:proofErr w:type="spellStart"/>
+      <w:r>
+        <w:rPr>
+          <w:color w:val="0D1F4A"/>
+        </w:rPr>
+        <w:t>filing</w:t>
+      </w:r>
+      <w:proofErr w:type="spellEnd"/>
+      <w:r>
+        <w:rPr>
+          <w:color w:val="0D1F4A"/>
+        </w:rPr>
+        <w:t xml:space="preserve"> — 15 — 20 </w:t>
+      </w:r>
+      <w:proofErr w:type="spellStart"/>
+      <w:r>
+        <w:rPr>
+          <w:color w:val="0D1F4A"/>
+        </w:rPr>
+        <w:t>countries</w:t>
+      </w:r>
+      <w:proofErr w:type="spellEnd"/>
     </w:p>
     <w:p>
       <w:pPr>
@@ -7662,10 +9992,14 @@
           <w:numId w:val="3"/>
         </w:numPr>
         <w:spacing w:before="60" w:after="60"/>
-      </w:pPr>
-      <w:r>
-        <w:rPr>
-          <w:color w:val="0D1F4A"/>
+        <w:rPr>
+          <w:lang w:val="en-US"/>
+        </w:rPr>
+      </w:pPr>
+      <w:r>
+        <w:rPr>
+          <w:color w:val="0D1F4A"/>
+          <w:lang w:val="en-US"/>
         </w:rPr>
         <w:t>Review of Terms of Service for IP protection</w:t>
       </w:r>
@@ -7673,6 +10007,9 @@
     <w:p>
       <w:pPr>
         <w:spacing w:before="80" w:after="80"/>
+        <w:rPr>
+          <w:lang w:val="en-US"/>
+        </w:rPr>
       </w:pPr>
     </w:p>
     <w:p>
@@ -7681,10 +10018,14 @@
         <w:pBdr>
           <w:bottom w:val="single" w:sz="4" w:space="6" w:color="1B3A7A"/>
         </w:pBdr>
+        <w:rPr>
+          <w:lang w:val="en-US"/>
+        </w:rPr>
       </w:pPr>
       <w:r>
         <w:rPr>
           <w:color w:val="1B3A7A"/>
+          <w:lang w:val="en-US"/>
         </w:rPr>
         <w:t>10. Summary</w:t>
       </w:r>
@@ -7692,10 +10033,14 @@
     <w:p>
       <w:pPr>
         <w:spacing w:before="80" w:after="80"/>
-      </w:pPr>
-      <w:r>
-        <w:rPr>
-          <w:color w:val="0D1F4A"/>
+        <w:rPr>
+          <w:lang w:val="en-US"/>
+        </w:rPr>
+      </w:pPr>
+      <w:r>
+        <w:rPr>
+          <w:color w:val="0D1F4A"/>
+          <w:lang w:val="en-US"/>
         </w:rPr>
         <w:t>GlobalCompass has a strong and protectable intellectual property position. The name, logo, wordmark, tagline and Career Simulator concept are all original and first created in June 2026 by Susselt.</w:t>
       </w:r>
@@ -7703,15 +10048,22 @@
     <w:p>
       <w:pPr>
         <w:spacing w:before="80" w:after="80"/>
+        <w:rPr>
+          <w:lang w:val="en-US"/>
+        </w:rPr>
       </w:pPr>
     </w:p>
     <w:p>
       <w:pPr>
         <w:spacing w:before="80" w:after="80"/>
-      </w:pPr>
-      <w:r>
-        <w:rPr>
-          <w:color w:val="0D1F4A"/>
+        <w:rPr>
+          <w:lang w:val="en-US"/>
+        </w:rPr>
+      </w:pPr>
+      <w:r>
+        <w:rPr>
+          <w:color w:val="0D1F4A"/>
+          <w:lang w:val="en-US"/>
         </w:rPr>
         <w:t>The most important immediate step is filing the UAE trademark for GLOBALCOMPASS in Classes 41 and 42. This establishes your priority date in the UAE and forms the basis for international protection through the Madrid Protocol.</w:t>
       </w:r>
@@ -7719,17 +10071,24 @@
     <w:p>
       <w:pPr>
         <w:spacing w:before="80" w:after="80"/>
+        <w:rPr>
+          <w:lang w:val="en-US"/>
+        </w:rPr>
       </w:pPr>
     </w:p>
     <w:p>
       <w:pPr>
         <w:spacing w:before="80" w:after="80"/>
+        <w:rPr>
+          <w:lang w:val="en-US"/>
+        </w:rPr>
       </w:pPr>
       <w:r>
         <w:rPr>
           <w:i/>
           <w:iCs/>
           <w:color w:val="4A6FA5"/>
+          <w:lang w:val="en-US"/>
         </w:rPr>
         <w:t>"Every child deserves a compass." — GlobalCompass, 2026</w:t>
       </w:r>
@@ -7737,12 +10096,18 @@
     <w:p>
       <w:pPr>
         <w:spacing w:before="80" w:after="80"/>
+        <w:rPr>
+          <w:lang w:val="en-US"/>
+        </w:rPr>
       </w:pPr>
     </w:p>
     <w:p>
       <w:pPr>
         <w:spacing w:before="300" w:after="100"/>
         <w:jc w:val="center"/>
+        <w:rPr>
+          <w:lang w:val="en-US"/>
+        </w:rPr>
       </w:pPr>
       <w:r>
         <w:rPr>
@@ -7752,12 +10117,26 @@
           <w:sz w:val="28"/>
           <w:szCs w:val="28"/>
         </w:rPr>
-        <w:t>🧭  GlobalCompass · globalcompass.com</w:t>
+        <w:t>🧭</w:t>
+      </w:r>
+      <w:r>
+        <w:rPr>
+          <w:b/>
+          <w:bCs/>
+          <w:color w:val="1B3A7A"/>
+          <w:sz w:val="28"/>
+          <w:szCs w:val="28"/>
+          <w:lang w:val="en-US"/>
+        </w:rPr>
+        <w:t xml:space="preserve">  GlobalCompass · globalcompass.com</w:t>
       </w:r>
     </w:p>
     <w:p>
       <w:pPr>
         <w:jc w:val="center"/>
+        <w:rPr>
+          <w:lang w:val="en-US"/>
+        </w:rPr>
       </w:pPr>
       <w:r>
         <w:rPr>
@@ -7766,13 +10145,18 @@
           <w:color w:val="4A6FA5"/>
           <w:sz w:val="20"/>
           <w:szCs w:val="20"/>
+          <w:lang w:val="en-US"/>
         </w:rPr>
         <w:t>Founder: Susselt · Prepared June 2026 · Confidential</w:t>
       </w:r>
     </w:p>
     <w:sectPr>
-      <w:headerReference w:type="default" r:id="rId7"/>
-      <w:footerReference w:type="default" r:id="rId8"/>
+      <w:headerReference w:type="even" r:id="rId8"/>
+      <w:headerReference w:type="default" r:id="rId9"/>
+      <w:footerReference w:type="even" r:id="rId10"/>
+      <w:footerReference w:type="default" r:id="rId11"/>
+      <w:headerReference w:type="first" r:id="rId12"/>
+      <w:footerReference w:type="first" r:id="rId13"/>
       <w:pgSz w:w="12240" w:h="15840"/>
       <w:pgMar w:top="1440" w:right="1440" w:bottom="1440" w:left="1440" w:header="708" w:footer="708" w:gutter="0"/>
       <w:cols w:space="720"/>
@@ -7805,11 +10189,25 @@
 <w:ftr xmlns:wpc="http://schemas.microsoft.com/office/word/2010/wordprocessingCanvas" xmlns:cx="http://schemas.microsoft.com/office/drawing/2014/chartex" xmlns:cx1="http://schemas.microsoft.com/office/drawing/2015/9/8/chartex" xmlns:cx2="http://schemas.microsoft.com/office/drawing/2015/10/21/chartex" xmlns:cx3="http://schemas.microsoft.com/office/drawing/2016/5/9/chartex" xmlns:cx4="http://schemas.microsoft.com/office/drawing/2016/5/10/chartex" xmlns:cx5="http://schemas.microsoft.com/office/drawing/2016/5/11/chartex" xmlns:cx6="http://schemas.microsoft.com/office/drawing/2016/5/12/chartex" xmlns:cx7="http://schemas.microsoft.com/office/drawing/2016/5/13/chartex" xmlns:cx8="http://schemas.microsoft.com/office/drawing/2016/5/14/chartex" xmlns:mc="http://schemas.openxmlformats.org/markup-compatibility/2006" xmlns:aink="http://schemas.microsoft.com/office/drawing/2016/ink" xmlns:am3d="http://schemas.microsoft.com/office/drawing/2017/model3d" xmlns:o="urn:schemas-microsoft-com:office:office" xmlns:oel="http://schemas.microsoft.com/office/2019/extlst" xmlns:r="http://schemas.openxmlformats.org/officeDocument/2006/relationships" xmlns:m="http://schemas.openxmlformats.org/officeDocument/2006/math" xmlns:v="urn:schemas-microsoft-com:vml" xmlns:wp14="http://schemas.microsoft.com/office/word/2010/wordprocessingDrawing" xmlns:wp="http://schemas.openxmlformats.org/drawingml/2006/wordprocessingDrawing" xmlns:w10="urn:schemas-microsoft-com:office:word" xmlns:w="http://schemas.openxmlformats.org/wordprocessingml/2006/main" xmlns:w14="http://schemas.microsoft.com/office/word/2010/wordml" xmlns:w15="http://schemas.microsoft.com/office/word/2012/wordml" xmlns:w16cex="http://schemas.microsoft.com/office/word/2018/wordml/cex" xmlns:w16cid="http://schemas.microsoft.com/office/word/2016/wordml/cid" xmlns:w16="http://schemas.microsoft.com/office/word/2018/wordml" xmlns:w16du="http://schemas.microsoft.com/office/word/2023/wordml/word16du" xmlns:w16sdtdh="http://schemas.microsoft.com/office/word/2020/wordml/sdtdatahash" xmlns:w16sdtfl="http://schemas.microsoft.com/office/word/2024/wordml/sdtformatlock" xmlns:w16se="http://schemas.microsoft.com/office/word/2015/wordml/symex" xmlns:wpg="http://schemas.microsoft.com/office/word/2010/wordprocessingGroup" xmlns:wpi="http://schemas.microsoft.com/office/word/2010/wordprocessingInk" xmlns:wne="http://schemas.microsoft.com/office/word/2006/wordml" xmlns:wps="http://schemas.microsoft.com/office/word/2010/wordprocessingShape" mc:Ignorable="w14 w15 w16se w16cid w16 w16cex w16sdtdh w16sdtfl w16du wp14">
   <w:p>
     <w:pPr>
+      <w:pStyle w:val="Piedepgina"/>
+    </w:pPr>
+  </w:p>
+</w:ftr>
+</file>
+
+<file path=word/footer2.xml><?xml version="1.0" encoding="utf-8"?>
+<w:ftr xmlns:wpc="http://schemas.microsoft.com/office/word/2010/wordprocessingCanvas" xmlns:cx="http://schemas.microsoft.com/office/drawing/2014/chartex" xmlns:cx1="http://schemas.microsoft.com/office/drawing/2015/9/8/chartex" xmlns:cx2="http://schemas.microsoft.com/office/drawing/2015/10/21/chartex" xmlns:cx3="http://schemas.microsoft.com/office/drawing/2016/5/9/chartex" xmlns:cx4="http://schemas.microsoft.com/office/drawing/2016/5/10/chartex" xmlns:cx5="http://schemas.microsoft.com/office/drawing/2016/5/11/chartex" xmlns:cx6="http://schemas.microsoft.com/office/drawing/2016/5/12/chartex" xmlns:cx7="http://schemas.microsoft.com/office/drawing/2016/5/13/chartex" xmlns:cx8="http://schemas.microsoft.com/office/drawing/2016/5/14/chartex" xmlns:mc="http://schemas.openxmlformats.org/markup-compatibility/2006" xmlns:aink="http://schemas.microsoft.com/office/drawing/2016/ink" xmlns:am3d="http://schemas.microsoft.com/office/drawing/2017/model3d" xmlns:o="urn:schemas-microsoft-com:office:office" xmlns:oel="http://schemas.microsoft.com/office/2019/extlst" xmlns:r="http://schemas.openxmlformats.org/officeDocument/2006/relationships" xmlns:m="http://schemas.openxmlformats.org/officeDocument/2006/math" xmlns:v="urn:schemas-microsoft-com:vml" xmlns:wp14="http://schemas.microsoft.com/office/word/2010/wordprocessingDrawing" xmlns:wp="http://schemas.openxmlformats.org/drawingml/2006/wordprocessingDrawing" xmlns:w10="urn:schemas-microsoft-com:office:word" xmlns:w="http://schemas.openxmlformats.org/wordprocessingml/2006/main" xmlns:w14="http://schemas.microsoft.com/office/word/2010/wordml" xmlns:w15="http://schemas.microsoft.com/office/word/2012/wordml" xmlns:w16cex="http://schemas.microsoft.com/office/word/2018/wordml/cex" xmlns:w16cid="http://schemas.microsoft.com/office/word/2016/wordml/cid" xmlns:w16="http://schemas.microsoft.com/office/word/2018/wordml" xmlns:w16du="http://schemas.microsoft.com/office/word/2023/wordml/word16du" xmlns:w16sdtdh="http://schemas.microsoft.com/office/word/2020/wordml/sdtdatahash" xmlns:w16sdtfl="http://schemas.microsoft.com/office/word/2024/wordml/sdtformatlock" xmlns:w16se="http://schemas.microsoft.com/office/word/2015/wordml/symex" xmlns:wpg="http://schemas.microsoft.com/office/word/2010/wordprocessingGroup" xmlns:wpi="http://schemas.microsoft.com/office/word/2010/wordprocessingInk" xmlns:wne="http://schemas.microsoft.com/office/word/2006/wordml" xmlns:wps="http://schemas.microsoft.com/office/word/2010/wordprocessingShape" mc:Ignorable="w14 w15 w16se w16cid w16 w16cex w16sdtdh w16sdtfl w16du wp14">
+  <w:p>
+    <w:pPr>
       <w:pBdr>
         <w:top w:val="single" w:sz="2" w:space="4" w:color="1B3A7A"/>
       </w:pBdr>
       <w:jc w:val="center"/>
+      <w:rPr>
+        <w:lang w:val="en-US"/>
+      </w:rPr>
     </w:pPr>
+    <w:proofErr w:type="spellStart"/>
     <w:r>
       <w:rPr>
         <w:i/>
@@ -7817,9 +10215,32 @@
         <w:color w:val="4A6FA5"/>
         <w:sz w:val="18"/>
         <w:szCs w:val="18"/>
+        <w:lang w:val="en-US"/>
       </w:rPr>
-      <w:t>GlobalCompass · Education Worldwide · globalcompass.com · Every child deserves a compass.</w:t>
+      <w:t>GlobalCompass</w:t>
     </w:r>
+    <w:proofErr w:type="spellEnd"/>
+    <w:r>
+      <w:rPr>
+        <w:i/>
+        <w:iCs/>
+        <w:color w:val="4A6FA5"/>
+        <w:sz w:val="18"/>
+        <w:szCs w:val="18"/>
+        <w:lang w:val="en-US"/>
+      </w:rPr>
+      <w:t xml:space="preserve"> · Education Worldwide · globalcompass.com · Every child deserves a compass.</w:t>
+    </w:r>
+  </w:p>
+</w:ftr>
+</file>
+
+<file path=word/footer3.xml><?xml version="1.0" encoding="utf-8"?>
+<w:ftr xmlns:wpc="http://schemas.microsoft.com/office/word/2010/wordprocessingCanvas" xmlns:cx="http://schemas.microsoft.com/office/drawing/2014/chartex" xmlns:cx1="http://schemas.microsoft.com/office/drawing/2015/9/8/chartex" xmlns:cx2="http://schemas.microsoft.com/office/drawing/2015/10/21/chartex" xmlns:cx3="http://schemas.microsoft.com/office/drawing/2016/5/9/chartex" xmlns:cx4="http://schemas.microsoft.com/office/drawing/2016/5/10/chartex" xmlns:cx5="http://schemas.microsoft.com/office/drawing/2016/5/11/chartex" xmlns:cx6="http://schemas.microsoft.com/office/drawing/2016/5/12/chartex" xmlns:cx7="http://schemas.microsoft.com/office/drawing/2016/5/13/chartex" xmlns:cx8="http://schemas.microsoft.com/office/drawing/2016/5/14/chartex" xmlns:mc="http://schemas.openxmlformats.org/markup-compatibility/2006" xmlns:aink="http://schemas.microsoft.com/office/drawing/2016/ink" xmlns:am3d="http://schemas.microsoft.com/office/drawing/2017/model3d" xmlns:o="urn:schemas-microsoft-com:office:office" xmlns:oel="http://schemas.microsoft.com/office/2019/extlst" xmlns:r="http://schemas.openxmlformats.org/officeDocument/2006/relationships" xmlns:m="http://schemas.openxmlformats.org/officeDocument/2006/math" xmlns:v="urn:schemas-microsoft-com:vml" xmlns:wp14="http://schemas.microsoft.com/office/word/2010/wordprocessingDrawing" xmlns:wp="http://schemas.openxmlformats.org/drawingml/2006/wordprocessingDrawing" xmlns:w10="urn:schemas-microsoft-com:office:word" xmlns:w="http://schemas.openxmlformats.org/wordprocessingml/2006/main" xmlns:w14="http://schemas.microsoft.com/office/word/2010/wordml" xmlns:w15="http://schemas.microsoft.com/office/word/2012/wordml" xmlns:w16cex="http://schemas.microsoft.com/office/word/2018/wordml/cex" xmlns:w16cid="http://schemas.microsoft.com/office/word/2016/wordml/cid" xmlns:w16="http://schemas.microsoft.com/office/word/2018/wordml" xmlns:w16du="http://schemas.microsoft.com/office/word/2023/wordml/word16du" xmlns:w16sdtdh="http://schemas.microsoft.com/office/word/2020/wordml/sdtdatahash" xmlns:w16sdtfl="http://schemas.microsoft.com/office/word/2024/wordml/sdtformatlock" xmlns:w16se="http://schemas.microsoft.com/office/word/2015/wordml/symex" xmlns:wpg="http://schemas.microsoft.com/office/word/2010/wordprocessingGroup" xmlns:wpi="http://schemas.microsoft.com/office/word/2010/wordprocessingInk" xmlns:wne="http://schemas.microsoft.com/office/word/2006/wordml" xmlns:wps="http://schemas.microsoft.com/office/word/2010/wordprocessingShape" mc:Ignorable="w14 w15 w16se w16cid w16 w16cex w16sdtdh w16sdtfl w16du wp14">
+  <w:p>
+    <w:pPr>
+      <w:pStyle w:val="Piedepgina"/>
+    </w:pPr>
   </w:p>
 </w:ftr>
 </file>
@@ -7847,18 +10268,82 @@
 <w:hdr xmlns:wpc="http://schemas.microsoft.com/office/word/2010/wordprocessingCanvas" xmlns:cx="http://schemas.microsoft.com/office/drawing/2014/chartex" xmlns:cx1="http://schemas.microsoft.com/office/drawing/2015/9/8/chartex" xmlns:cx2="http://schemas.microsoft.com/office/drawing/2015/10/21/chartex" xmlns:cx3="http://schemas.microsoft.com/office/drawing/2016/5/9/chartex" xmlns:cx4="http://schemas.microsoft.com/office/drawing/2016/5/10/chartex" xmlns:cx5="http://schemas.microsoft.com/office/drawing/2016/5/11/chartex" xmlns:cx6="http://schemas.microsoft.com/office/drawing/2016/5/12/chartex" xmlns:cx7="http://schemas.microsoft.com/office/drawing/2016/5/13/chartex" xmlns:cx8="http://schemas.microsoft.com/office/drawing/2016/5/14/chartex" xmlns:mc="http://schemas.openxmlformats.org/markup-compatibility/2006" xmlns:aink="http://schemas.microsoft.com/office/drawing/2016/ink" xmlns:am3d="http://schemas.microsoft.com/office/drawing/2017/model3d" xmlns:o="urn:schemas-microsoft-com:office:office" xmlns:oel="http://schemas.microsoft.com/office/2019/extlst" xmlns:r="http://schemas.openxmlformats.org/officeDocument/2006/relationships" xmlns:m="http://schemas.openxmlformats.org/officeDocument/2006/math" xmlns:v="urn:schemas-microsoft-com:vml" xmlns:wp14="http://schemas.microsoft.com/office/word/2010/wordprocessingDrawing" xmlns:wp="http://schemas.openxmlformats.org/drawingml/2006/wordprocessingDrawing" xmlns:w10="urn:schemas-microsoft-com:office:word" xmlns:w="http://schemas.openxmlformats.org/wordprocessingml/2006/main" xmlns:w14="http://schemas.microsoft.com/office/word/2010/wordml" xmlns:w15="http://schemas.microsoft.com/office/word/2012/wordml" xmlns:w16cex="http://schemas.microsoft.com/office/word/2018/wordml/cex" xmlns:w16cid="http://schemas.microsoft.com/office/word/2016/wordml/cid" xmlns:w16="http://schemas.microsoft.com/office/word/2018/wordml" xmlns:w16du="http://schemas.microsoft.com/office/word/2023/wordml/word16du" xmlns:w16sdtdh="http://schemas.microsoft.com/office/word/2020/wordml/sdtdatahash" xmlns:w16sdtfl="http://schemas.microsoft.com/office/word/2024/wordml/sdtformatlock" xmlns:w16se="http://schemas.microsoft.com/office/word/2015/wordml/symex" xmlns:wpg="http://schemas.microsoft.com/office/word/2010/wordprocessingGroup" xmlns:wpi="http://schemas.microsoft.com/office/word/2010/wordprocessingInk" xmlns:wne="http://schemas.microsoft.com/office/word/2006/wordml" xmlns:wps="http://schemas.microsoft.com/office/word/2010/wordprocessingShape" mc:Ignorable="w14 w15 w16se w16cid w16 w16cex w16sdtdh w16sdtfl w16du wp14">
   <w:p>
     <w:pPr>
+      <w:pStyle w:val="Encabezado"/>
+    </w:pPr>
+  </w:p>
+</w:hdr>
+</file>
+
+<file path=word/header2.xml><?xml version="1.0" encoding="utf-8"?>
+<w:hdr xmlns:wpc="http://schemas.microsoft.com/office/word/2010/wordprocessingCanvas" xmlns:cx="http://schemas.microsoft.com/office/drawing/2014/chartex" xmlns:cx1="http://schemas.microsoft.com/office/drawing/2015/9/8/chartex" xmlns:cx2="http://schemas.microsoft.com/office/drawing/2015/10/21/chartex" xmlns:cx3="http://schemas.microsoft.com/office/drawing/2016/5/9/chartex" xmlns:cx4="http://schemas.microsoft.com/office/drawing/2016/5/10/chartex" xmlns:cx5="http://schemas.microsoft.com/office/drawing/2016/5/11/chartex" xmlns:cx6="http://schemas.microsoft.com/office/drawing/2016/5/12/chartex" xmlns:cx7="http://schemas.microsoft.com/office/drawing/2016/5/13/chartex" xmlns:cx8="http://schemas.microsoft.com/office/drawing/2016/5/14/chartex" xmlns:mc="http://schemas.openxmlformats.org/markup-compatibility/2006" xmlns:aink="http://schemas.microsoft.com/office/drawing/2016/ink" xmlns:am3d="http://schemas.microsoft.com/office/drawing/2017/model3d" xmlns:o="urn:schemas-microsoft-com:office:office" xmlns:oel="http://schemas.microsoft.com/office/2019/extlst" xmlns:r="http://schemas.openxmlformats.org/officeDocument/2006/relationships" xmlns:m="http://schemas.openxmlformats.org/officeDocument/2006/math" xmlns:v="urn:schemas-microsoft-com:vml" xmlns:wp14="http://schemas.microsoft.com/office/word/2010/wordprocessingDrawing" xmlns:wp="http://schemas.openxmlformats.org/drawingml/2006/wordprocessingDrawing" xmlns:w10="urn:schemas-microsoft-com:office:word" xmlns:w="http://schemas.openxmlformats.org/wordprocessingml/2006/main" xmlns:w14="http://schemas.microsoft.com/office/word/2010/wordml" xmlns:w15="http://schemas.microsoft.com/office/word/2012/wordml" xmlns:w16cex="http://schemas.microsoft.com/office/word/2018/wordml/cex" xmlns:w16cid="http://schemas.microsoft.com/office/word/2016/wordml/cid" xmlns:w16="http://schemas.microsoft.com/office/word/2018/wordml" xmlns:w16du="http://schemas.microsoft.com/office/word/2023/wordml/word16du" xmlns:w16sdtdh="http://schemas.microsoft.com/office/word/2020/wordml/sdtdatahash" xmlns:w16sdtfl="http://schemas.microsoft.com/office/word/2024/wordml/sdtformatlock" xmlns:w16se="http://schemas.microsoft.com/office/word/2015/wordml/symex" xmlns:wpg="http://schemas.microsoft.com/office/word/2010/wordprocessingGroup" xmlns:wpi="http://schemas.microsoft.com/office/word/2010/wordprocessingInk" xmlns:wne="http://schemas.microsoft.com/office/word/2006/wordml" xmlns:wps="http://schemas.microsoft.com/office/word/2010/wordprocessingShape" mc:Ignorable="w14 w15 w16se w16cid w16 w16cex w16sdtdh w16sdtfl w16du wp14">
+  <w:p>
+    <w:pPr>
       <w:pBdr>
         <w:bottom w:val="single" w:sz="3" w:space="6" w:color="1B3A7A"/>
       </w:pBdr>
+      <w:rPr>
+        <w:lang w:val="en-US"/>
+      </w:rPr>
     </w:pPr>
+    <w:proofErr w:type="spellStart"/>
     <w:r>
       <w:rPr>
         <w:color w:val="4A6FA5"/>
         <w:sz w:val="18"/>
         <w:szCs w:val="18"/>
+        <w:lang w:val="en-US"/>
       </w:rPr>
-      <w:t>GlobalCompass · Trademark Application Package · Confidential · Susselt · 2025</w:t>
+      <w:t>GlobalCompass</w:t>
     </w:r>
+    <w:proofErr w:type="spellEnd"/>
+    <w:r>
+      <w:rPr>
+        <w:color w:val="4A6FA5"/>
+        <w:sz w:val="18"/>
+        <w:szCs w:val="18"/>
+        <w:lang w:val="en-US"/>
+      </w:rPr>
+      <w:t xml:space="preserve"> · Trademark Application Package · Confidential · </w:t>
+    </w:r>
+    <w:proofErr w:type="spellStart"/>
+    <w:r>
+      <w:rPr>
+        <w:color w:val="4A6FA5"/>
+        <w:sz w:val="18"/>
+        <w:szCs w:val="18"/>
+        <w:lang w:val="en-US"/>
+      </w:rPr>
+      <w:t>Susselt</w:t>
+    </w:r>
+    <w:proofErr w:type="spellEnd"/>
+    <w:r>
+      <w:rPr>
+        <w:color w:val="4A6FA5"/>
+        <w:sz w:val="18"/>
+        <w:szCs w:val="18"/>
+        <w:lang w:val="en-US"/>
+      </w:rPr>
+      <w:t xml:space="preserve"> · 202</w:t>
+    </w:r>
+    <w:r>
+      <w:rPr>
+        <w:color w:val="4A6FA5"/>
+        <w:sz w:val="18"/>
+        <w:szCs w:val="18"/>
+        <w:lang w:val="en-US"/>
+      </w:rPr>
+      <w:t>6</w:t>
+    </w:r>
+  </w:p>
+</w:hdr>
+</file>
+
+<file path=word/header3.xml><?xml version="1.0" encoding="utf-8"?>
+<w:hdr xmlns:wpc="http://schemas.microsoft.com/office/word/2010/wordprocessingCanvas" xmlns:cx="http://schemas.microsoft.com/office/drawing/2014/chartex" xmlns:cx1="http://schemas.microsoft.com/office/drawing/2015/9/8/chartex" xmlns:cx2="http://schemas.microsoft.com/office/drawing/2015/10/21/chartex" xmlns:cx3="http://schemas.microsoft.com/office/drawing/2016/5/9/chartex" xmlns:cx4="http://schemas.microsoft.com/office/drawing/2016/5/10/chartex" xmlns:cx5="http://schemas.microsoft.com/office/drawing/2016/5/11/chartex" xmlns:cx6="http://schemas.microsoft.com/office/drawing/2016/5/12/chartex" xmlns:cx7="http://schemas.microsoft.com/office/drawing/2016/5/13/chartex" xmlns:cx8="http://schemas.microsoft.com/office/drawing/2016/5/14/chartex" xmlns:mc="http://schemas.openxmlformats.org/markup-compatibility/2006" xmlns:aink="http://schemas.microsoft.com/office/drawing/2016/ink" xmlns:am3d="http://schemas.microsoft.com/office/drawing/2017/model3d" xmlns:o="urn:schemas-microsoft-com:office:office" xmlns:oel="http://schemas.microsoft.com/office/2019/extlst" xmlns:r="http://schemas.openxmlformats.org/officeDocument/2006/relationships" xmlns:m="http://schemas.openxmlformats.org/officeDocument/2006/math" xmlns:v="urn:schemas-microsoft-com:vml" xmlns:wp14="http://schemas.microsoft.com/office/word/2010/wordprocessingDrawing" xmlns:wp="http://schemas.openxmlformats.org/drawingml/2006/wordprocessingDrawing" xmlns:w10="urn:schemas-microsoft-com:office:word" xmlns:w="http://schemas.openxmlformats.org/wordprocessingml/2006/main" xmlns:w14="http://schemas.microsoft.com/office/word/2010/wordml" xmlns:w15="http://schemas.microsoft.com/office/word/2012/wordml" xmlns:w16cex="http://schemas.microsoft.com/office/word/2018/wordml/cex" xmlns:w16cid="http://schemas.microsoft.com/office/word/2016/wordml/cid" xmlns:w16="http://schemas.microsoft.com/office/word/2018/wordml" xmlns:w16du="http://schemas.microsoft.com/office/word/2023/wordml/word16du" xmlns:w16sdtdh="http://schemas.microsoft.com/office/word/2020/wordml/sdtdatahash" xmlns:w16sdtfl="http://schemas.microsoft.com/office/word/2024/wordml/sdtformatlock" xmlns:w16se="http://schemas.microsoft.com/office/word/2015/wordml/symex" xmlns:wpg="http://schemas.microsoft.com/office/word/2010/wordprocessingGroup" xmlns:wpi="http://schemas.microsoft.com/office/word/2010/wordprocessingInk" xmlns:wne="http://schemas.microsoft.com/office/word/2006/wordml" xmlns:wps="http://schemas.microsoft.com/office/word/2010/wordprocessingShape" mc:Ignorable="w14 w15 w16se w16cid w16 w16cex w16sdtdh w16sdtfl w16du wp14">
+  <w:p>
+    <w:pPr>
+      <w:pStyle w:val="Encabezado"/>
+    </w:pPr>
   </w:p>
 </w:hdr>
 </file>
@@ -8681,6 +11166,48 @@
       <w:szCs w:val="20"/>
     </w:rPr>
   </w:style>
+  <w:style w:type="paragraph" w:styleId="Encabezado">
+    <w:name w:val="header"/>
+    <w:basedOn w:val="Normal"/>
+    <w:link w:val="EncabezadoCar"/>
+    <w:uiPriority w:val="99"/>
+    <w:unhideWhenUsed/>
+    <w:rsid w:val="0082401B"/>
+    <w:pPr>
+      <w:tabs>
+        <w:tab w:val="center" w:pos="4252"/>
+        <w:tab w:val="right" w:pos="8504"/>
+      </w:tabs>
+    </w:pPr>
+  </w:style>
+  <w:style w:type="character" w:customStyle="1" w:styleId="EncabezadoCar">
+    <w:name w:val="Encabezado Car"/>
+    <w:basedOn w:val="Fuentedeprrafopredeter"/>
+    <w:link w:val="Encabezado"/>
+    <w:uiPriority w:val="99"/>
+    <w:rsid w:val="0082401B"/>
+  </w:style>
+  <w:style w:type="paragraph" w:styleId="Piedepgina">
+    <w:name w:val="footer"/>
+    <w:basedOn w:val="Normal"/>
+    <w:link w:val="PiedepginaCar"/>
+    <w:uiPriority w:val="99"/>
+    <w:unhideWhenUsed/>
+    <w:rsid w:val="0082401B"/>
+    <w:pPr>
+      <w:tabs>
+        <w:tab w:val="center" w:pos="4252"/>
+        <w:tab w:val="right" w:pos="8504"/>
+      </w:tabs>
+    </w:pPr>
+  </w:style>
+  <w:style w:type="character" w:customStyle="1" w:styleId="PiedepginaCar">
+    <w:name w:val="Pie de página Car"/>
+    <w:basedOn w:val="Fuentedeprrafopredeter"/>
+    <w:link w:val="Piedepgina"/>
+    <w:uiPriority w:val="99"/>
+    <w:rsid w:val="0082401B"/>
+  </w:style>
 </w:styles>
 </file>
 
@@ -8997,4 +11524,16 @@
     </a:ext>
   </a:extLst>
 </a:theme>
+</file>
+
+<file path=customXml/item1.xml><?xml version="1.0" encoding="utf-8"?>
+<b:Sources xmlns:b="http://schemas.openxmlformats.org/officeDocument/2006/bibliography" xmlns="http://schemas.openxmlformats.org/officeDocument/2006/bibliography" SelectedStyle="/APASixthEditionOfficeOnline.xsl" StyleName="APA" Version="6"/>
+</file>
+
+<file path=customXml/itemProps1.xml><?xml version="1.0" encoding="utf-8"?>
+<ds:datastoreItem xmlns:ds="http://schemas.openxmlformats.org/officeDocument/2006/customXml" ds:itemID="{AED14F03-966A-6446-8146-6DD4A26F733A}">
+  <ds:schemaRefs>
+    <ds:schemaRef ds:uri="http://schemas.openxmlformats.org/officeDocument/2006/bibliography"/>
+  </ds:schemaRefs>
+</ds:datastoreItem>
 </file>